--- a/templates/biomedicina/modelo_relatorio_biomedicina_automatizado.docx
+++ b/templates/biomedicina/modelo_relatorio_biomedicina_automatizado.docx
@@ -564,26 +564,6 @@
           <w:rFonts w:ascii="Times New Roman" w:eastAsia="Arial" w:hAnsi="Times New Roman" w:cs="Times New Roman"/>
           <w:b/>
           <w:bCs/>
-          <w:sz w:val="24"/>
-          <w:szCs w:val="24"/>
-        </w:rPr>
-      </w:pPr>
-      <w:r>
-        <w:rPr>
-          <w:rFonts w:ascii="Times New Roman" w:eastAsia="Arial" w:hAnsi="Times New Roman" w:cs="Times New Roman"/>
-          <w:b/>
-          <w:bCs/>
-          <w:sz w:val="24"/>
-          <w:szCs w:val="24"/>
-        </w:rPr>
-        <w:t>UNINOVE – 2026.1</w:t>
-      </w:r>
-    </w:p>
-    <w:p>
-      <w:pPr>
-        <w:jc w:val="both"/>
-        <w:rPr>
-          <w:rFonts w:ascii="Times New Roman" w:eastAsia="Arial" w:hAnsi="Times New Roman" w:cs="Times New Roman"/>
           <w:sz w:val="24"/>
           <w:szCs w:val="24"/>
         </w:rPr>
@@ -598,6 +578,26 @@
           <w:titlePg/>
         </w:sectPr>
       </w:pPr>
+      <w:r>
+        <w:rPr>
+          <w:rFonts w:ascii="Times New Roman" w:eastAsia="Arial" w:hAnsi="Times New Roman" w:cs="Times New Roman"/>
+          <w:b/>
+          <w:bCs/>
+          <w:sz w:val="24"/>
+          <w:szCs w:val="24"/>
+        </w:rPr>
+        <w:t>UNINOVE – 2026.</w:t>
+      </w:r>
+      <w:r>
+        <w:rPr>
+          <w:rFonts w:ascii="Times New Roman" w:eastAsia="Arial" w:hAnsi="Times New Roman" w:cs="Times New Roman"/>
+          <w:b/>
+          <w:bCs/>
+          <w:sz w:val="24"/>
+          <w:szCs w:val="24"/>
+        </w:rPr>
+        <w:t>2</w:t>
+      </w:r>
     </w:p>
     <w:p>
       <w:pPr>
@@ -691,23 +691,7 @@
           <w:sz w:val="24"/>
           <w:szCs w:val="24"/>
         </w:rPr>
-        <w:t>{{AREA</w:t>
-      </w:r>
-      <w:r>
-        <w:rPr>
-          <w:rFonts w:ascii="Times New Roman" w:eastAsia="Arial" w:hAnsi="Times New Roman" w:cs="Times New Roman"/>
-          <w:sz w:val="24"/>
-          <w:szCs w:val="24"/>
-        </w:rPr>
-        <w:t>_ESTAGIO</w:t>
-      </w:r>
-      <w:r>
-        <w:rPr>
-          <w:rFonts w:ascii="Times New Roman" w:eastAsia="Arial" w:hAnsi="Times New Roman" w:cs="Times New Roman"/>
-          <w:sz w:val="24"/>
-          <w:szCs w:val="24"/>
-        </w:rPr>
-        <w:t>}}</w:t>
+        <w:t>{{AREA_ESTAGIO}}</w:t>
       </w:r>
     </w:p>
     <w:p>
@@ -765,52 +749,52 @@
           <w:sz w:val="24"/>
           <w:szCs w:val="24"/>
         </w:rPr>
-        <w:t>{{DATA_INICIO</w:t>
+        <w:t>{{DATA_INICIO_ESTAGIO}} à {{DATA_FIM_ESTAGIO}}</w:t>
+      </w:r>
+    </w:p>
+    <w:p>
+      <w:pPr>
+        <w:spacing w:after="200" w:line="480" w:lineRule="auto"/>
+        <w:rPr>
+          <w:rFonts w:ascii="Times New Roman" w:eastAsia="Arial" w:hAnsi="Times New Roman" w:cs="Times New Roman"/>
+          <w:b/>
+          <w:bCs/>
+          <w:sz w:val="24"/>
+          <w:szCs w:val="24"/>
+          <w:highlight w:val="white"/>
+        </w:rPr>
+      </w:pPr>
+      <w:r>
+        <w:rPr>
+          <w:rFonts w:ascii="Times New Roman" w:eastAsia="Arial" w:hAnsi="Times New Roman" w:cs="Times New Roman"/>
+          <w:b/>
+          <w:bCs/>
+          <w:sz w:val="24"/>
+          <w:szCs w:val="24"/>
+        </w:rPr>
+        <w:t xml:space="preserve">Estágio Supervisionado: (   ) I      (   ) </w:t>
       </w:r>
       <w:r>
         <w:rPr>
           <w:rFonts w:ascii="Times New Roman" w:eastAsia="Arial" w:hAnsi="Times New Roman" w:cs="Times New Roman"/>
-          <w:sz w:val="24"/>
-          <w:szCs w:val="24"/>
-        </w:rPr>
-        <w:t>_ESTAGIO</w:t>
-      </w:r>
-      <w:r>
-        <w:rPr>
-          <w:rFonts w:ascii="Times New Roman" w:eastAsia="Arial" w:hAnsi="Times New Roman" w:cs="Times New Roman"/>
-          <w:sz w:val="24"/>
-          <w:szCs w:val="24"/>
-        </w:rPr>
-        <w:t>}} à {{DATA_</w:t>
-      </w:r>
-      <w:r>
-        <w:rPr>
-          <w:rFonts w:ascii="Times New Roman" w:eastAsia="Arial" w:hAnsi="Times New Roman" w:cs="Times New Roman"/>
-          <w:sz w:val="24"/>
-          <w:szCs w:val="24"/>
-        </w:rPr>
-        <w:t>FIM_ESTAGIO</w:t>
-      </w:r>
-      <w:r>
-        <w:rPr>
-          <w:rFonts w:ascii="Times New Roman" w:eastAsia="Arial" w:hAnsi="Times New Roman" w:cs="Times New Roman"/>
-          <w:sz w:val="24"/>
-          <w:szCs w:val="24"/>
-        </w:rPr>
-        <w:t>}}</w:t>
-      </w:r>
-    </w:p>
-    <w:p>
-      <w:pPr>
-        <w:spacing w:after="200" w:line="480" w:lineRule="auto"/>
-        <w:rPr>
-          <w:rFonts w:ascii="Times New Roman" w:eastAsia="Arial" w:hAnsi="Times New Roman" w:cs="Times New Roman"/>
           <w:b/>
           <w:bCs/>
           <w:sz w:val="24"/>
           <w:szCs w:val="24"/>
           <w:highlight w:val="white"/>
         </w:rPr>
+        <w:t xml:space="preserve">II </w:t>
+      </w:r>
+    </w:p>
+    <w:p>
+      <w:pPr>
+        <w:spacing w:after="200" w:line="480" w:lineRule="auto"/>
+        <w:rPr>
+          <w:rFonts w:ascii="Times New Roman" w:eastAsia="Arial" w:hAnsi="Times New Roman" w:cs="Times New Roman"/>
+          <w:sz w:val="24"/>
+          <w:szCs w:val="24"/>
+          <w:highlight w:val="yellow"/>
+        </w:rPr>
       </w:pPr>
       <w:r>
         <w:rPr>
@@ -820,109 +804,7 @@
           <w:sz w:val="24"/>
           <w:szCs w:val="24"/>
         </w:rPr>
-        <w:t xml:space="preserve">Estágio Supervisionado: ( </w:t>
-      </w:r>
-      <w:r>
-        <w:rPr>
-          <w:rFonts w:ascii="Times New Roman" w:eastAsia="Arial" w:hAnsi="Times New Roman" w:cs="Times New Roman"/>
-          <w:b/>
-          <w:bCs/>
-          <w:sz w:val="24"/>
-          <w:szCs w:val="24"/>
-        </w:rPr>
-        <w:t xml:space="preserve"> </w:t>
-      </w:r>
-      <w:r>
-        <w:rPr>
-          <w:rFonts w:ascii="Times New Roman" w:eastAsia="Arial" w:hAnsi="Times New Roman" w:cs="Times New Roman"/>
-          <w:b/>
-          <w:bCs/>
-          <w:sz w:val="24"/>
-          <w:szCs w:val="24"/>
-        </w:rPr>
-        <w:t xml:space="preserve"> ) I      ( </w:t>
-      </w:r>
-      <w:r>
-        <w:rPr>
-          <w:rFonts w:ascii="Times New Roman" w:eastAsia="Arial" w:hAnsi="Times New Roman" w:cs="Times New Roman"/>
-          <w:b/>
-          <w:bCs/>
-          <w:sz w:val="24"/>
-          <w:szCs w:val="24"/>
-        </w:rPr>
-        <w:t xml:space="preserve"> </w:t>
-      </w:r>
-      <w:r>
-        <w:rPr>
-          <w:rFonts w:ascii="Times New Roman" w:eastAsia="Arial" w:hAnsi="Times New Roman" w:cs="Times New Roman"/>
-          <w:b/>
-          <w:bCs/>
-          <w:sz w:val="24"/>
-          <w:szCs w:val="24"/>
-        </w:rPr>
-        <w:t xml:space="preserve"> </w:t>
-      </w:r>
-      <w:r>
-        <w:rPr>
-          <w:rFonts w:ascii="Times New Roman" w:eastAsia="Arial" w:hAnsi="Times New Roman" w:cs="Times New Roman"/>
-          <w:b/>
-          <w:bCs/>
-          <w:sz w:val="24"/>
-          <w:szCs w:val="24"/>
-        </w:rPr>
-        <w:t xml:space="preserve">) </w:t>
-      </w:r>
-      <w:r>
-        <w:rPr>
-          <w:rFonts w:ascii="Times New Roman" w:eastAsia="Arial" w:hAnsi="Times New Roman" w:cs="Times New Roman"/>
-          <w:b/>
-          <w:bCs/>
-          <w:sz w:val="24"/>
-          <w:szCs w:val="24"/>
-          <w:highlight w:val="white"/>
-        </w:rPr>
-        <w:t xml:space="preserve">II </w:t>
-      </w:r>
-    </w:p>
-    <w:p>
-      <w:pPr>
-        <w:spacing w:after="200" w:line="480" w:lineRule="auto"/>
-        <w:rPr>
-          <w:rFonts w:ascii="Times New Roman" w:eastAsia="Arial" w:hAnsi="Times New Roman" w:cs="Times New Roman"/>
-          <w:sz w:val="24"/>
-          <w:szCs w:val="24"/>
-          <w:highlight w:val="yellow"/>
-        </w:rPr>
-      </w:pPr>
-      <w:r>
-        <w:rPr>
-          <w:rFonts w:ascii="Times New Roman" w:eastAsia="Arial" w:hAnsi="Times New Roman" w:cs="Times New Roman"/>
-          <w:b/>
-          <w:bCs/>
-          <w:sz w:val="24"/>
-          <w:szCs w:val="24"/>
-        </w:rPr>
-        <w:t xml:space="preserve">DEPENDÊNCIA: (   ) SIM     ( </w:t>
-      </w:r>
-      <w:r>
-        <w:rPr>
-          <w:rFonts w:ascii="Times New Roman" w:eastAsia="Arial" w:hAnsi="Times New Roman" w:cs="Times New Roman"/>
-          <w:b/>
-          <w:bCs/>
-          <w:sz w:val="24"/>
-          <w:szCs w:val="24"/>
-        </w:rPr>
-        <w:t xml:space="preserve"> </w:t>
-      </w:r>
-      <w:r>
-        <w:rPr>
-          <w:rFonts w:ascii="Times New Roman" w:eastAsia="Arial" w:hAnsi="Times New Roman" w:cs="Times New Roman"/>
-          <w:b/>
-          <w:bCs/>
-          <w:sz w:val="24"/>
-          <w:szCs w:val="24"/>
-        </w:rPr>
-        <w:t xml:space="preserve"> ) </w:t>
+        <w:t xml:space="preserve">DEPENDÊNCIA: (   ) SIM     (   ) </w:t>
       </w:r>
       <w:r>
         <w:rPr>
@@ -1139,23 +1021,7 @@
           <w:sz w:val="24"/>
           <w:szCs w:val="24"/>
         </w:rPr>
-        <w:t xml:space="preserve">São Paulo, </w:t>
-      </w:r>
-      <w:r>
-        <w:rPr>
-          <w:rFonts w:ascii="Times New Roman" w:eastAsia="Arial" w:hAnsi="Times New Roman" w:cs="Times New Roman"/>
-          <w:sz w:val="24"/>
-          <w:szCs w:val="24"/>
-        </w:rPr>
-        <w:t>{{DATA_FIM_EXTENSO}}</w:t>
-      </w:r>
-      <w:r>
-        <w:rPr>
-          <w:rFonts w:ascii="Times New Roman" w:eastAsia="Arial" w:hAnsi="Times New Roman" w:cs="Times New Roman"/>
-          <w:sz w:val="24"/>
-          <w:szCs w:val="24"/>
-        </w:rPr>
-        <w:t>.</w:t>
+        <w:t>São Paulo, {{DATA_FIM_EXTENSO}}.</w:t>
       </w:r>
     </w:p>
     <w:p>
@@ -1272,34 +1138,64 @@
           <w:sz w:val="24"/>
           <w:szCs w:val="24"/>
         </w:rPr>
-        <w:t>{{ENDERE</w:t>
+        <w:t>{{ENDERECO_ALUNO}}</w:t>
+      </w:r>
+    </w:p>
+    <w:p>
+      <w:pPr>
+        <w:tabs>
+          <w:tab w:val="left" w:pos="4819"/>
+        </w:tabs>
+        <w:spacing w:after="200" w:line="480" w:lineRule="auto"/>
+        <w:jc w:val="both"/>
+        <w:rPr>
+          <w:rFonts w:ascii="Times New Roman" w:eastAsia="Arial" w:hAnsi="Times New Roman" w:cs="Times New Roman"/>
+          <w:sz w:val="24"/>
+          <w:szCs w:val="24"/>
+          <w:highlight w:val="yellow"/>
+        </w:rPr>
+      </w:pPr>
+      <w:r>
+        <w:rPr>
+          <w:rFonts w:ascii="Times New Roman" w:hAnsi="Times New Roman"/>
+          <w:b/>
+          <w:sz w:val="24"/>
+        </w:rPr>
+        <w:t>BAIRRO:</w:t>
       </w:r>
       <w:r>
         <w:rPr>
-          <w:rFonts w:ascii="Times New Roman" w:eastAsia="Arial" w:hAnsi="Times New Roman" w:cs="Times New Roman"/>
-          <w:sz w:val="24"/>
-          <w:szCs w:val="24"/>
-        </w:rPr>
-        <w:t>C</w:t>
+          <w:rFonts w:ascii="Times New Roman" w:hAnsi="Times New Roman"/>
+          <w:sz w:val="24"/>
+        </w:rPr>
+        <w:t xml:space="preserve"> {{BAIRRO_ALUNO}}</w:t>
       </w:r>
       <w:r>
         <w:rPr>
-          <w:rFonts w:ascii="Times New Roman" w:eastAsia="Arial" w:hAnsi="Times New Roman" w:cs="Times New Roman"/>
-          <w:sz w:val="24"/>
-          <w:szCs w:val="24"/>
-        </w:rPr>
-        <w:t>O_ALUNO}}</w:t>
+          <w:rFonts w:ascii="Times New Roman" w:hAnsi="Times New Roman"/>
+          <w:b/>
+          <w:sz w:val="24"/>
+        </w:rPr>
+        <w:tab/>
+        <w:t>CIDADE:</w:t>
       </w:r>
-    </w:p>
-    <w:p>
-      <w:pPr>
+      <w:r>
+        <w:rPr>
+          <w:rFonts w:ascii="Times New Roman" w:hAnsi="Times New Roman"/>
+          <w:sz w:val="24"/>
+        </w:rPr>
+        <w:t xml:space="preserve"> {{CIDADE_ALUNO}}</w:t>
+      </w:r>
+    </w:p>
+    <w:p>
+      <w:pPr>
+        <w:shd w:val="clear" w:color="auto" w:fill="FFFFFF"/>
         <w:spacing w:after="200" w:line="480" w:lineRule="auto"/>
         <w:jc w:val="both"/>
         <w:rPr>
           <w:rFonts w:ascii="Times New Roman" w:eastAsia="Arial" w:hAnsi="Times New Roman" w:cs="Times New Roman"/>
           <w:sz w:val="24"/>
           <w:szCs w:val="24"/>
-          <w:highlight w:val="yellow"/>
         </w:rPr>
       </w:pPr>
       <w:r>
@@ -1309,9 +1205,8 @@
           <w:bCs/>
           <w:sz w:val="24"/>
           <w:szCs w:val="24"/>
-          <w:highlight w:val="white"/>
-        </w:rPr>
-        <w:t xml:space="preserve">BAIRRO: </w:t>
+        </w:rPr>
+        <w:t>ESTADO:</w:t>
       </w:r>
       <w:r>
         <w:rPr>
@@ -1319,7 +1214,7 @@
           <w:sz w:val="24"/>
           <w:szCs w:val="24"/>
         </w:rPr>
-        <w:t>{{BAIRRO_ALUNO}}</w:t>
+        <w:t xml:space="preserve"> {{ESTADO_ALUNO}}</w:t>
       </w:r>
       <w:r>
         <w:rPr>
@@ -1334,115 +1229,13 @@
           <w:rFonts w:ascii="Times New Roman" w:eastAsia="Arial" w:hAnsi="Times New Roman" w:cs="Times New Roman"/>
           <w:sz w:val="24"/>
           <w:szCs w:val="24"/>
-          <w:highlight w:val="white"/>
-        </w:rPr>
+        </w:rPr>
+        <w:tab/>
         <w:t xml:space="preserve"> </w:t>
       </w:r>
       <w:r>
         <w:rPr>
           <w:rFonts w:ascii="Times New Roman" w:eastAsia="Arial" w:hAnsi="Times New Roman" w:cs="Times New Roman"/>
-          <w:sz w:val="24"/>
-          <w:szCs w:val="24"/>
-          <w:highlight w:val="white"/>
-        </w:rPr>
-        <w:tab/>
-      </w:r>
-      <w:r>
-        <w:rPr>
-          <w:rFonts w:ascii="Times New Roman" w:eastAsia="Arial" w:hAnsi="Times New Roman" w:cs="Times New Roman"/>
-          <w:b/>
-          <w:bCs/>
-          <w:sz w:val="24"/>
-          <w:szCs w:val="24"/>
-          <w:highlight w:val="white"/>
-        </w:rPr>
-        <w:t>CIDAD</w:t>
-      </w:r>
-      <w:r>
-        <w:rPr>
-          <w:rFonts w:ascii="Times New Roman" w:eastAsia="Arial" w:hAnsi="Times New Roman" w:cs="Times New Roman"/>
-          <w:b/>
-          <w:bCs/>
-          <w:sz w:val="24"/>
-          <w:szCs w:val="24"/>
-          <w:highlight w:val="white"/>
-        </w:rPr>
-        <w:t xml:space="preserve">E: </w:t>
-      </w:r>
-      <w:r>
-        <w:rPr>
-          <w:rFonts w:ascii="Times New Roman" w:eastAsia="Arial" w:hAnsi="Times New Roman" w:cs="Times New Roman"/>
-          <w:sz w:val="24"/>
-          <w:szCs w:val="24"/>
-          <w:highlight w:val="white"/>
-        </w:rPr>
-        <w:t>{{CIDADE_ALUNO}}</w:t>
-      </w:r>
-    </w:p>
-    <w:p>
-      <w:pPr>
-        <w:shd w:val="clear" w:color="auto" w:fill="FFFFFF"/>
-        <w:spacing w:after="200" w:line="480" w:lineRule="auto"/>
-        <w:jc w:val="both"/>
-        <w:rPr>
-          <w:rFonts w:ascii="Times New Roman" w:eastAsia="Arial" w:hAnsi="Times New Roman" w:cs="Times New Roman"/>
-          <w:sz w:val="24"/>
-          <w:szCs w:val="24"/>
-        </w:rPr>
-      </w:pPr>
-      <w:r>
-        <w:rPr>
-          <w:rFonts w:ascii="Times New Roman" w:eastAsia="Arial" w:hAnsi="Times New Roman" w:cs="Times New Roman"/>
-          <w:b/>
-          <w:bCs/>
-          <w:sz w:val="24"/>
-          <w:szCs w:val="24"/>
-        </w:rPr>
-        <w:t>ESTADO:</w:t>
-      </w:r>
-      <w:r>
-        <w:rPr>
-          <w:rFonts w:ascii="Times New Roman" w:eastAsia="Arial" w:hAnsi="Times New Roman" w:cs="Times New Roman"/>
-          <w:sz w:val="24"/>
-          <w:szCs w:val="24"/>
-        </w:rPr>
-        <w:t xml:space="preserve"> </w:t>
-      </w:r>
-      <w:r>
-        <w:rPr>
-          <w:rFonts w:ascii="Times New Roman" w:eastAsia="Arial" w:hAnsi="Times New Roman" w:cs="Times New Roman"/>
-          <w:sz w:val="24"/>
-          <w:szCs w:val="24"/>
-        </w:rPr>
-        <w:t>{{ESTADO_ALUNO}}</w:t>
-      </w:r>
-      <w:r>
-        <w:rPr>
-          <w:rFonts w:ascii="Times New Roman" w:eastAsia="Arial" w:hAnsi="Times New Roman" w:cs="Times New Roman"/>
-          <w:sz w:val="24"/>
-          <w:szCs w:val="24"/>
-        </w:rPr>
-        <w:tab/>
-      </w:r>
-      <w:r>
-        <w:rPr>
-          <w:rFonts w:ascii="Times New Roman" w:eastAsia="Arial" w:hAnsi="Times New Roman" w:cs="Times New Roman"/>
-          <w:sz w:val="24"/>
-          <w:szCs w:val="24"/>
-        </w:rPr>
-        <w:tab/>
-      </w:r>
-      <w:r>
-        <w:rPr>
-          <w:rFonts w:ascii="Times New Roman" w:eastAsia="Arial" w:hAnsi="Times New Roman" w:cs="Times New Roman"/>
-          <w:sz w:val="24"/>
-          <w:szCs w:val="24"/>
-        </w:rPr>
-        <w:t xml:space="preserve"> </w:t>
-      </w:r>
-      <w:r>
-        <w:rPr>
-          <w:rFonts w:ascii="Times New Roman" w:eastAsia="Arial" w:hAnsi="Times New Roman" w:cs="Times New Roman"/>
           <w:b/>
           <w:bCs/>
           <w:sz w:val="24"/>
@@ -1456,15 +1249,7 @@
           <w:sz w:val="24"/>
           <w:szCs w:val="24"/>
         </w:rPr>
-        <w:t xml:space="preserve"> </w:t>
-      </w:r>
-      <w:r>
-        <w:rPr>
-          <w:rFonts w:ascii="Times New Roman" w:eastAsia="Arial" w:hAnsi="Times New Roman" w:cs="Times New Roman"/>
-          <w:sz w:val="24"/>
-          <w:szCs w:val="24"/>
-        </w:rPr>
-        <w:t>{{CEP_ALUNO}}</w:t>
+        <w:t xml:space="preserve"> {{CEP_ALUNO}}</w:t>
       </w:r>
     </w:p>
     <w:p>
@@ -1552,7 +1337,7 @@
           <w:szCs w:val="24"/>
           <w:highlight w:val="white"/>
         </w:rPr>
-        <w:t>SEMESTRE MATRICULADO EM 202</w:t>
+        <w:t>SEMESTRE MATRICULADO EM 2026.</w:t>
       </w:r>
       <w:r>
         <w:rPr>
@@ -1563,29 +1348,7 @@
           <w:szCs w:val="24"/>
           <w:highlight w:val="white"/>
         </w:rPr>
-        <w:t>6</w:t>
-      </w:r>
-      <w:r>
-        <w:rPr>
-          <w:rFonts w:ascii="Times New Roman" w:eastAsia="Arial" w:hAnsi="Times New Roman" w:cs="Times New Roman"/>
-          <w:b/>
-          <w:bCs/>
-          <w:sz w:val="24"/>
-          <w:szCs w:val="24"/>
-          <w:highlight w:val="white"/>
-        </w:rPr>
-        <w:t>.</w:t>
-      </w:r>
-      <w:r>
-        <w:rPr>
-          <w:rFonts w:ascii="Times New Roman" w:eastAsia="Arial" w:hAnsi="Times New Roman" w:cs="Times New Roman"/>
-          <w:b/>
-          <w:bCs/>
-          <w:sz w:val="24"/>
-          <w:szCs w:val="24"/>
-          <w:highlight w:val="white"/>
-        </w:rPr>
-        <w:t>1</w:t>
+        <w:t>2</w:t>
       </w:r>
       <w:r>
         <w:rPr>
@@ -1709,59 +1472,34 @@
           <w:szCs w:val="24"/>
           <w:highlight w:val="white"/>
         </w:rPr>
-        <w:t xml:space="preserve"> </w:t>
+        <w:t xml:space="preserve"> {{APOLICE}}</w:t>
       </w:r>
+    </w:p>
+    <w:p>
+      <w:pPr>
+        <w:spacing w:after="200" w:line="480" w:lineRule="auto"/>
+        <w:jc w:val="both"/>
+        <w:rPr>
+          <w:rFonts w:ascii="Times New Roman" w:eastAsia="Arial" w:hAnsi="Times New Roman" w:cs="Times New Roman"/>
+          <w:sz w:val="24"/>
+          <w:szCs w:val="24"/>
+          <w:highlight w:val="yellow"/>
+        </w:rPr>
+      </w:pPr>
       <w:r>
         <w:rPr>
-          <w:rFonts w:ascii="Times New Roman" w:eastAsia="Arial" w:hAnsi="Times New Roman" w:cs="Times New Roman"/>
-          <w:sz w:val="24"/>
-          <w:szCs w:val="24"/>
-          <w:highlight w:val="white"/>
-        </w:rPr>
-        <w:t>{{APOLICE}}</w:t>
-      </w:r>
-    </w:p>
-    <w:p>
-      <w:pPr>
-        <w:spacing w:after="200" w:line="480" w:lineRule="auto"/>
-        <w:jc w:val="both"/>
-        <w:rPr>
-          <w:rFonts w:ascii="Times New Roman" w:eastAsia="Arial" w:hAnsi="Times New Roman" w:cs="Times New Roman"/>
-          <w:sz w:val="24"/>
-          <w:szCs w:val="24"/>
-          <w:highlight w:val="yellow"/>
-        </w:rPr>
-      </w:pPr>
-      <w:r>
-        <w:rPr>
-          <w:rFonts w:ascii="Times New Roman" w:eastAsia="Arial" w:hAnsi="Times New Roman" w:cs="Times New Roman"/>
+          <w:rFonts w:ascii="Times New Roman" w:hAnsi="Times New Roman"/>
           <w:b/>
-          <w:bCs/>
-          <w:sz w:val="24"/>
-          <w:szCs w:val="24"/>
-          <w:highlight w:val="white"/>
+          <w:sz w:val="24"/>
         </w:rPr>
         <w:t>EMPRESA SEGURADORA:</w:t>
       </w:r>
       <w:r>
         <w:rPr>
-          <w:rFonts w:ascii="Times New Roman" w:eastAsia="Arial" w:hAnsi="Times New Roman" w:cs="Times New Roman"/>
-          <w:b/>
-          <w:bCs/>
-          <w:sz w:val="24"/>
-          <w:szCs w:val="24"/>
-          <w:highlight w:val="white"/>
-        </w:rPr>
-        <w:t xml:space="preserve"> </w:t>
-      </w:r>
-      <w:r>
-        <w:rPr>
-          <w:rFonts w:ascii="Times New Roman" w:eastAsia="Arial" w:hAnsi="Times New Roman" w:cs="Times New Roman"/>
-          <w:sz w:val="24"/>
-          <w:szCs w:val="24"/>
-          <w:highlight w:val="white"/>
-        </w:rPr>
-        <w:t>{{SEGURADORA}}</w:t>
+          <w:rFonts w:ascii="Times New Roman" w:hAnsi="Times New Roman"/>
+          <w:sz w:val="24"/>
+        </w:rPr>
+        <w:t xml:space="preserve"> {{SEGURADORA}}</w:t>
       </w:r>
     </w:p>
     <w:p>
@@ -1902,23 +1640,7 @@
           <w:sz w:val="24"/>
           <w:szCs w:val="24"/>
         </w:rPr>
-        <w:t xml:space="preserve">São Paulo, </w:t>
-      </w:r>
-      <w:r>
-        <w:rPr>
-          <w:rFonts w:ascii="Times New Roman" w:eastAsia="Arial" w:hAnsi="Times New Roman" w:cs="Times New Roman"/>
-          <w:sz w:val="24"/>
-          <w:szCs w:val="24"/>
-        </w:rPr>
-        <w:t>{{DATA_FIM_EXTENSO}}</w:t>
-      </w:r>
-      <w:r>
-        <w:rPr>
-          <w:rFonts w:ascii="Times New Roman" w:eastAsia="Arial" w:hAnsi="Times New Roman" w:cs="Times New Roman"/>
-          <w:sz w:val="24"/>
-          <w:szCs w:val="24"/>
-        </w:rPr>
-        <w:t>.</w:t>
+        <w:t>São Paulo, {{DATA_FIM_EXTENSO}}.</w:t>
       </w:r>
     </w:p>
     <w:p>
@@ -2106,6 +1828,52 @@
     </w:p>
     <w:p>
       <w:pPr>
+        <w:tabs>
+          <w:tab w:val="left" w:pos="4819"/>
+        </w:tabs>
+        <w:spacing w:after="200" w:line="480" w:lineRule="auto"/>
+        <w:jc w:val="both"/>
+        <w:rPr>
+          <w:rFonts w:ascii="Times New Roman" w:eastAsia="Arial" w:hAnsi="Times New Roman" w:cs="Times New Roman"/>
+          <w:sz w:val="24"/>
+          <w:szCs w:val="24"/>
+          <w:highlight w:val="yellow"/>
+        </w:rPr>
+      </w:pPr>
+      <w:r>
+        <w:rPr>
+          <w:rFonts w:ascii="Times New Roman" w:hAnsi="Times New Roman"/>
+          <w:b/>
+          <w:sz w:val="24"/>
+        </w:rPr>
+        <w:t>BAIRRO:</w:t>
+      </w:r>
+      <w:r>
+        <w:rPr>
+          <w:rFonts w:ascii="Times New Roman" w:hAnsi="Times New Roman"/>
+          <w:sz w:val="24"/>
+        </w:rPr>
+        <w:t xml:space="preserve"> {{BAIRRO_EMPRESA}}</w:t>
+      </w:r>
+      <w:r>
+        <w:rPr>
+          <w:rFonts w:ascii="Times New Roman" w:hAnsi="Times New Roman"/>
+          <w:b/>
+          <w:sz w:val="24"/>
+        </w:rPr>
+        <w:tab/>
+        <w:t>CIDADE:</w:t>
+      </w:r>
+      <w:r>
+        <w:rPr>
+          <w:rFonts w:ascii="Times New Roman" w:hAnsi="Times New Roman"/>
+          <w:sz w:val="24"/>
+        </w:rPr>
+        <w:t xml:space="preserve"> {{CIDADE_EMPRESA}}</w:t>
+      </w:r>
+    </w:p>
+    <w:p>
+      <w:pPr>
         <w:spacing w:after="200" w:line="480" w:lineRule="auto"/>
         <w:jc w:val="both"/>
         <w:rPr>
@@ -2124,85 +1892,7 @@
           <w:szCs w:val="24"/>
           <w:highlight w:val="white"/>
         </w:rPr>
-        <w:t xml:space="preserve">BAIRRO: </w:t>
-      </w:r>
-      <w:r>
-        <w:rPr>
-          <w:rFonts w:ascii="Times New Roman" w:eastAsia="Arial" w:hAnsi="Times New Roman" w:cs="Times New Roman"/>
-          <w:sz w:val="24"/>
-          <w:szCs w:val="24"/>
-        </w:rPr>
-        <w:t>{{BAIRRO_EMPRESA}}</w:t>
-      </w:r>
-      <w:r>
-        <w:rPr>
-          <w:rFonts w:ascii="Times New Roman" w:eastAsia="Arial" w:hAnsi="Times New Roman" w:cs="Times New Roman"/>
-          <w:b/>
-          <w:bCs/>
-          <w:sz w:val="24"/>
-          <w:szCs w:val="24"/>
-          <w:highlight w:val="white"/>
-        </w:rPr>
-        <w:tab/>
-        <w:t xml:space="preserve">CIDADE: </w:t>
-      </w:r>
-      <w:r>
-        <w:rPr>
-          <w:rFonts w:ascii="Times New Roman" w:eastAsia="Arial" w:hAnsi="Times New Roman" w:cs="Times New Roman"/>
-          <w:sz w:val="24"/>
-          <w:szCs w:val="24"/>
-        </w:rPr>
-        <w:t>{{CIDADE</w:t>
-      </w:r>
-      <w:r>
-        <w:rPr>
-          <w:rFonts w:ascii="Times New Roman" w:eastAsia="Arial" w:hAnsi="Times New Roman" w:cs="Times New Roman"/>
-          <w:sz w:val="24"/>
-          <w:szCs w:val="24"/>
-        </w:rPr>
-        <w:t>_</w:t>
-      </w:r>
-      <w:r>
-        <w:rPr>
-          <w:rFonts w:ascii="Times New Roman" w:eastAsia="Arial" w:hAnsi="Times New Roman" w:cs="Times New Roman"/>
-          <w:sz w:val="24"/>
-          <w:szCs w:val="24"/>
-        </w:rPr>
-        <w:t>EMPRESA}}</w:t>
-      </w:r>
-    </w:p>
-    <w:p>
-      <w:pPr>
-        <w:spacing w:after="200" w:line="480" w:lineRule="auto"/>
-        <w:jc w:val="both"/>
-        <w:rPr>
-          <w:rFonts w:ascii="Times New Roman" w:eastAsia="Arial" w:hAnsi="Times New Roman" w:cs="Times New Roman"/>
-          <w:sz w:val="24"/>
-          <w:szCs w:val="24"/>
-          <w:highlight w:val="yellow"/>
-        </w:rPr>
-      </w:pPr>
-      <w:r>
-        <w:rPr>
-          <w:rFonts w:ascii="Times New Roman" w:eastAsia="Arial" w:hAnsi="Times New Roman" w:cs="Times New Roman"/>
-          <w:b/>
-          <w:bCs/>
-          <w:sz w:val="24"/>
-          <w:szCs w:val="24"/>
-          <w:highlight w:val="white"/>
-        </w:rPr>
-        <w:t>Nº TEL DA EMPRESA OU SETOR:</w:t>
-      </w:r>
-      <w:r>
-        <w:rPr>
-          <w:rFonts w:ascii="Times New Roman" w:eastAsia="Arial" w:hAnsi="Times New Roman" w:cs="Times New Roman"/>
-          <w:b/>
-          <w:bCs/>
-          <w:sz w:val="24"/>
-          <w:szCs w:val="24"/>
-          <w:highlight w:val="white"/>
-        </w:rPr>
-        <w:t xml:space="preserve"> </w:t>
+        <w:t xml:space="preserve">Nº TEL DA EMPRESA OU SETOR: </w:t>
       </w:r>
       <w:r>
         <w:rPr>
@@ -2265,27 +1955,43 @@
           <w:szCs w:val="24"/>
           <w:highlight w:val="white"/>
         </w:rPr>
-        <w:t>E-MAIL DO RESPONSÁVEL PELO ESTÁGIO</w:t>
+        <w:t xml:space="preserve">E-MAIL DO RESPONSÁVEL PELO ESTÁGIO: </w:t>
       </w:r>
       <w:r>
         <w:rPr>
           <w:rFonts w:ascii="Times New Roman" w:eastAsia="Arial" w:hAnsi="Times New Roman" w:cs="Times New Roman"/>
+          <w:sz w:val="24"/>
+          <w:szCs w:val="24"/>
+          <w:highlight w:val="white"/>
+        </w:rPr>
+        <w:t>{{EMAIL_RT}}</w:t>
+      </w:r>
+    </w:p>
+    <w:p>
+      <w:pPr>
+        <w:spacing w:after="200" w:line="480" w:lineRule="auto"/>
+        <w:jc w:val="both"/>
+        <w:rPr>
+          <w:rFonts w:ascii="Times New Roman" w:eastAsia="Arial" w:hAnsi="Times New Roman" w:cs="Times New Roman"/>
+          <w:sz w:val="24"/>
+          <w:szCs w:val="24"/>
+          <w:highlight w:val="yellow"/>
+        </w:rPr>
+      </w:pPr>
+      <w:r>
+        <w:rPr>
+          <w:rFonts w:ascii="Times New Roman" w:hAnsi="Times New Roman"/>
           <w:b/>
-          <w:bCs/>
-          <w:sz w:val="24"/>
-          <w:szCs w:val="24"/>
-          <w:highlight w:val="white"/>
-        </w:rPr>
-        <w:t xml:space="preserve">: </w:t>
+          <w:sz w:val="24"/>
+        </w:rPr>
+        <w:t>SIGLA DO CONSELHO DE CLASSE DO RT:</w:t>
       </w:r>
       <w:r>
         <w:rPr>
-          <w:rFonts w:ascii="Times New Roman" w:eastAsia="Arial" w:hAnsi="Times New Roman" w:cs="Times New Roman"/>
-          <w:sz w:val="24"/>
-          <w:szCs w:val="24"/>
-          <w:highlight w:val="white"/>
-        </w:rPr>
-        <w:t>{{EMAIL_RT}}</w:t>
+          <w:rFonts w:ascii="Times New Roman" w:hAnsi="Times New Roman"/>
+          <w:sz w:val="24"/>
+        </w:rPr>
+        <w:t xml:space="preserve"> {{SIGLA_CONSELHO_RT}}</w:t>
       </w:r>
     </w:p>
     <w:p>
@@ -2301,38 +2007,18 @@
       </w:pPr>
       <w:r>
         <w:rPr>
-          <w:rFonts w:ascii="Times New Roman" w:eastAsia="Arial" w:hAnsi="Times New Roman" w:cs="Times New Roman"/>
+          <w:rFonts w:ascii="Times New Roman" w:hAnsi="Times New Roman"/>
           <w:b/>
-          <w:bCs/>
-          <w:sz w:val="24"/>
-          <w:szCs w:val="24"/>
-          <w:highlight w:val="white"/>
-        </w:rPr>
-        <w:t xml:space="preserve">Nº DO CRBM : </w:t>
+          <w:sz w:val="24"/>
+        </w:rPr>
+        <w:t>Nº DE INSCRIÇÃO NO CONSELHO:</w:t>
       </w:r>
       <w:r>
         <w:rPr>
-          <w:rFonts w:ascii="Times New Roman" w:eastAsia="Arial" w:hAnsi="Times New Roman" w:cs="Times New Roman"/>
-          <w:sz w:val="24"/>
-          <w:szCs w:val="24"/>
-        </w:rPr>
-        <w:t>{{</w:t>
-      </w:r>
-      <w:r>
-        <w:rPr>
-          <w:rFonts w:ascii="Times New Roman" w:eastAsia="Arial" w:hAnsi="Times New Roman" w:cs="Times New Roman"/>
-          <w:sz w:val="24"/>
-          <w:szCs w:val="24"/>
-        </w:rPr>
-        <w:t>CONSELHO_RT</w:t>
-      </w:r>
-      <w:r>
-        <w:rPr>
-          <w:rFonts w:ascii="Times New Roman" w:eastAsia="Arial" w:hAnsi="Times New Roman" w:cs="Times New Roman"/>
-          <w:sz w:val="24"/>
-          <w:szCs w:val="24"/>
-        </w:rPr>
-        <w:t>}}</w:t>
+          <w:rFonts w:ascii="Times New Roman" w:hAnsi="Times New Roman"/>
+          <w:sz w:val="24"/>
+        </w:rPr>
+        <w:t xml:space="preserve"> {{NUMERO_CONSELHO_RT}}</w:t>
       </w:r>
     </w:p>
     <w:p>
@@ -2490,28 +2176,6 @@
     </w:p>
     <w:p>
       <w:pPr>
-        <w:jc w:val="both"/>
-        <w:rPr>
-          <w:rFonts w:ascii="Times New Roman" w:eastAsia="Arial" w:hAnsi="Times New Roman" w:cs="Times New Roman"/>
-          <w:sz w:val="24"/>
-          <w:szCs w:val="24"/>
-          <w:highlight w:val="yellow"/>
-        </w:rPr>
-      </w:pPr>
-    </w:p>
-    <w:p>
-      <w:pPr>
-        <w:jc w:val="both"/>
-        <w:rPr>
-          <w:rFonts w:ascii="Times New Roman" w:eastAsia="Arial" w:hAnsi="Times New Roman" w:cs="Times New Roman"/>
-          <w:sz w:val="24"/>
-          <w:szCs w:val="24"/>
-          <w:highlight w:val="yellow"/>
-        </w:rPr>
-      </w:pPr>
-    </w:p>
-    <w:p>
-      <w:pPr>
         <w:jc w:val="right"/>
         <w:rPr>
           <w:rFonts w:ascii="Times New Roman" w:eastAsia="Arial" w:hAnsi="Times New Roman" w:cs="Times New Roman"/>
@@ -2563,23 +2227,7 @@
           <w:sz w:val="24"/>
           <w:szCs w:val="24"/>
         </w:rPr>
-        <w:t>{{</w:t>
-      </w:r>
-      <w:r>
-        <w:rPr>
-          <w:rFonts w:ascii="Times New Roman" w:eastAsia="Arial" w:hAnsi="Times New Roman" w:cs="Times New Roman"/>
-          <w:sz w:val="24"/>
-          <w:szCs w:val="24"/>
-        </w:rPr>
-        <w:t>CONSELHO_RT</w:t>
-      </w:r>
-      <w:r>
-        <w:rPr>
-          <w:rFonts w:ascii="Times New Roman" w:eastAsia="Arial" w:hAnsi="Times New Roman" w:cs="Times New Roman"/>
-          <w:sz w:val="24"/>
-          <w:szCs w:val="24"/>
-        </w:rPr>
-        <w:t>}}</w:t>
+        <w:t>{{CONSELHO_RT_DOCUMENTO}}</w:t>
       </w:r>
     </w:p>
     <w:p>
@@ -3535,7 +3183,7 @@
           <w:tab w:val="right" w:leader="dot" w:pos="8910"/>
         </w:tabs>
         <w:rPr>
-          <w:rFonts w:ascii="Times New Roman" w:eastAsiaTheme="minorEastAsia" w:hAnsi="Times New Roman" w:cs="Times New Roman"/>
+          <w:rFonts w:asciiTheme="minorHAnsi" w:eastAsiaTheme="minorEastAsia" w:hAnsiTheme="minorHAnsi" w:cstheme="minorBidi"/>
           <w:noProof/>
           <w:kern w:val="2"/>
           <w:sz w:val="24"/>
@@ -3574,83 +3222,59 @@
         </w:rPr>
         <w:fldChar w:fldCharType="separate"/>
       </w:r>
-      <w:hyperlink w:anchor="_Toc231338781" w:history="1">
+      <w:hyperlink w:anchor="_Toc240303730" w:history="1">
         <w:r>
           <w:rPr>
             <w:rStyle w:val="Hyperlink"/>
-            <w:rFonts w:ascii="Times New Roman" w:hAnsi="Times New Roman" w:cs="Times New Roman"/>
             <w:noProof/>
-            <w:sz w:val="24"/>
-            <w:szCs w:val="24"/>
           </w:rPr>
           <w:t>1. INTRODUÇÃO</w:t>
         </w:r>
         <w:r>
           <w:rPr>
-            <w:rFonts w:ascii="Times New Roman" w:hAnsi="Times New Roman" w:cs="Times New Roman"/>
             <w:noProof/>
             <w:webHidden/>
-            <w:sz w:val="24"/>
-            <w:szCs w:val="24"/>
           </w:rPr>
           <w:tab/>
         </w:r>
         <w:r>
           <w:rPr>
-            <w:rFonts w:ascii="Times New Roman" w:hAnsi="Times New Roman" w:cs="Times New Roman"/>
             <w:noProof/>
             <w:webHidden/>
-            <w:sz w:val="24"/>
-            <w:szCs w:val="24"/>
           </w:rPr>
           <w:fldChar w:fldCharType="begin"/>
         </w:r>
         <w:r>
           <w:rPr>
-            <w:rFonts w:ascii="Times New Roman" w:hAnsi="Times New Roman" w:cs="Times New Roman"/>
             <w:noProof/>
             <w:webHidden/>
-            <w:sz w:val="24"/>
-            <w:szCs w:val="24"/>
           </w:rPr>
-          <w:instrText xml:space="preserve"> PAGEREF _Toc231338781 \h </w:instrText>
+          <w:instrText xml:space="preserve"> PAGEREF _Toc240303730 \h </w:instrText>
         </w:r>
         <w:r>
           <w:rPr>
-            <w:rFonts w:ascii="Times New Roman" w:hAnsi="Times New Roman" w:cs="Times New Roman"/>
             <w:noProof/>
             <w:webHidden/>
-            <w:sz w:val="24"/>
-            <w:szCs w:val="24"/>
           </w:rPr>
         </w:r>
         <w:r>
           <w:rPr>
-            <w:rFonts w:ascii="Times New Roman" w:hAnsi="Times New Roman" w:cs="Times New Roman"/>
             <w:noProof/>
             <w:webHidden/>
-            <w:sz w:val="24"/>
-            <w:szCs w:val="24"/>
           </w:rPr>
           <w:fldChar w:fldCharType="separate"/>
         </w:r>
         <w:r>
           <w:rPr>
-            <w:rFonts w:ascii="Times New Roman" w:hAnsi="Times New Roman" w:cs="Times New Roman"/>
             <w:noProof/>
             <w:webHidden/>
-            <w:sz w:val="24"/>
-            <w:szCs w:val="24"/>
           </w:rPr>
           <w:t>7</w:t>
         </w:r>
         <w:r>
           <w:rPr>
-            <w:rFonts w:ascii="Times New Roman" w:hAnsi="Times New Roman" w:cs="Times New Roman"/>
             <w:noProof/>
             <w:webHidden/>
-            <w:sz w:val="24"/>
-            <w:szCs w:val="24"/>
           </w:rPr>
           <w:fldChar w:fldCharType="end"/>
         </w:r>
@@ -3663,7 +3287,7 @@
           <w:tab w:val="right" w:leader="dot" w:pos="8910"/>
         </w:tabs>
         <w:rPr>
-          <w:rFonts w:ascii="Times New Roman" w:eastAsiaTheme="minorEastAsia" w:hAnsi="Times New Roman" w:cs="Times New Roman"/>
+          <w:rFonts w:asciiTheme="minorHAnsi" w:eastAsiaTheme="minorEastAsia" w:hAnsiTheme="minorHAnsi" w:cstheme="minorBidi"/>
           <w:noProof/>
           <w:kern w:val="2"/>
           <w:sz w:val="24"/>
@@ -3672,83 +3296,59 @@
           <w14:ligatures w14:val="standardContextual"/>
         </w:rPr>
       </w:pPr>
-      <w:hyperlink w:anchor="_Toc231338782" w:history="1">
+      <w:hyperlink w:anchor="_Toc240303731" w:history="1">
         <w:r>
           <w:rPr>
             <w:rStyle w:val="Hyperlink"/>
-            <w:rFonts w:ascii="Times New Roman" w:hAnsi="Times New Roman" w:cs="Times New Roman"/>
             <w:noProof/>
-            <w:sz w:val="24"/>
-            <w:szCs w:val="24"/>
           </w:rPr>
           <w:t>2. OBJETIVO DO ESTÁGIO</w:t>
         </w:r>
         <w:r>
           <w:rPr>
-            <w:rFonts w:ascii="Times New Roman" w:hAnsi="Times New Roman" w:cs="Times New Roman"/>
             <w:noProof/>
             <w:webHidden/>
-            <w:sz w:val="24"/>
-            <w:szCs w:val="24"/>
           </w:rPr>
           <w:tab/>
         </w:r>
         <w:r>
           <w:rPr>
-            <w:rFonts w:ascii="Times New Roman" w:hAnsi="Times New Roman" w:cs="Times New Roman"/>
             <w:noProof/>
             <w:webHidden/>
-            <w:sz w:val="24"/>
-            <w:szCs w:val="24"/>
           </w:rPr>
           <w:fldChar w:fldCharType="begin"/>
         </w:r>
         <w:r>
           <w:rPr>
-            <w:rFonts w:ascii="Times New Roman" w:hAnsi="Times New Roman" w:cs="Times New Roman"/>
             <w:noProof/>
             <w:webHidden/>
-            <w:sz w:val="24"/>
-            <w:szCs w:val="24"/>
           </w:rPr>
-          <w:instrText xml:space="preserve"> PAGEREF _Toc231338782 \h </w:instrText>
+          <w:instrText xml:space="preserve"> PAGEREF _Toc240303731 \h </w:instrText>
         </w:r>
         <w:r>
           <w:rPr>
-            <w:rFonts w:ascii="Times New Roman" w:hAnsi="Times New Roman" w:cs="Times New Roman"/>
             <w:noProof/>
             <w:webHidden/>
-            <w:sz w:val="24"/>
-            <w:szCs w:val="24"/>
           </w:rPr>
         </w:r>
         <w:r>
           <w:rPr>
-            <w:rFonts w:ascii="Times New Roman" w:hAnsi="Times New Roman" w:cs="Times New Roman"/>
             <w:noProof/>
             <w:webHidden/>
-            <w:sz w:val="24"/>
-            <w:szCs w:val="24"/>
           </w:rPr>
           <w:fldChar w:fldCharType="separate"/>
         </w:r>
         <w:r>
           <w:rPr>
-            <w:rFonts w:ascii="Times New Roman" w:hAnsi="Times New Roman" w:cs="Times New Roman"/>
             <w:noProof/>
             <w:webHidden/>
-            <w:sz w:val="24"/>
-            <w:szCs w:val="24"/>
           </w:rPr>
           <w:t>8</w:t>
         </w:r>
         <w:r>
           <w:rPr>
-            <w:rFonts w:ascii="Times New Roman" w:hAnsi="Times New Roman" w:cs="Times New Roman"/>
             <w:noProof/>
             <w:webHidden/>
-            <w:sz w:val="24"/>
-            <w:szCs w:val="24"/>
           </w:rPr>
           <w:fldChar w:fldCharType="end"/>
         </w:r>
@@ -3761,7 +3361,7 @@
           <w:tab w:val="right" w:leader="dot" w:pos="8910"/>
         </w:tabs>
         <w:rPr>
-          <w:rFonts w:ascii="Times New Roman" w:eastAsiaTheme="minorEastAsia" w:hAnsi="Times New Roman" w:cs="Times New Roman"/>
+          <w:rFonts w:asciiTheme="minorHAnsi" w:eastAsiaTheme="minorEastAsia" w:hAnsiTheme="minorHAnsi" w:cstheme="minorBidi"/>
           <w:noProof/>
           <w:kern w:val="2"/>
           <w:sz w:val="24"/>
@@ -3770,83 +3370,59 @@
           <w14:ligatures w14:val="standardContextual"/>
         </w:rPr>
       </w:pPr>
-      <w:hyperlink w:anchor="_Toc231338783" w:history="1">
+      <w:hyperlink w:anchor="_Toc240303732" w:history="1">
         <w:r>
           <w:rPr>
             <w:rStyle w:val="Hyperlink"/>
-            <w:rFonts w:ascii="Times New Roman" w:hAnsi="Times New Roman" w:cs="Times New Roman"/>
             <w:noProof/>
-            <w:sz w:val="24"/>
-            <w:szCs w:val="24"/>
           </w:rPr>
           <w:t>2.1 Objetivo geral</w:t>
         </w:r>
         <w:r>
           <w:rPr>
-            <w:rFonts w:ascii="Times New Roman" w:hAnsi="Times New Roman" w:cs="Times New Roman"/>
             <w:noProof/>
             <w:webHidden/>
-            <w:sz w:val="24"/>
-            <w:szCs w:val="24"/>
           </w:rPr>
           <w:tab/>
         </w:r>
         <w:r>
           <w:rPr>
-            <w:rFonts w:ascii="Times New Roman" w:hAnsi="Times New Roman" w:cs="Times New Roman"/>
             <w:noProof/>
             <w:webHidden/>
-            <w:sz w:val="24"/>
-            <w:szCs w:val="24"/>
           </w:rPr>
           <w:fldChar w:fldCharType="begin"/>
         </w:r>
         <w:r>
           <w:rPr>
-            <w:rFonts w:ascii="Times New Roman" w:hAnsi="Times New Roman" w:cs="Times New Roman"/>
             <w:noProof/>
             <w:webHidden/>
-            <w:sz w:val="24"/>
-            <w:szCs w:val="24"/>
           </w:rPr>
-          <w:instrText xml:space="preserve"> PAGEREF _Toc231338783 \h </w:instrText>
+          <w:instrText xml:space="preserve"> PAGEREF _Toc240303732 \h </w:instrText>
         </w:r>
         <w:r>
           <w:rPr>
-            <w:rFonts w:ascii="Times New Roman" w:hAnsi="Times New Roman" w:cs="Times New Roman"/>
             <w:noProof/>
             <w:webHidden/>
-            <w:sz w:val="24"/>
-            <w:szCs w:val="24"/>
           </w:rPr>
         </w:r>
         <w:r>
           <w:rPr>
-            <w:rFonts w:ascii="Times New Roman" w:hAnsi="Times New Roman" w:cs="Times New Roman"/>
             <w:noProof/>
             <w:webHidden/>
-            <w:sz w:val="24"/>
-            <w:szCs w:val="24"/>
           </w:rPr>
           <w:fldChar w:fldCharType="separate"/>
         </w:r>
         <w:r>
           <w:rPr>
-            <w:rFonts w:ascii="Times New Roman" w:hAnsi="Times New Roman" w:cs="Times New Roman"/>
             <w:noProof/>
             <w:webHidden/>
-            <w:sz w:val="24"/>
-            <w:szCs w:val="24"/>
           </w:rPr>
           <w:t>8</w:t>
         </w:r>
         <w:r>
           <w:rPr>
-            <w:rFonts w:ascii="Times New Roman" w:hAnsi="Times New Roman" w:cs="Times New Roman"/>
             <w:noProof/>
             <w:webHidden/>
-            <w:sz w:val="24"/>
-            <w:szCs w:val="24"/>
           </w:rPr>
           <w:fldChar w:fldCharType="end"/>
         </w:r>
@@ -3859,7 +3435,7 @@
           <w:tab w:val="right" w:leader="dot" w:pos="8910"/>
         </w:tabs>
         <w:rPr>
-          <w:rFonts w:ascii="Times New Roman" w:eastAsiaTheme="minorEastAsia" w:hAnsi="Times New Roman" w:cs="Times New Roman"/>
+          <w:rFonts w:asciiTheme="minorHAnsi" w:eastAsiaTheme="minorEastAsia" w:hAnsiTheme="minorHAnsi" w:cstheme="minorBidi"/>
           <w:noProof/>
           <w:kern w:val="2"/>
           <w:sz w:val="24"/>
@@ -3868,83 +3444,59 @@
           <w14:ligatures w14:val="standardContextual"/>
         </w:rPr>
       </w:pPr>
-      <w:hyperlink w:anchor="_Toc231338784" w:history="1">
+      <w:hyperlink w:anchor="_Toc240303733" w:history="1">
         <w:r>
           <w:rPr>
             <w:rStyle w:val="Hyperlink"/>
-            <w:rFonts w:ascii="Times New Roman" w:hAnsi="Times New Roman" w:cs="Times New Roman"/>
             <w:noProof/>
-            <w:sz w:val="24"/>
-            <w:szCs w:val="24"/>
           </w:rPr>
           <w:t>2.2 Objetivos específicos</w:t>
         </w:r>
         <w:r>
           <w:rPr>
-            <w:rFonts w:ascii="Times New Roman" w:hAnsi="Times New Roman" w:cs="Times New Roman"/>
             <w:noProof/>
             <w:webHidden/>
-            <w:sz w:val="24"/>
-            <w:szCs w:val="24"/>
           </w:rPr>
           <w:tab/>
         </w:r>
         <w:r>
           <w:rPr>
-            <w:rFonts w:ascii="Times New Roman" w:hAnsi="Times New Roman" w:cs="Times New Roman"/>
             <w:noProof/>
             <w:webHidden/>
-            <w:sz w:val="24"/>
-            <w:szCs w:val="24"/>
           </w:rPr>
           <w:fldChar w:fldCharType="begin"/>
         </w:r>
         <w:r>
           <w:rPr>
-            <w:rFonts w:ascii="Times New Roman" w:hAnsi="Times New Roman" w:cs="Times New Roman"/>
             <w:noProof/>
             <w:webHidden/>
-            <w:sz w:val="24"/>
-            <w:szCs w:val="24"/>
           </w:rPr>
-          <w:instrText xml:space="preserve"> PAGEREF _Toc231338784 \h </w:instrText>
+          <w:instrText xml:space="preserve"> PAGEREF _Toc240303733 \h </w:instrText>
         </w:r>
         <w:r>
           <w:rPr>
-            <w:rFonts w:ascii="Times New Roman" w:hAnsi="Times New Roman" w:cs="Times New Roman"/>
             <w:noProof/>
             <w:webHidden/>
-            <w:sz w:val="24"/>
-            <w:szCs w:val="24"/>
           </w:rPr>
         </w:r>
         <w:r>
           <w:rPr>
-            <w:rFonts w:ascii="Times New Roman" w:hAnsi="Times New Roman" w:cs="Times New Roman"/>
             <w:noProof/>
             <w:webHidden/>
-            <w:sz w:val="24"/>
-            <w:szCs w:val="24"/>
           </w:rPr>
           <w:fldChar w:fldCharType="separate"/>
         </w:r>
         <w:r>
           <w:rPr>
-            <w:rFonts w:ascii="Times New Roman" w:hAnsi="Times New Roman" w:cs="Times New Roman"/>
             <w:noProof/>
             <w:webHidden/>
-            <w:sz w:val="24"/>
-            <w:szCs w:val="24"/>
           </w:rPr>
           <w:t>8</w:t>
         </w:r>
         <w:r>
           <w:rPr>
-            <w:rFonts w:ascii="Times New Roman" w:hAnsi="Times New Roman" w:cs="Times New Roman"/>
             <w:noProof/>
             <w:webHidden/>
-            <w:sz w:val="24"/>
-            <w:szCs w:val="24"/>
           </w:rPr>
           <w:fldChar w:fldCharType="end"/>
         </w:r>
@@ -3957,7 +3509,7 @@
           <w:tab w:val="right" w:leader="dot" w:pos="8910"/>
         </w:tabs>
         <w:rPr>
-          <w:rFonts w:ascii="Times New Roman" w:eastAsiaTheme="minorEastAsia" w:hAnsi="Times New Roman" w:cs="Times New Roman"/>
+          <w:rFonts w:asciiTheme="minorHAnsi" w:eastAsiaTheme="minorEastAsia" w:hAnsiTheme="minorHAnsi" w:cstheme="minorBidi"/>
           <w:noProof/>
           <w:kern w:val="2"/>
           <w:sz w:val="24"/>
@@ -3966,83 +3518,59 @@
           <w14:ligatures w14:val="standardContextual"/>
         </w:rPr>
       </w:pPr>
-      <w:hyperlink w:anchor="_Toc231338785" w:history="1">
+      <w:hyperlink w:anchor="_Toc240303734" w:history="1">
         <w:r>
           <w:rPr>
             <w:rStyle w:val="Hyperlink"/>
-            <w:rFonts w:ascii="Times New Roman" w:hAnsi="Times New Roman" w:cs="Times New Roman"/>
             <w:noProof/>
-            <w:sz w:val="24"/>
-            <w:szCs w:val="24"/>
           </w:rPr>
           <w:t>3. SOBRE O CAMPO CEDENTE</w:t>
         </w:r>
         <w:r>
           <w:rPr>
-            <w:rFonts w:ascii="Times New Roman" w:hAnsi="Times New Roman" w:cs="Times New Roman"/>
             <w:noProof/>
             <w:webHidden/>
-            <w:sz w:val="24"/>
-            <w:szCs w:val="24"/>
           </w:rPr>
           <w:tab/>
         </w:r>
         <w:r>
           <w:rPr>
-            <w:rFonts w:ascii="Times New Roman" w:hAnsi="Times New Roman" w:cs="Times New Roman"/>
             <w:noProof/>
             <w:webHidden/>
-            <w:sz w:val="24"/>
-            <w:szCs w:val="24"/>
           </w:rPr>
           <w:fldChar w:fldCharType="begin"/>
         </w:r>
         <w:r>
           <w:rPr>
-            <w:rFonts w:ascii="Times New Roman" w:hAnsi="Times New Roman" w:cs="Times New Roman"/>
             <w:noProof/>
             <w:webHidden/>
-            <w:sz w:val="24"/>
-            <w:szCs w:val="24"/>
           </w:rPr>
-          <w:instrText xml:space="preserve"> PAGEREF _Toc231338785 \h </w:instrText>
+          <w:instrText xml:space="preserve"> PAGEREF _Toc240303734 \h </w:instrText>
         </w:r>
         <w:r>
           <w:rPr>
-            <w:rFonts w:ascii="Times New Roman" w:hAnsi="Times New Roman" w:cs="Times New Roman"/>
             <w:noProof/>
             <w:webHidden/>
-            <w:sz w:val="24"/>
-            <w:szCs w:val="24"/>
           </w:rPr>
         </w:r>
         <w:r>
           <w:rPr>
-            <w:rFonts w:ascii="Times New Roman" w:hAnsi="Times New Roman" w:cs="Times New Roman"/>
             <w:noProof/>
             <w:webHidden/>
-            <w:sz w:val="24"/>
-            <w:szCs w:val="24"/>
           </w:rPr>
           <w:fldChar w:fldCharType="separate"/>
         </w:r>
         <w:r>
           <w:rPr>
-            <w:rFonts w:ascii="Times New Roman" w:hAnsi="Times New Roman" w:cs="Times New Roman"/>
             <w:noProof/>
             <w:webHidden/>
-            <w:sz w:val="24"/>
-            <w:szCs w:val="24"/>
           </w:rPr>
           <w:t>9</w:t>
         </w:r>
         <w:r>
           <w:rPr>
-            <w:rFonts w:ascii="Times New Roman" w:hAnsi="Times New Roman" w:cs="Times New Roman"/>
             <w:noProof/>
             <w:webHidden/>
-            <w:sz w:val="24"/>
-            <w:szCs w:val="24"/>
           </w:rPr>
           <w:fldChar w:fldCharType="end"/>
         </w:r>
@@ -4055,7 +3583,7 @@
           <w:tab w:val="right" w:leader="dot" w:pos="8910"/>
         </w:tabs>
         <w:rPr>
-          <w:rFonts w:ascii="Times New Roman" w:eastAsiaTheme="minorEastAsia" w:hAnsi="Times New Roman" w:cs="Times New Roman"/>
+          <w:rFonts w:asciiTheme="minorHAnsi" w:eastAsiaTheme="minorEastAsia" w:hAnsiTheme="minorHAnsi" w:cstheme="minorBidi"/>
           <w:noProof/>
           <w:kern w:val="2"/>
           <w:sz w:val="24"/>
@@ -4064,83 +3592,59 @@
           <w14:ligatures w14:val="standardContextual"/>
         </w:rPr>
       </w:pPr>
-      <w:hyperlink w:anchor="_Toc231338786" w:history="1">
+      <w:hyperlink w:anchor="_Toc240303735" w:history="1">
         <w:r>
           <w:rPr>
             <w:rStyle w:val="Hyperlink"/>
-            <w:rFonts w:ascii="Times New Roman" w:hAnsi="Times New Roman" w:cs="Times New Roman"/>
             <w:noProof/>
-            <w:sz w:val="24"/>
-            <w:szCs w:val="24"/>
           </w:rPr>
           <w:t>3.1 História da Empresa</w:t>
         </w:r>
         <w:r>
           <w:rPr>
-            <w:rFonts w:ascii="Times New Roman" w:hAnsi="Times New Roman" w:cs="Times New Roman"/>
             <w:noProof/>
             <w:webHidden/>
-            <w:sz w:val="24"/>
-            <w:szCs w:val="24"/>
           </w:rPr>
           <w:tab/>
         </w:r>
         <w:r>
           <w:rPr>
-            <w:rFonts w:ascii="Times New Roman" w:hAnsi="Times New Roman" w:cs="Times New Roman"/>
             <w:noProof/>
             <w:webHidden/>
-            <w:sz w:val="24"/>
-            <w:szCs w:val="24"/>
           </w:rPr>
           <w:fldChar w:fldCharType="begin"/>
         </w:r>
         <w:r>
           <w:rPr>
-            <w:rFonts w:ascii="Times New Roman" w:hAnsi="Times New Roman" w:cs="Times New Roman"/>
             <w:noProof/>
             <w:webHidden/>
-            <w:sz w:val="24"/>
-            <w:szCs w:val="24"/>
           </w:rPr>
-          <w:instrText xml:space="preserve"> PAGEREF _Toc231338786 \h </w:instrText>
+          <w:instrText xml:space="preserve"> PAGEREF _Toc240303735 \h </w:instrText>
         </w:r>
         <w:r>
           <w:rPr>
-            <w:rFonts w:ascii="Times New Roman" w:hAnsi="Times New Roman" w:cs="Times New Roman"/>
             <w:noProof/>
             <w:webHidden/>
-            <w:sz w:val="24"/>
-            <w:szCs w:val="24"/>
           </w:rPr>
         </w:r>
         <w:r>
           <w:rPr>
-            <w:rFonts w:ascii="Times New Roman" w:hAnsi="Times New Roman" w:cs="Times New Roman"/>
             <w:noProof/>
             <w:webHidden/>
-            <w:sz w:val="24"/>
-            <w:szCs w:val="24"/>
           </w:rPr>
           <w:fldChar w:fldCharType="separate"/>
         </w:r>
         <w:r>
           <w:rPr>
-            <w:rFonts w:ascii="Times New Roman" w:hAnsi="Times New Roman" w:cs="Times New Roman"/>
             <w:noProof/>
             <w:webHidden/>
-            <w:sz w:val="24"/>
-            <w:szCs w:val="24"/>
           </w:rPr>
           <w:t>9</w:t>
         </w:r>
         <w:r>
           <w:rPr>
-            <w:rFonts w:ascii="Times New Roman" w:hAnsi="Times New Roman" w:cs="Times New Roman"/>
             <w:noProof/>
             <w:webHidden/>
-            <w:sz w:val="24"/>
-            <w:szCs w:val="24"/>
           </w:rPr>
           <w:fldChar w:fldCharType="end"/>
         </w:r>
@@ -4153,7 +3657,7 @@
           <w:tab w:val="right" w:leader="dot" w:pos="8910"/>
         </w:tabs>
         <w:rPr>
-          <w:rFonts w:ascii="Times New Roman" w:eastAsiaTheme="minorEastAsia" w:hAnsi="Times New Roman" w:cs="Times New Roman"/>
+          <w:rFonts w:asciiTheme="minorHAnsi" w:eastAsiaTheme="minorEastAsia" w:hAnsiTheme="minorHAnsi" w:cstheme="minorBidi"/>
           <w:noProof/>
           <w:kern w:val="2"/>
           <w:sz w:val="24"/>
@@ -4162,83 +3666,59 @@
           <w14:ligatures w14:val="standardContextual"/>
         </w:rPr>
       </w:pPr>
-      <w:hyperlink w:anchor="_Toc231338787" w:history="1">
+      <w:hyperlink w:anchor="_Toc240303736" w:history="1">
         <w:r>
           <w:rPr>
             <w:rStyle w:val="Hyperlink"/>
-            <w:rFonts w:ascii="Times New Roman" w:hAnsi="Times New Roman" w:cs="Times New Roman"/>
             <w:noProof/>
-            <w:sz w:val="24"/>
-            <w:szCs w:val="24"/>
           </w:rPr>
           <w:t>3.2 Descrição da área/setor do estágio</w:t>
         </w:r>
         <w:r>
           <w:rPr>
-            <w:rFonts w:ascii="Times New Roman" w:hAnsi="Times New Roman" w:cs="Times New Roman"/>
             <w:noProof/>
             <w:webHidden/>
-            <w:sz w:val="24"/>
-            <w:szCs w:val="24"/>
           </w:rPr>
           <w:tab/>
         </w:r>
         <w:r>
           <w:rPr>
-            <w:rFonts w:ascii="Times New Roman" w:hAnsi="Times New Roman" w:cs="Times New Roman"/>
             <w:noProof/>
             <w:webHidden/>
-            <w:sz w:val="24"/>
-            <w:szCs w:val="24"/>
           </w:rPr>
           <w:fldChar w:fldCharType="begin"/>
         </w:r>
         <w:r>
           <w:rPr>
-            <w:rFonts w:ascii="Times New Roman" w:hAnsi="Times New Roman" w:cs="Times New Roman"/>
             <w:noProof/>
             <w:webHidden/>
-            <w:sz w:val="24"/>
-            <w:szCs w:val="24"/>
           </w:rPr>
-          <w:instrText xml:space="preserve"> PAGEREF _Toc231338787 \h </w:instrText>
+          <w:instrText xml:space="preserve"> PAGEREF _Toc240303736 \h </w:instrText>
         </w:r>
         <w:r>
           <w:rPr>
-            <w:rFonts w:ascii="Times New Roman" w:hAnsi="Times New Roman" w:cs="Times New Roman"/>
             <w:noProof/>
             <w:webHidden/>
-            <w:sz w:val="24"/>
-            <w:szCs w:val="24"/>
           </w:rPr>
         </w:r>
         <w:r>
           <w:rPr>
-            <w:rFonts w:ascii="Times New Roman" w:hAnsi="Times New Roman" w:cs="Times New Roman"/>
             <w:noProof/>
             <w:webHidden/>
-            <w:sz w:val="24"/>
-            <w:szCs w:val="24"/>
           </w:rPr>
           <w:fldChar w:fldCharType="separate"/>
         </w:r>
         <w:r>
           <w:rPr>
-            <w:rFonts w:ascii="Times New Roman" w:hAnsi="Times New Roman" w:cs="Times New Roman"/>
             <w:noProof/>
             <w:webHidden/>
-            <w:sz w:val="24"/>
-            <w:szCs w:val="24"/>
           </w:rPr>
           <w:t>9</w:t>
         </w:r>
         <w:r>
           <w:rPr>
-            <w:rFonts w:ascii="Times New Roman" w:hAnsi="Times New Roman" w:cs="Times New Roman"/>
             <w:noProof/>
             <w:webHidden/>
-            <w:sz w:val="24"/>
-            <w:szCs w:val="24"/>
           </w:rPr>
           <w:fldChar w:fldCharType="end"/>
         </w:r>
@@ -4251,7 +3731,7 @@
           <w:tab w:val="right" w:leader="dot" w:pos="8910"/>
         </w:tabs>
         <w:rPr>
-          <w:rFonts w:ascii="Times New Roman" w:eastAsiaTheme="minorEastAsia" w:hAnsi="Times New Roman" w:cs="Times New Roman"/>
+          <w:rFonts w:asciiTheme="minorHAnsi" w:eastAsiaTheme="minorEastAsia" w:hAnsiTheme="minorHAnsi" w:cstheme="minorBidi"/>
           <w:noProof/>
           <w:kern w:val="2"/>
           <w:sz w:val="24"/>
@@ -4260,83 +3740,59 @@
           <w14:ligatures w14:val="standardContextual"/>
         </w:rPr>
       </w:pPr>
-      <w:hyperlink w:anchor="_Toc231338788" w:history="1">
+      <w:hyperlink w:anchor="_Toc240303737" w:history="1">
         <w:r>
           <w:rPr>
             <w:rStyle w:val="Hyperlink"/>
-            <w:rFonts w:ascii="Times New Roman" w:hAnsi="Times New Roman" w:cs="Times New Roman"/>
             <w:noProof/>
-            <w:sz w:val="24"/>
-            <w:szCs w:val="24"/>
           </w:rPr>
           <w:t>4. ATIVIDADES REALIZADAS NO ESTÁGIO</w:t>
         </w:r>
         <w:r>
           <w:rPr>
-            <w:rFonts w:ascii="Times New Roman" w:hAnsi="Times New Roman" w:cs="Times New Roman"/>
             <w:noProof/>
             <w:webHidden/>
-            <w:sz w:val="24"/>
-            <w:szCs w:val="24"/>
           </w:rPr>
           <w:tab/>
         </w:r>
         <w:r>
           <w:rPr>
-            <w:rFonts w:ascii="Times New Roman" w:hAnsi="Times New Roman" w:cs="Times New Roman"/>
             <w:noProof/>
             <w:webHidden/>
-            <w:sz w:val="24"/>
-            <w:szCs w:val="24"/>
           </w:rPr>
           <w:fldChar w:fldCharType="begin"/>
         </w:r>
         <w:r>
           <w:rPr>
-            <w:rFonts w:ascii="Times New Roman" w:hAnsi="Times New Roman" w:cs="Times New Roman"/>
             <w:noProof/>
             <w:webHidden/>
-            <w:sz w:val="24"/>
-            <w:szCs w:val="24"/>
           </w:rPr>
-          <w:instrText xml:space="preserve"> PAGEREF _Toc231338788 \h </w:instrText>
+          <w:instrText xml:space="preserve"> PAGEREF _Toc240303737 \h </w:instrText>
         </w:r>
         <w:r>
           <w:rPr>
-            <w:rFonts w:ascii="Times New Roman" w:hAnsi="Times New Roman" w:cs="Times New Roman"/>
             <w:noProof/>
             <w:webHidden/>
-            <w:sz w:val="24"/>
-            <w:szCs w:val="24"/>
           </w:rPr>
         </w:r>
         <w:r>
           <w:rPr>
-            <w:rFonts w:ascii="Times New Roman" w:hAnsi="Times New Roman" w:cs="Times New Roman"/>
             <w:noProof/>
             <w:webHidden/>
-            <w:sz w:val="24"/>
-            <w:szCs w:val="24"/>
           </w:rPr>
           <w:fldChar w:fldCharType="separate"/>
         </w:r>
         <w:r>
           <w:rPr>
-            <w:rFonts w:ascii="Times New Roman" w:hAnsi="Times New Roman" w:cs="Times New Roman"/>
             <w:noProof/>
             <w:webHidden/>
-            <w:sz w:val="24"/>
-            <w:szCs w:val="24"/>
           </w:rPr>
           <w:t>10</w:t>
         </w:r>
         <w:r>
           <w:rPr>
-            <w:rFonts w:ascii="Times New Roman" w:hAnsi="Times New Roman" w:cs="Times New Roman"/>
             <w:noProof/>
             <w:webHidden/>
-            <w:sz w:val="24"/>
-            <w:szCs w:val="24"/>
           </w:rPr>
           <w:fldChar w:fldCharType="end"/>
         </w:r>
@@ -4349,7 +3805,7 @@
           <w:tab w:val="right" w:leader="dot" w:pos="8910"/>
         </w:tabs>
         <w:rPr>
-          <w:rFonts w:ascii="Times New Roman" w:eastAsiaTheme="minorEastAsia" w:hAnsi="Times New Roman" w:cs="Times New Roman"/>
+          <w:rFonts w:asciiTheme="minorHAnsi" w:eastAsiaTheme="minorEastAsia" w:hAnsiTheme="minorHAnsi" w:cstheme="minorBidi"/>
           <w:noProof/>
           <w:kern w:val="2"/>
           <w:sz w:val="24"/>
@@ -4358,83 +3814,59 @@
           <w14:ligatures w14:val="standardContextual"/>
         </w:rPr>
       </w:pPr>
-      <w:hyperlink w:anchor="_Toc231338789" w:history="1">
+      <w:hyperlink w:anchor="_Toc240303738" w:history="1">
         <w:r>
           <w:rPr>
             <w:rStyle w:val="Hyperlink"/>
-            <w:rFonts w:ascii="Times New Roman" w:hAnsi="Times New Roman" w:cs="Times New Roman"/>
             <w:noProof/>
-            <w:sz w:val="24"/>
-            <w:szCs w:val="24"/>
           </w:rPr>
-          <w:t>4.1 Atividade 1 – Aplicacação de toxina botulínica</w:t>
+          <w:t>4.1 Atividade 1 – {{TITULO_ATV1}}</w:t>
         </w:r>
         <w:r>
           <w:rPr>
-            <w:rFonts w:ascii="Times New Roman" w:hAnsi="Times New Roman" w:cs="Times New Roman"/>
             <w:noProof/>
             <w:webHidden/>
-            <w:sz w:val="24"/>
-            <w:szCs w:val="24"/>
           </w:rPr>
           <w:tab/>
         </w:r>
         <w:r>
           <w:rPr>
-            <w:rFonts w:ascii="Times New Roman" w:hAnsi="Times New Roman" w:cs="Times New Roman"/>
             <w:noProof/>
             <w:webHidden/>
-            <w:sz w:val="24"/>
-            <w:szCs w:val="24"/>
           </w:rPr>
           <w:fldChar w:fldCharType="begin"/>
         </w:r>
         <w:r>
           <w:rPr>
-            <w:rFonts w:ascii="Times New Roman" w:hAnsi="Times New Roman" w:cs="Times New Roman"/>
             <w:noProof/>
             <w:webHidden/>
-            <w:sz w:val="24"/>
-            <w:szCs w:val="24"/>
           </w:rPr>
-          <w:instrText xml:space="preserve"> PAGEREF _Toc231338789 \h </w:instrText>
+          <w:instrText xml:space="preserve"> PAGEREF _Toc240303738 \h </w:instrText>
         </w:r>
         <w:r>
           <w:rPr>
-            <w:rFonts w:ascii="Times New Roman" w:hAnsi="Times New Roman" w:cs="Times New Roman"/>
             <w:noProof/>
             <w:webHidden/>
-            <w:sz w:val="24"/>
-            <w:szCs w:val="24"/>
           </w:rPr>
         </w:r>
         <w:r>
           <w:rPr>
-            <w:rFonts w:ascii="Times New Roman" w:hAnsi="Times New Roman" w:cs="Times New Roman"/>
             <w:noProof/>
             <w:webHidden/>
-            <w:sz w:val="24"/>
-            <w:szCs w:val="24"/>
           </w:rPr>
           <w:fldChar w:fldCharType="separate"/>
         </w:r>
         <w:r>
           <w:rPr>
-            <w:rFonts w:ascii="Times New Roman" w:hAnsi="Times New Roman" w:cs="Times New Roman"/>
             <w:noProof/>
             <w:webHidden/>
-            <w:sz w:val="24"/>
-            <w:szCs w:val="24"/>
           </w:rPr>
           <w:t>10</w:t>
         </w:r>
         <w:r>
           <w:rPr>
-            <w:rFonts w:ascii="Times New Roman" w:hAnsi="Times New Roman" w:cs="Times New Roman"/>
             <w:noProof/>
             <w:webHidden/>
-            <w:sz w:val="24"/>
-            <w:szCs w:val="24"/>
           </w:rPr>
           <w:fldChar w:fldCharType="end"/>
         </w:r>
@@ -4447,7 +3879,7 @@
           <w:tab w:val="right" w:leader="dot" w:pos="8910"/>
         </w:tabs>
         <w:rPr>
-          <w:rFonts w:ascii="Times New Roman" w:eastAsiaTheme="minorEastAsia" w:hAnsi="Times New Roman" w:cs="Times New Roman"/>
+          <w:rFonts w:asciiTheme="minorHAnsi" w:eastAsiaTheme="minorEastAsia" w:hAnsiTheme="minorHAnsi" w:cstheme="minorBidi"/>
           <w:noProof/>
           <w:kern w:val="2"/>
           <w:sz w:val="24"/>
@@ -4456,83 +3888,59 @@
           <w14:ligatures w14:val="standardContextual"/>
         </w:rPr>
       </w:pPr>
-      <w:hyperlink w:anchor="_Toc231338790" w:history="1">
+      <w:hyperlink w:anchor="_Toc240303739" w:history="1">
         <w:r>
           <w:rPr>
             <w:rStyle w:val="Hyperlink"/>
-            <w:rFonts w:ascii="Times New Roman" w:hAnsi="Times New Roman" w:cs="Times New Roman"/>
             <w:noProof/>
-            <w:sz w:val="24"/>
-            <w:szCs w:val="24"/>
           </w:rPr>
-          <w:t>4.2 Atividade 2 – Skinbooster</w:t>
+          <w:t>4.2 Atividade 2 – {{TITULO_ATV2}}</w:t>
         </w:r>
         <w:r>
           <w:rPr>
-            <w:rFonts w:ascii="Times New Roman" w:hAnsi="Times New Roman" w:cs="Times New Roman"/>
             <w:noProof/>
             <w:webHidden/>
-            <w:sz w:val="24"/>
-            <w:szCs w:val="24"/>
           </w:rPr>
           <w:tab/>
         </w:r>
         <w:r>
           <w:rPr>
-            <w:rFonts w:ascii="Times New Roman" w:hAnsi="Times New Roman" w:cs="Times New Roman"/>
             <w:noProof/>
             <w:webHidden/>
-            <w:sz w:val="24"/>
-            <w:szCs w:val="24"/>
           </w:rPr>
           <w:fldChar w:fldCharType="begin"/>
         </w:r>
         <w:r>
           <w:rPr>
-            <w:rFonts w:ascii="Times New Roman" w:hAnsi="Times New Roman" w:cs="Times New Roman"/>
             <w:noProof/>
             <w:webHidden/>
-            <w:sz w:val="24"/>
-            <w:szCs w:val="24"/>
           </w:rPr>
-          <w:instrText xml:space="preserve"> PAGEREF _Toc231338790 \h </w:instrText>
+          <w:instrText xml:space="preserve"> PAGEREF _Toc240303739 \h </w:instrText>
         </w:r>
         <w:r>
           <w:rPr>
-            <w:rFonts w:ascii="Times New Roman" w:hAnsi="Times New Roman" w:cs="Times New Roman"/>
             <w:noProof/>
             <w:webHidden/>
-            <w:sz w:val="24"/>
-            <w:szCs w:val="24"/>
           </w:rPr>
         </w:r>
         <w:r>
           <w:rPr>
-            <w:rFonts w:ascii="Times New Roman" w:hAnsi="Times New Roman" w:cs="Times New Roman"/>
             <w:noProof/>
             <w:webHidden/>
-            <w:sz w:val="24"/>
-            <w:szCs w:val="24"/>
           </w:rPr>
           <w:fldChar w:fldCharType="separate"/>
         </w:r>
         <w:r>
           <w:rPr>
-            <w:rFonts w:ascii="Times New Roman" w:hAnsi="Times New Roman" w:cs="Times New Roman"/>
             <w:noProof/>
             <w:webHidden/>
-            <w:sz w:val="24"/>
-            <w:szCs w:val="24"/>
           </w:rPr>
           <w:t>10</w:t>
         </w:r>
         <w:r>
           <w:rPr>
-            <w:rFonts w:ascii="Times New Roman" w:hAnsi="Times New Roman" w:cs="Times New Roman"/>
             <w:noProof/>
             <w:webHidden/>
-            <w:sz w:val="24"/>
-            <w:szCs w:val="24"/>
           </w:rPr>
           <w:fldChar w:fldCharType="end"/>
         </w:r>
@@ -4545,7 +3953,7 @@
           <w:tab w:val="right" w:leader="dot" w:pos="8910"/>
         </w:tabs>
         <w:rPr>
-          <w:rFonts w:ascii="Times New Roman" w:eastAsiaTheme="minorEastAsia" w:hAnsi="Times New Roman" w:cs="Times New Roman"/>
+          <w:rFonts w:asciiTheme="minorHAnsi" w:eastAsiaTheme="minorEastAsia" w:hAnsiTheme="minorHAnsi" w:cstheme="minorBidi"/>
           <w:noProof/>
           <w:kern w:val="2"/>
           <w:sz w:val="24"/>
@@ -4554,83 +3962,651 @@
           <w14:ligatures w14:val="standardContextual"/>
         </w:rPr>
       </w:pPr>
-      <w:hyperlink w:anchor="_Toc231338791" w:history="1">
+      <w:hyperlink w:anchor="_Toc240303740" w:history="1">
         <w:r>
           <w:rPr>
             <w:rStyle w:val="Hyperlink"/>
-            <w:rFonts w:ascii="Times New Roman" w:hAnsi="Times New Roman" w:cs="Times New Roman"/>
             <w:noProof/>
-            <w:sz w:val="24"/>
-            <w:szCs w:val="24"/>
           </w:rPr>
-          <w:t>4.3 Atividade 3 – Bioestimulador de colágeno</w:t>
+          <w:t>4.3 Atividade 3 – {{TITULO_ATV3}}</w:t>
         </w:r>
         <w:r>
           <w:rPr>
-            <w:rFonts w:ascii="Times New Roman" w:hAnsi="Times New Roman" w:cs="Times New Roman"/>
             <w:noProof/>
             <w:webHidden/>
-            <w:sz w:val="24"/>
-            <w:szCs w:val="24"/>
           </w:rPr>
           <w:tab/>
         </w:r>
         <w:r>
           <w:rPr>
-            <w:rFonts w:ascii="Times New Roman" w:hAnsi="Times New Roman" w:cs="Times New Roman"/>
             <w:noProof/>
             <w:webHidden/>
-            <w:sz w:val="24"/>
-            <w:szCs w:val="24"/>
           </w:rPr>
           <w:fldChar w:fldCharType="begin"/>
         </w:r>
         <w:r>
           <w:rPr>
-            <w:rFonts w:ascii="Times New Roman" w:hAnsi="Times New Roman" w:cs="Times New Roman"/>
             <w:noProof/>
             <w:webHidden/>
-            <w:sz w:val="24"/>
-            <w:szCs w:val="24"/>
           </w:rPr>
-          <w:instrText xml:space="preserve"> PAGEREF _Toc231338791 \h </w:instrText>
+          <w:instrText xml:space="preserve"> PAGEREF _Toc240303740 \h </w:instrText>
         </w:r>
         <w:r>
           <w:rPr>
-            <w:rFonts w:ascii="Times New Roman" w:hAnsi="Times New Roman" w:cs="Times New Roman"/>
             <w:noProof/>
             <w:webHidden/>
-            <w:sz w:val="24"/>
-            <w:szCs w:val="24"/>
           </w:rPr>
         </w:r>
         <w:r>
           <w:rPr>
-            <w:rFonts w:ascii="Times New Roman" w:hAnsi="Times New Roman" w:cs="Times New Roman"/>
             <w:noProof/>
             <w:webHidden/>
-            <w:sz w:val="24"/>
-            <w:szCs w:val="24"/>
           </w:rPr>
           <w:fldChar w:fldCharType="separate"/>
         </w:r>
         <w:r>
           <w:rPr>
-            <w:rFonts w:ascii="Times New Roman" w:hAnsi="Times New Roman" w:cs="Times New Roman"/>
             <w:noProof/>
             <w:webHidden/>
-            <w:sz w:val="24"/>
-            <w:szCs w:val="24"/>
+          </w:rPr>
+          <w:t>10</w:t>
+        </w:r>
+        <w:r>
+          <w:rPr>
+            <w:noProof/>
+            <w:webHidden/>
+          </w:rPr>
+          <w:fldChar w:fldCharType="end"/>
+        </w:r>
+      </w:hyperlink>
+    </w:p>
+    <w:p>
+      <w:pPr>
+        <w:pStyle w:val="Sumrio2"/>
+        <w:tabs>
+          <w:tab w:val="right" w:leader="dot" w:pos="8910"/>
+        </w:tabs>
+        <w:rPr>
+          <w:rFonts w:asciiTheme="minorHAnsi" w:eastAsiaTheme="minorEastAsia" w:hAnsiTheme="minorHAnsi" w:cstheme="minorBidi"/>
+          <w:noProof/>
+          <w:kern w:val="2"/>
+          <w:sz w:val="24"/>
+          <w:szCs w:val="24"/>
+          <w:lang w:val="pt-BR"/>
+          <w14:ligatures w14:val="standardContextual"/>
+        </w:rPr>
+      </w:pPr>
+      <w:hyperlink w:anchor="_Toc240303741" w:history="1">
+        <w:r>
+          <w:rPr>
+            <w:rStyle w:val="Hyperlink"/>
+            <w:noProof/>
+          </w:rPr>
+          <w:t>4.4 Atividade 4 – {{TITULO_ATV4}}</w:t>
+        </w:r>
+        <w:r>
+          <w:rPr>
+            <w:noProof/>
+            <w:webHidden/>
+          </w:rPr>
+          <w:tab/>
+        </w:r>
+        <w:r>
+          <w:rPr>
+            <w:noProof/>
+            <w:webHidden/>
+          </w:rPr>
+          <w:fldChar w:fldCharType="begin"/>
+        </w:r>
+        <w:r>
+          <w:rPr>
+            <w:noProof/>
+            <w:webHidden/>
+          </w:rPr>
+          <w:instrText xml:space="preserve"> PAGEREF _Toc240303741 \h </w:instrText>
+        </w:r>
+        <w:r>
+          <w:rPr>
+            <w:noProof/>
+            <w:webHidden/>
+          </w:rPr>
+        </w:r>
+        <w:r>
+          <w:rPr>
+            <w:noProof/>
+            <w:webHidden/>
+          </w:rPr>
+          <w:fldChar w:fldCharType="separate"/>
+        </w:r>
+        <w:r>
+          <w:rPr>
+            <w:noProof/>
+            <w:webHidden/>
+          </w:rPr>
+          <w:t>10</w:t>
+        </w:r>
+        <w:r>
+          <w:rPr>
+            <w:noProof/>
+            <w:webHidden/>
+          </w:rPr>
+          <w:fldChar w:fldCharType="end"/>
+        </w:r>
+      </w:hyperlink>
+    </w:p>
+    <w:p>
+      <w:pPr>
+        <w:pStyle w:val="Sumrio2"/>
+        <w:tabs>
+          <w:tab w:val="right" w:leader="dot" w:pos="8910"/>
+        </w:tabs>
+        <w:rPr>
+          <w:rFonts w:asciiTheme="minorHAnsi" w:eastAsiaTheme="minorEastAsia" w:hAnsiTheme="minorHAnsi" w:cstheme="minorBidi"/>
+          <w:noProof/>
+          <w:kern w:val="2"/>
+          <w:sz w:val="24"/>
+          <w:szCs w:val="24"/>
+          <w:lang w:val="pt-BR"/>
+          <w14:ligatures w14:val="standardContextual"/>
+        </w:rPr>
+      </w:pPr>
+      <w:hyperlink w:anchor="_Toc240303742" w:history="1">
+        <w:r>
+          <w:rPr>
+            <w:rStyle w:val="Hyperlink"/>
+            <w:noProof/>
+          </w:rPr>
+          <w:t>4.5 Atividade 5 – {{TITULO_ATV5}}</w:t>
+        </w:r>
+        <w:r>
+          <w:rPr>
+            <w:noProof/>
+            <w:webHidden/>
+          </w:rPr>
+          <w:tab/>
+        </w:r>
+        <w:r>
+          <w:rPr>
+            <w:noProof/>
+            <w:webHidden/>
+          </w:rPr>
+          <w:fldChar w:fldCharType="begin"/>
+        </w:r>
+        <w:r>
+          <w:rPr>
+            <w:noProof/>
+            <w:webHidden/>
+          </w:rPr>
+          <w:instrText xml:space="preserve"> PAGEREF _Toc240303742 \h </w:instrText>
+        </w:r>
+        <w:r>
+          <w:rPr>
+            <w:noProof/>
+            <w:webHidden/>
+          </w:rPr>
+        </w:r>
+        <w:r>
+          <w:rPr>
+            <w:noProof/>
+            <w:webHidden/>
+          </w:rPr>
+          <w:fldChar w:fldCharType="separate"/>
+        </w:r>
+        <w:r>
+          <w:rPr>
+            <w:noProof/>
+            <w:webHidden/>
+          </w:rPr>
+          <w:t>10</w:t>
+        </w:r>
+        <w:r>
+          <w:rPr>
+            <w:noProof/>
+            <w:webHidden/>
+          </w:rPr>
+          <w:fldChar w:fldCharType="end"/>
+        </w:r>
+      </w:hyperlink>
+    </w:p>
+    <w:p>
+      <w:pPr>
+        <w:pStyle w:val="Sumrio2"/>
+        <w:tabs>
+          <w:tab w:val="right" w:leader="dot" w:pos="8910"/>
+        </w:tabs>
+        <w:rPr>
+          <w:rFonts w:asciiTheme="minorHAnsi" w:eastAsiaTheme="minorEastAsia" w:hAnsiTheme="minorHAnsi" w:cstheme="minorBidi"/>
+          <w:noProof/>
+          <w:kern w:val="2"/>
+          <w:sz w:val="24"/>
+          <w:szCs w:val="24"/>
+          <w:lang w:val="pt-BR"/>
+          <w14:ligatures w14:val="standardContextual"/>
+        </w:rPr>
+      </w:pPr>
+      <w:hyperlink w:anchor="_Toc240303743" w:history="1">
+        <w:r>
+          <w:rPr>
+            <w:rStyle w:val="Hyperlink"/>
+            <w:noProof/>
+          </w:rPr>
+          <w:t>4.6 Atividade 6 – {{TITULO_ATV6}}</w:t>
+        </w:r>
+        <w:r>
+          <w:rPr>
+            <w:noProof/>
+            <w:webHidden/>
+          </w:rPr>
+          <w:tab/>
+        </w:r>
+        <w:r>
+          <w:rPr>
+            <w:noProof/>
+            <w:webHidden/>
+          </w:rPr>
+          <w:fldChar w:fldCharType="begin"/>
+        </w:r>
+        <w:r>
+          <w:rPr>
+            <w:noProof/>
+            <w:webHidden/>
+          </w:rPr>
+          <w:instrText xml:space="preserve"> PAGEREF _Toc240303743 \h </w:instrText>
+        </w:r>
+        <w:r>
+          <w:rPr>
+            <w:noProof/>
+            <w:webHidden/>
+          </w:rPr>
+        </w:r>
+        <w:r>
+          <w:rPr>
+            <w:noProof/>
+            <w:webHidden/>
+          </w:rPr>
+          <w:fldChar w:fldCharType="separate"/>
+        </w:r>
+        <w:r>
+          <w:rPr>
+            <w:noProof/>
+            <w:webHidden/>
+          </w:rPr>
+          <w:t>10</w:t>
+        </w:r>
+        <w:r>
+          <w:rPr>
+            <w:noProof/>
+            <w:webHidden/>
+          </w:rPr>
+          <w:fldChar w:fldCharType="end"/>
+        </w:r>
+      </w:hyperlink>
+    </w:p>
+    <w:p>
+      <w:pPr>
+        <w:pStyle w:val="Sumrio2"/>
+        <w:tabs>
+          <w:tab w:val="right" w:leader="dot" w:pos="8910"/>
+        </w:tabs>
+        <w:rPr>
+          <w:rFonts w:asciiTheme="minorHAnsi" w:eastAsiaTheme="minorEastAsia" w:hAnsiTheme="minorHAnsi" w:cstheme="minorBidi"/>
+          <w:noProof/>
+          <w:kern w:val="2"/>
+          <w:sz w:val="24"/>
+          <w:szCs w:val="24"/>
+          <w:lang w:val="pt-BR"/>
+          <w14:ligatures w14:val="standardContextual"/>
+        </w:rPr>
+      </w:pPr>
+      <w:hyperlink w:anchor="_Toc240303744" w:history="1">
+        <w:r>
+          <w:rPr>
+            <w:rStyle w:val="Hyperlink"/>
+            <w:noProof/>
+          </w:rPr>
+          <w:t>4.7 Atividade 7 – {{TITULO_ATV7}}</w:t>
+        </w:r>
+        <w:r>
+          <w:rPr>
+            <w:noProof/>
+            <w:webHidden/>
+          </w:rPr>
+          <w:tab/>
+        </w:r>
+        <w:r>
+          <w:rPr>
+            <w:noProof/>
+            <w:webHidden/>
+          </w:rPr>
+          <w:fldChar w:fldCharType="begin"/>
+        </w:r>
+        <w:r>
+          <w:rPr>
+            <w:noProof/>
+            <w:webHidden/>
+          </w:rPr>
+          <w:instrText xml:space="preserve"> PAGEREF _Toc240303744 \h </w:instrText>
+        </w:r>
+        <w:r>
+          <w:rPr>
+            <w:noProof/>
+            <w:webHidden/>
+          </w:rPr>
+        </w:r>
+        <w:r>
+          <w:rPr>
+            <w:noProof/>
+            <w:webHidden/>
+          </w:rPr>
+          <w:fldChar w:fldCharType="separate"/>
+        </w:r>
+        <w:r>
+          <w:rPr>
+            <w:noProof/>
+            <w:webHidden/>
+          </w:rPr>
+          <w:t>10</w:t>
+        </w:r>
+        <w:r>
+          <w:rPr>
+            <w:noProof/>
+            <w:webHidden/>
+          </w:rPr>
+          <w:fldChar w:fldCharType="end"/>
+        </w:r>
+      </w:hyperlink>
+    </w:p>
+    <w:p>
+      <w:pPr>
+        <w:pStyle w:val="Sumrio2"/>
+        <w:tabs>
+          <w:tab w:val="right" w:leader="dot" w:pos="8910"/>
+        </w:tabs>
+        <w:rPr>
+          <w:rFonts w:asciiTheme="minorHAnsi" w:eastAsiaTheme="minorEastAsia" w:hAnsiTheme="minorHAnsi" w:cstheme="minorBidi"/>
+          <w:noProof/>
+          <w:kern w:val="2"/>
+          <w:sz w:val="24"/>
+          <w:szCs w:val="24"/>
+          <w:lang w:val="pt-BR"/>
+          <w14:ligatures w14:val="standardContextual"/>
+        </w:rPr>
+      </w:pPr>
+      <w:hyperlink w:anchor="_Toc240303745" w:history="1">
+        <w:r>
+          <w:rPr>
+            <w:rStyle w:val="Hyperlink"/>
+            <w:noProof/>
+          </w:rPr>
+          <w:t>4.8 Atividade 8 – {{TITULO_ATV8}}</w:t>
+        </w:r>
+        <w:r>
+          <w:rPr>
+            <w:noProof/>
+            <w:webHidden/>
+          </w:rPr>
+          <w:tab/>
+        </w:r>
+        <w:r>
+          <w:rPr>
+            <w:noProof/>
+            <w:webHidden/>
+          </w:rPr>
+          <w:fldChar w:fldCharType="begin"/>
+        </w:r>
+        <w:r>
+          <w:rPr>
+            <w:noProof/>
+            <w:webHidden/>
+          </w:rPr>
+          <w:instrText xml:space="preserve"> PAGEREF _Toc240303745 \h </w:instrText>
+        </w:r>
+        <w:r>
+          <w:rPr>
+            <w:noProof/>
+            <w:webHidden/>
+          </w:rPr>
+        </w:r>
+        <w:r>
+          <w:rPr>
+            <w:noProof/>
+            <w:webHidden/>
+          </w:rPr>
+          <w:fldChar w:fldCharType="separate"/>
+        </w:r>
+        <w:r>
+          <w:rPr>
+            <w:noProof/>
+            <w:webHidden/>
+          </w:rPr>
+          <w:t>10</w:t>
+        </w:r>
+        <w:r>
+          <w:rPr>
+            <w:noProof/>
+            <w:webHidden/>
+          </w:rPr>
+          <w:fldChar w:fldCharType="end"/>
+        </w:r>
+      </w:hyperlink>
+    </w:p>
+    <w:p>
+      <w:pPr>
+        <w:pStyle w:val="Sumrio2"/>
+        <w:tabs>
+          <w:tab w:val="right" w:leader="dot" w:pos="8910"/>
+        </w:tabs>
+        <w:rPr>
+          <w:rFonts w:asciiTheme="minorHAnsi" w:eastAsiaTheme="minorEastAsia" w:hAnsiTheme="minorHAnsi" w:cstheme="minorBidi"/>
+          <w:noProof/>
+          <w:kern w:val="2"/>
+          <w:sz w:val="24"/>
+          <w:szCs w:val="24"/>
+          <w:lang w:val="pt-BR"/>
+          <w14:ligatures w14:val="standardContextual"/>
+        </w:rPr>
+      </w:pPr>
+      <w:hyperlink w:anchor="_Toc240303746" w:history="1">
+        <w:r>
+          <w:rPr>
+            <w:rStyle w:val="Hyperlink"/>
+            <w:noProof/>
+          </w:rPr>
+          <w:t>4.9 Atividade 9 – {{TITULO_ATV9}}</w:t>
+        </w:r>
+        <w:r>
+          <w:rPr>
+            <w:noProof/>
+            <w:webHidden/>
+          </w:rPr>
+          <w:tab/>
+        </w:r>
+        <w:r>
+          <w:rPr>
+            <w:noProof/>
+            <w:webHidden/>
+          </w:rPr>
+          <w:fldChar w:fldCharType="begin"/>
+        </w:r>
+        <w:r>
+          <w:rPr>
+            <w:noProof/>
+            <w:webHidden/>
+          </w:rPr>
+          <w:instrText xml:space="preserve"> PAGEREF _Toc240303746 \h </w:instrText>
+        </w:r>
+        <w:r>
+          <w:rPr>
+            <w:noProof/>
+            <w:webHidden/>
+          </w:rPr>
+        </w:r>
+        <w:r>
+          <w:rPr>
+            <w:noProof/>
+            <w:webHidden/>
+          </w:rPr>
+          <w:fldChar w:fldCharType="separate"/>
+        </w:r>
+        <w:r>
+          <w:rPr>
+            <w:noProof/>
+            <w:webHidden/>
+          </w:rPr>
+          <w:t>10</w:t>
+        </w:r>
+        <w:r>
+          <w:rPr>
+            <w:noProof/>
+            <w:webHidden/>
+          </w:rPr>
+          <w:fldChar w:fldCharType="end"/>
+        </w:r>
+      </w:hyperlink>
+    </w:p>
+    <w:p>
+      <w:pPr>
+        <w:pStyle w:val="Sumrio2"/>
+        <w:tabs>
+          <w:tab w:val="right" w:leader="dot" w:pos="8910"/>
+        </w:tabs>
+        <w:rPr>
+          <w:rFonts w:asciiTheme="minorHAnsi" w:eastAsiaTheme="minorEastAsia" w:hAnsiTheme="minorHAnsi" w:cstheme="minorBidi"/>
+          <w:noProof/>
+          <w:kern w:val="2"/>
+          <w:sz w:val="24"/>
+          <w:szCs w:val="24"/>
+          <w:lang w:val="pt-BR"/>
+          <w14:ligatures w14:val="standardContextual"/>
+        </w:rPr>
+      </w:pPr>
+      <w:hyperlink w:anchor="_Toc240303747" w:history="1">
+        <w:r>
+          <w:rPr>
+            <w:rStyle w:val="Hyperlink"/>
+            <w:noProof/>
+          </w:rPr>
+          <w:t>4.10 Atividade 10 – {{TITULO_ATV10}}</w:t>
+        </w:r>
+        <w:r>
+          <w:rPr>
+            <w:noProof/>
+            <w:webHidden/>
+          </w:rPr>
+          <w:tab/>
+        </w:r>
+        <w:r>
+          <w:rPr>
+            <w:noProof/>
+            <w:webHidden/>
+          </w:rPr>
+          <w:fldChar w:fldCharType="begin"/>
+        </w:r>
+        <w:r>
+          <w:rPr>
+            <w:noProof/>
+            <w:webHidden/>
+          </w:rPr>
+          <w:instrText xml:space="preserve"> PAGEREF _Toc240303747 \h </w:instrText>
+        </w:r>
+        <w:r>
+          <w:rPr>
+            <w:noProof/>
+            <w:webHidden/>
+          </w:rPr>
+        </w:r>
+        <w:r>
+          <w:rPr>
+            <w:noProof/>
+            <w:webHidden/>
+          </w:rPr>
+          <w:fldChar w:fldCharType="separate"/>
+        </w:r>
+        <w:r>
+          <w:rPr>
+            <w:noProof/>
+            <w:webHidden/>
+          </w:rPr>
+          <w:t>10</w:t>
+        </w:r>
+        <w:r>
+          <w:rPr>
+            <w:noProof/>
+            <w:webHidden/>
+          </w:rPr>
+          <w:fldChar w:fldCharType="end"/>
+        </w:r>
+      </w:hyperlink>
+    </w:p>
+    <w:p>
+      <w:pPr>
+        <w:pStyle w:val="Sumrio1"/>
+        <w:tabs>
+          <w:tab w:val="right" w:leader="dot" w:pos="8910"/>
+        </w:tabs>
+        <w:rPr>
+          <w:rFonts w:asciiTheme="minorHAnsi" w:eastAsiaTheme="minorEastAsia" w:hAnsiTheme="minorHAnsi" w:cstheme="minorBidi"/>
+          <w:noProof/>
+          <w:kern w:val="2"/>
+          <w:sz w:val="24"/>
+          <w:szCs w:val="24"/>
+          <w:lang w:val="pt-BR"/>
+          <w14:ligatures w14:val="standardContextual"/>
+        </w:rPr>
+      </w:pPr>
+      <w:hyperlink w:anchor="_Toc240303748" w:history="1">
+        <w:r>
+          <w:rPr>
+            <w:rStyle w:val="Hyperlink"/>
+            <w:noProof/>
+          </w:rPr>
+          <w:t>5. CONCLUSÃO</w:t>
+        </w:r>
+        <w:r>
+          <w:rPr>
+            <w:noProof/>
+            <w:webHidden/>
+          </w:rPr>
+          <w:tab/>
+        </w:r>
+        <w:r>
+          <w:rPr>
+            <w:noProof/>
+            <w:webHidden/>
+          </w:rPr>
+          <w:fldChar w:fldCharType="begin"/>
+        </w:r>
+        <w:r>
+          <w:rPr>
+            <w:noProof/>
+            <w:webHidden/>
+          </w:rPr>
+          <w:instrText xml:space="preserve"> PAGEREF _Toc240303748 \h </w:instrText>
+        </w:r>
+        <w:r>
+          <w:rPr>
+            <w:noProof/>
+            <w:webHidden/>
+          </w:rPr>
+        </w:r>
+        <w:r>
+          <w:rPr>
+            <w:noProof/>
+            <w:webHidden/>
+          </w:rPr>
+          <w:fldChar w:fldCharType="separate"/>
+        </w:r>
+        <w:r>
+          <w:rPr>
+            <w:noProof/>
+            <w:webHidden/>
           </w:rPr>
           <w:t>11</w:t>
         </w:r>
         <w:r>
           <w:rPr>
-            <w:rFonts w:ascii="Times New Roman" w:hAnsi="Times New Roman" w:cs="Times New Roman"/>
             <w:noProof/>
             <w:webHidden/>
-            <w:sz w:val="24"/>
-            <w:szCs w:val="24"/>
           </w:rPr>
           <w:fldChar w:fldCharType="end"/>
         </w:r>
@@ -4638,12 +4614,12 @@
     </w:p>
     <w:p>
       <w:pPr>
-        <w:pStyle w:val="Sumrio2"/>
+        <w:pStyle w:val="Sumrio1"/>
         <w:tabs>
           <w:tab w:val="right" w:leader="dot" w:pos="8910"/>
         </w:tabs>
         <w:rPr>
-          <w:rFonts w:ascii="Times New Roman" w:eastAsiaTheme="minorEastAsia" w:hAnsi="Times New Roman" w:cs="Times New Roman"/>
+          <w:rFonts w:asciiTheme="minorHAnsi" w:eastAsiaTheme="minorEastAsia" w:hAnsiTheme="minorHAnsi" w:cstheme="minorBidi"/>
           <w:noProof/>
           <w:kern w:val="2"/>
           <w:sz w:val="24"/>
@@ -4652,83 +4628,134 @@
           <w14:ligatures w14:val="standardContextual"/>
         </w:rPr>
       </w:pPr>
-      <w:hyperlink w:anchor="_Toc231338792" w:history="1">
+      <w:hyperlink w:anchor="_Toc240303749" w:history="1">
         <w:r>
           <w:rPr>
             <w:rStyle w:val="Hyperlink"/>
-            <w:rFonts w:ascii="Times New Roman" w:hAnsi="Times New Roman" w:cs="Times New Roman"/>
+            <w:rFonts w:cs="Times New Roman"/>
             <w:noProof/>
-            <w:sz w:val="24"/>
-            <w:szCs w:val="24"/>
           </w:rPr>
-          <w:t>4.4 Atividade 4 – Fios de polidioxanona</w:t>
+          <w:t>REFERÊNCIAS BIBLIOGRÁFICAS</w:t>
         </w:r>
         <w:r>
           <w:rPr>
-            <w:rFonts w:ascii="Times New Roman" w:hAnsi="Times New Roman" w:cs="Times New Roman"/>
             <w:noProof/>
             <w:webHidden/>
-            <w:sz w:val="24"/>
-            <w:szCs w:val="24"/>
           </w:rPr>
           <w:tab/>
         </w:r>
         <w:r>
           <w:rPr>
-            <w:rFonts w:ascii="Times New Roman" w:hAnsi="Times New Roman" w:cs="Times New Roman"/>
             <w:noProof/>
             <w:webHidden/>
-            <w:sz w:val="24"/>
-            <w:szCs w:val="24"/>
           </w:rPr>
           <w:fldChar w:fldCharType="begin"/>
         </w:r>
         <w:r>
           <w:rPr>
-            <w:rFonts w:ascii="Times New Roman" w:hAnsi="Times New Roman" w:cs="Times New Roman"/>
             <w:noProof/>
             <w:webHidden/>
-            <w:sz w:val="24"/>
-            <w:szCs w:val="24"/>
           </w:rPr>
-          <w:instrText xml:space="preserve"> PAGEREF _Toc231338792 \h </w:instrText>
+          <w:instrText xml:space="preserve"> PAGEREF _Toc240303749 \h </w:instrText>
         </w:r>
         <w:r>
           <w:rPr>
-            <w:rFonts w:ascii="Times New Roman" w:hAnsi="Times New Roman" w:cs="Times New Roman"/>
             <w:noProof/>
             <w:webHidden/>
-            <w:sz w:val="24"/>
-            <w:szCs w:val="24"/>
           </w:rPr>
         </w:r>
         <w:r>
           <w:rPr>
-            <w:rFonts w:ascii="Times New Roman" w:hAnsi="Times New Roman" w:cs="Times New Roman"/>
             <w:noProof/>
             <w:webHidden/>
-            <w:sz w:val="24"/>
-            <w:szCs w:val="24"/>
           </w:rPr>
           <w:fldChar w:fldCharType="separate"/>
         </w:r>
         <w:r>
           <w:rPr>
-            <w:rFonts w:ascii="Times New Roman" w:hAnsi="Times New Roman" w:cs="Times New Roman"/>
             <w:noProof/>
             <w:webHidden/>
-            <w:sz w:val="24"/>
-            <w:szCs w:val="24"/>
+          </w:rPr>
+          <w:t>12</w:t>
+        </w:r>
+        <w:r>
+          <w:rPr>
+            <w:noProof/>
+            <w:webHidden/>
+          </w:rPr>
+          <w:fldChar w:fldCharType="end"/>
+        </w:r>
+      </w:hyperlink>
+    </w:p>
+    <w:p>
+      <w:pPr>
+        <w:pStyle w:val="Sumrio1"/>
+        <w:tabs>
+          <w:tab w:val="right" w:leader="dot" w:pos="8910"/>
+        </w:tabs>
+        <w:rPr>
+          <w:rFonts w:asciiTheme="minorHAnsi" w:eastAsiaTheme="minorEastAsia" w:hAnsiTheme="minorHAnsi" w:cstheme="minorBidi"/>
+          <w:noProof/>
+          <w:kern w:val="2"/>
+          <w:sz w:val="24"/>
+          <w:szCs w:val="24"/>
+          <w:lang w:val="pt-BR"/>
+          <w14:ligatures w14:val="standardContextual"/>
+        </w:rPr>
+      </w:pPr>
+      <w:hyperlink w:anchor="_Toc240303750" w:history="1">
+        <w:r>
+          <w:rPr>
+            <w:rStyle w:val="Hyperlink"/>
+            <w:noProof/>
+          </w:rPr>
+          <w:t>ANEXOS</w:t>
+        </w:r>
+        <w:r>
+          <w:rPr>
+            <w:noProof/>
+            <w:webHidden/>
+          </w:rPr>
+          <w:tab/>
+        </w:r>
+        <w:r>
+          <w:rPr>
+            <w:noProof/>
+            <w:webHidden/>
+          </w:rPr>
+          <w:fldChar w:fldCharType="begin"/>
+        </w:r>
+        <w:r>
+          <w:rPr>
+            <w:noProof/>
+            <w:webHidden/>
+          </w:rPr>
+          <w:instrText xml:space="preserve"> PAGEREF _Toc240303750 \h </w:instrText>
+        </w:r>
+        <w:r>
+          <w:rPr>
+            <w:noProof/>
+            <w:webHidden/>
+          </w:rPr>
+        </w:r>
+        <w:r>
+          <w:rPr>
+            <w:noProof/>
+            <w:webHidden/>
+          </w:rPr>
+          <w:fldChar w:fldCharType="separate"/>
+        </w:r>
+        <w:r>
+          <w:rPr>
+            <w:noProof/>
+            <w:webHidden/>
           </w:rPr>
           <w:t>13</w:t>
         </w:r>
         <w:r>
           <w:rPr>
-            <w:rFonts w:ascii="Times New Roman" w:hAnsi="Times New Roman" w:cs="Times New Roman"/>
             <w:noProof/>
             <w:webHidden/>
-            <w:sz w:val="24"/>
-            <w:szCs w:val="24"/>
           </w:rPr>
           <w:fldChar w:fldCharType="end"/>
         </w:r>
@@ -4741,7 +4768,7 @@
           <w:tab w:val="right" w:leader="dot" w:pos="8910"/>
         </w:tabs>
         <w:rPr>
-          <w:rFonts w:ascii="Times New Roman" w:eastAsiaTheme="minorEastAsia" w:hAnsi="Times New Roman" w:cs="Times New Roman"/>
+          <w:rFonts w:asciiTheme="minorHAnsi" w:eastAsiaTheme="minorEastAsia" w:hAnsiTheme="minorHAnsi" w:cstheme="minorBidi"/>
           <w:noProof/>
           <w:kern w:val="2"/>
           <w:sz w:val="24"/>
@@ -4750,769 +4777,133 @@
           <w14:ligatures w14:val="standardContextual"/>
         </w:rPr>
       </w:pPr>
-      <w:hyperlink w:anchor="_Toc231338793" w:history="1">
+      <w:hyperlink w:anchor="_Toc240303751" w:history="1">
         <w:r>
           <w:rPr>
             <w:rStyle w:val="Hyperlink"/>
-            <w:rFonts w:ascii="Times New Roman" w:hAnsi="Times New Roman" w:cs="Times New Roman"/>
             <w:noProof/>
-            <w:sz w:val="24"/>
-            <w:szCs w:val="24"/>
           </w:rPr>
-          <w:t>4.5 Atividade 5 – Preenchimento de malar</w:t>
+          <w:t>A. Quadro de avaliação do estagiário (assinale com ‘x’)</w:t>
         </w:r>
         <w:r>
           <w:rPr>
-            <w:rFonts w:ascii="Times New Roman" w:hAnsi="Times New Roman" w:cs="Times New Roman"/>
             <w:noProof/>
             <w:webHidden/>
-            <w:sz w:val="24"/>
-            <w:szCs w:val="24"/>
           </w:rPr>
           <w:tab/>
         </w:r>
         <w:r>
           <w:rPr>
-            <w:rFonts w:ascii="Times New Roman" w:hAnsi="Times New Roman" w:cs="Times New Roman"/>
             <w:noProof/>
             <w:webHidden/>
-            <w:sz w:val="24"/>
-            <w:szCs w:val="24"/>
           </w:rPr>
           <w:fldChar w:fldCharType="begin"/>
         </w:r>
         <w:r>
           <w:rPr>
-            <w:rFonts w:ascii="Times New Roman" w:hAnsi="Times New Roman" w:cs="Times New Roman"/>
             <w:noProof/>
             <w:webHidden/>
-            <w:sz w:val="24"/>
-            <w:szCs w:val="24"/>
           </w:rPr>
-          <w:instrText xml:space="preserve"> PAGEREF _Toc231338793 \h </w:instrText>
+          <w:instrText xml:space="preserve"> PAGEREF _Toc240303751 \h </w:instrText>
         </w:r>
         <w:r>
           <w:rPr>
-            <w:rFonts w:ascii="Times New Roman" w:hAnsi="Times New Roman" w:cs="Times New Roman"/>
             <w:noProof/>
             <w:webHidden/>
-            <w:sz w:val="24"/>
-            <w:szCs w:val="24"/>
           </w:rPr>
         </w:r>
         <w:r>
           <w:rPr>
-            <w:rFonts w:ascii="Times New Roman" w:hAnsi="Times New Roman" w:cs="Times New Roman"/>
             <w:noProof/>
             <w:webHidden/>
-            <w:sz w:val="24"/>
-            <w:szCs w:val="24"/>
           </w:rPr>
           <w:fldChar w:fldCharType="separate"/>
         </w:r>
         <w:r>
           <w:rPr>
-            <w:rFonts w:ascii="Times New Roman" w:hAnsi="Times New Roman" w:cs="Times New Roman"/>
             <w:noProof/>
             <w:webHidden/>
-            <w:sz w:val="24"/>
-            <w:szCs w:val="24"/>
+          </w:rPr>
+          <w:t>13</w:t>
+        </w:r>
+        <w:r>
+          <w:rPr>
+            <w:noProof/>
+            <w:webHidden/>
+          </w:rPr>
+          <w:fldChar w:fldCharType="end"/>
+        </w:r>
+      </w:hyperlink>
+    </w:p>
+    <w:p>
+      <w:pPr>
+        <w:pStyle w:val="Sumrio2"/>
+        <w:tabs>
+          <w:tab w:val="right" w:leader="dot" w:pos="8910"/>
+        </w:tabs>
+        <w:rPr>
+          <w:rFonts w:asciiTheme="minorHAnsi" w:eastAsiaTheme="minorEastAsia" w:hAnsiTheme="minorHAnsi" w:cstheme="minorBidi"/>
+          <w:noProof/>
+          <w:kern w:val="2"/>
+          <w:sz w:val="24"/>
+          <w:szCs w:val="24"/>
+          <w:lang w:val="pt-BR"/>
+          <w14:ligatures w14:val="standardContextual"/>
+        </w:rPr>
+      </w:pPr>
+      <w:hyperlink w:anchor="_Toc240303752" w:history="1">
+        <w:r>
+          <w:rPr>
+            <w:rStyle w:val="Hyperlink"/>
+            <w:noProof/>
+          </w:rPr>
+          <w:t>B. Controle de frequência</w:t>
+        </w:r>
+        <w:r>
+          <w:rPr>
+            <w:noProof/>
+            <w:webHidden/>
+          </w:rPr>
+          <w:tab/>
+        </w:r>
+        <w:r>
+          <w:rPr>
+            <w:noProof/>
+            <w:webHidden/>
+          </w:rPr>
+          <w:fldChar w:fldCharType="begin"/>
+        </w:r>
+        <w:r>
+          <w:rPr>
+            <w:noProof/>
+            <w:webHidden/>
+          </w:rPr>
+          <w:instrText xml:space="preserve"> PAGEREF _Toc240303752 \h </w:instrText>
+        </w:r>
+        <w:r>
+          <w:rPr>
+            <w:noProof/>
+            <w:webHidden/>
+          </w:rPr>
+        </w:r>
+        <w:r>
+          <w:rPr>
+            <w:noProof/>
+            <w:webHidden/>
+          </w:rPr>
+          <w:fldChar w:fldCharType="separate"/>
+        </w:r>
+        <w:r>
+          <w:rPr>
+            <w:noProof/>
+            <w:webHidden/>
           </w:rPr>
           <w:t>14</w:t>
         </w:r>
         <w:r>
           <w:rPr>
-            <w:rFonts w:ascii="Times New Roman" w:hAnsi="Times New Roman" w:cs="Times New Roman"/>
             <w:noProof/>
             <w:webHidden/>
-            <w:sz w:val="24"/>
-            <w:szCs w:val="24"/>
-          </w:rPr>
-          <w:fldChar w:fldCharType="end"/>
-        </w:r>
-      </w:hyperlink>
-    </w:p>
-    <w:p>
-      <w:pPr>
-        <w:pStyle w:val="Sumrio2"/>
-        <w:tabs>
-          <w:tab w:val="right" w:leader="dot" w:pos="8910"/>
-        </w:tabs>
-        <w:rPr>
-          <w:rFonts w:ascii="Times New Roman" w:eastAsiaTheme="minorEastAsia" w:hAnsi="Times New Roman" w:cs="Times New Roman"/>
-          <w:noProof/>
-          <w:kern w:val="2"/>
-          <w:sz w:val="24"/>
-          <w:szCs w:val="24"/>
-          <w:lang w:val="pt-BR"/>
-          <w14:ligatures w14:val="standardContextual"/>
-        </w:rPr>
-      </w:pPr>
-      <w:hyperlink w:anchor="_Toc231338794" w:history="1">
-        <w:r>
-          <w:rPr>
-            <w:rStyle w:val="Hyperlink"/>
-            <w:rFonts w:ascii="Times New Roman" w:hAnsi="Times New Roman" w:cs="Times New Roman"/>
-            <w:noProof/>
-            <w:sz w:val="24"/>
-            <w:szCs w:val="24"/>
-          </w:rPr>
-          <w:t>4.6 Atividade 6 – Microagulhamento facial</w:t>
-        </w:r>
-        <w:r>
-          <w:rPr>
-            <w:rFonts w:ascii="Times New Roman" w:hAnsi="Times New Roman" w:cs="Times New Roman"/>
-            <w:noProof/>
-            <w:webHidden/>
-            <w:sz w:val="24"/>
-            <w:szCs w:val="24"/>
-          </w:rPr>
-          <w:tab/>
-        </w:r>
-        <w:r>
-          <w:rPr>
-            <w:rFonts w:ascii="Times New Roman" w:hAnsi="Times New Roman" w:cs="Times New Roman"/>
-            <w:noProof/>
-            <w:webHidden/>
-            <w:sz w:val="24"/>
-            <w:szCs w:val="24"/>
-          </w:rPr>
-          <w:fldChar w:fldCharType="begin"/>
-        </w:r>
-        <w:r>
-          <w:rPr>
-            <w:rFonts w:ascii="Times New Roman" w:hAnsi="Times New Roman" w:cs="Times New Roman"/>
-            <w:noProof/>
-            <w:webHidden/>
-            <w:sz w:val="24"/>
-            <w:szCs w:val="24"/>
-          </w:rPr>
-          <w:instrText xml:space="preserve"> PAGEREF _Toc231338794 \h </w:instrText>
-        </w:r>
-        <w:r>
-          <w:rPr>
-            <w:rFonts w:ascii="Times New Roman" w:hAnsi="Times New Roman" w:cs="Times New Roman"/>
-            <w:noProof/>
-            <w:webHidden/>
-            <w:sz w:val="24"/>
-            <w:szCs w:val="24"/>
-          </w:rPr>
-        </w:r>
-        <w:r>
-          <w:rPr>
-            <w:rFonts w:ascii="Times New Roman" w:hAnsi="Times New Roman" w:cs="Times New Roman"/>
-            <w:noProof/>
-            <w:webHidden/>
-            <w:sz w:val="24"/>
-            <w:szCs w:val="24"/>
-          </w:rPr>
-          <w:fldChar w:fldCharType="separate"/>
-        </w:r>
-        <w:r>
-          <w:rPr>
-            <w:rFonts w:ascii="Times New Roman" w:hAnsi="Times New Roman" w:cs="Times New Roman"/>
-            <w:noProof/>
-            <w:webHidden/>
-            <w:sz w:val="24"/>
-            <w:szCs w:val="24"/>
-          </w:rPr>
-          <w:t>15</w:t>
-        </w:r>
-        <w:r>
-          <w:rPr>
-            <w:rFonts w:ascii="Times New Roman" w:hAnsi="Times New Roman" w:cs="Times New Roman"/>
-            <w:noProof/>
-            <w:webHidden/>
-            <w:sz w:val="24"/>
-            <w:szCs w:val="24"/>
-          </w:rPr>
-          <w:fldChar w:fldCharType="end"/>
-        </w:r>
-      </w:hyperlink>
-    </w:p>
-    <w:p>
-      <w:pPr>
-        <w:pStyle w:val="Sumrio2"/>
-        <w:tabs>
-          <w:tab w:val="right" w:leader="dot" w:pos="8910"/>
-        </w:tabs>
-        <w:rPr>
-          <w:rFonts w:ascii="Times New Roman" w:eastAsiaTheme="minorEastAsia" w:hAnsi="Times New Roman" w:cs="Times New Roman"/>
-          <w:noProof/>
-          <w:kern w:val="2"/>
-          <w:sz w:val="24"/>
-          <w:szCs w:val="24"/>
-          <w:lang w:val="pt-BR"/>
-          <w14:ligatures w14:val="standardContextual"/>
-        </w:rPr>
-      </w:pPr>
-      <w:hyperlink w:anchor="_Toc231338795" w:history="1">
-        <w:r>
-          <w:rPr>
-            <w:rStyle w:val="Hyperlink"/>
-            <w:rFonts w:ascii="Times New Roman" w:hAnsi="Times New Roman" w:cs="Times New Roman"/>
-            <w:noProof/>
-            <w:sz w:val="24"/>
-            <w:szCs w:val="24"/>
-          </w:rPr>
-          <w:t>4.7 Atividade 7 – Mesoterapia corporal</w:t>
-        </w:r>
-        <w:r>
-          <w:rPr>
-            <w:rFonts w:ascii="Times New Roman" w:hAnsi="Times New Roman" w:cs="Times New Roman"/>
-            <w:noProof/>
-            <w:webHidden/>
-            <w:sz w:val="24"/>
-            <w:szCs w:val="24"/>
-          </w:rPr>
-          <w:tab/>
-        </w:r>
-        <w:r>
-          <w:rPr>
-            <w:rFonts w:ascii="Times New Roman" w:hAnsi="Times New Roman" w:cs="Times New Roman"/>
-            <w:noProof/>
-            <w:webHidden/>
-            <w:sz w:val="24"/>
-            <w:szCs w:val="24"/>
-          </w:rPr>
-          <w:fldChar w:fldCharType="begin"/>
-        </w:r>
-        <w:r>
-          <w:rPr>
-            <w:rFonts w:ascii="Times New Roman" w:hAnsi="Times New Roman" w:cs="Times New Roman"/>
-            <w:noProof/>
-            <w:webHidden/>
-            <w:sz w:val="24"/>
-            <w:szCs w:val="24"/>
-          </w:rPr>
-          <w:instrText xml:space="preserve"> PAGEREF _Toc231338795 \h </w:instrText>
-        </w:r>
-        <w:r>
-          <w:rPr>
-            <w:rFonts w:ascii="Times New Roman" w:hAnsi="Times New Roman" w:cs="Times New Roman"/>
-            <w:noProof/>
-            <w:webHidden/>
-            <w:sz w:val="24"/>
-            <w:szCs w:val="24"/>
-          </w:rPr>
-        </w:r>
-        <w:r>
-          <w:rPr>
-            <w:rFonts w:ascii="Times New Roman" w:hAnsi="Times New Roman" w:cs="Times New Roman"/>
-            <w:noProof/>
-            <w:webHidden/>
-            <w:sz w:val="24"/>
-            <w:szCs w:val="24"/>
-          </w:rPr>
-          <w:fldChar w:fldCharType="separate"/>
-        </w:r>
-        <w:r>
-          <w:rPr>
-            <w:rFonts w:ascii="Times New Roman" w:hAnsi="Times New Roman" w:cs="Times New Roman"/>
-            <w:noProof/>
-            <w:webHidden/>
-            <w:sz w:val="24"/>
-            <w:szCs w:val="24"/>
-          </w:rPr>
-          <w:t>16</w:t>
-        </w:r>
-        <w:r>
-          <w:rPr>
-            <w:rFonts w:ascii="Times New Roman" w:hAnsi="Times New Roman" w:cs="Times New Roman"/>
-            <w:noProof/>
-            <w:webHidden/>
-            <w:sz w:val="24"/>
-            <w:szCs w:val="24"/>
-          </w:rPr>
-          <w:fldChar w:fldCharType="end"/>
-        </w:r>
-      </w:hyperlink>
-    </w:p>
-    <w:p>
-      <w:pPr>
-        <w:pStyle w:val="Sumrio1"/>
-        <w:tabs>
-          <w:tab w:val="right" w:leader="dot" w:pos="8910"/>
-        </w:tabs>
-        <w:rPr>
-          <w:rFonts w:ascii="Times New Roman" w:eastAsiaTheme="minorEastAsia" w:hAnsi="Times New Roman" w:cs="Times New Roman"/>
-          <w:noProof/>
-          <w:kern w:val="2"/>
-          <w:sz w:val="24"/>
-          <w:szCs w:val="24"/>
-          <w:lang w:val="pt-BR"/>
-          <w14:ligatures w14:val="standardContextual"/>
-        </w:rPr>
-      </w:pPr>
-      <w:hyperlink w:anchor="_Toc231338796" w:history="1">
-        <w:r>
-          <w:rPr>
-            <w:rStyle w:val="Hyperlink"/>
-            <w:rFonts w:ascii="Times New Roman" w:hAnsi="Times New Roman" w:cs="Times New Roman"/>
-            <w:noProof/>
-            <w:sz w:val="24"/>
-            <w:szCs w:val="24"/>
-          </w:rPr>
-          <w:t>5. CONCLUSÃO</w:t>
-        </w:r>
-        <w:r>
-          <w:rPr>
-            <w:rFonts w:ascii="Times New Roman" w:hAnsi="Times New Roman" w:cs="Times New Roman"/>
-            <w:noProof/>
-            <w:webHidden/>
-            <w:sz w:val="24"/>
-            <w:szCs w:val="24"/>
-          </w:rPr>
-          <w:tab/>
-        </w:r>
-        <w:r>
-          <w:rPr>
-            <w:rFonts w:ascii="Times New Roman" w:hAnsi="Times New Roman" w:cs="Times New Roman"/>
-            <w:noProof/>
-            <w:webHidden/>
-            <w:sz w:val="24"/>
-            <w:szCs w:val="24"/>
-          </w:rPr>
-          <w:fldChar w:fldCharType="begin"/>
-        </w:r>
-        <w:r>
-          <w:rPr>
-            <w:rFonts w:ascii="Times New Roman" w:hAnsi="Times New Roman" w:cs="Times New Roman"/>
-            <w:noProof/>
-            <w:webHidden/>
-            <w:sz w:val="24"/>
-            <w:szCs w:val="24"/>
-          </w:rPr>
-          <w:instrText xml:space="preserve"> PAGEREF _Toc231338796 \h </w:instrText>
-        </w:r>
-        <w:r>
-          <w:rPr>
-            <w:rFonts w:ascii="Times New Roman" w:hAnsi="Times New Roman" w:cs="Times New Roman"/>
-            <w:noProof/>
-            <w:webHidden/>
-            <w:sz w:val="24"/>
-            <w:szCs w:val="24"/>
-          </w:rPr>
-        </w:r>
-        <w:r>
-          <w:rPr>
-            <w:rFonts w:ascii="Times New Roman" w:hAnsi="Times New Roman" w:cs="Times New Roman"/>
-            <w:noProof/>
-            <w:webHidden/>
-            <w:sz w:val="24"/>
-            <w:szCs w:val="24"/>
-          </w:rPr>
-          <w:fldChar w:fldCharType="separate"/>
-        </w:r>
-        <w:r>
-          <w:rPr>
-            <w:rFonts w:ascii="Times New Roman" w:hAnsi="Times New Roman" w:cs="Times New Roman"/>
-            <w:noProof/>
-            <w:webHidden/>
-            <w:sz w:val="24"/>
-            <w:szCs w:val="24"/>
-          </w:rPr>
-          <w:t>18</w:t>
-        </w:r>
-        <w:r>
-          <w:rPr>
-            <w:rFonts w:ascii="Times New Roman" w:hAnsi="Times New Roman" w:cs="Times New Roman"/>
-            <w:noProof/>
-            <w:webHidden/>
-            <w:sz w:val="24"/>
-            <w:szCs w:val="24"/>
-          </w:rPr>
-          <w:fldChar w:fldCharType="end"/>
-        </w:r>
-      </w:hyperlink>
-    </w:p>
-    <w:p>
-      <w:pPr>
-        <w:pStyle w:val="Sumrio1"/>
-        <w:tabs>
-          <w:tab w:val="right" w:leader="dot" w:pos="8910"/>
-        </w:tabs>
-        <w:rPr>
-          <w:rFonts w:ascii="Times New Roman" w:eastAsiaTheme="minorEastAsia" w:hAnsi="Times New Roman" w:cs="Times New Roman"/>
-          <w:noProof/>
-          <w:kern w:val="2"/>
-          <w:sz w:val="24"/>
-          <w:szCs w:val="24"/>
-          <w:lang w:val="pt-BR"/>
-          <w14:ligatures w14:val="standardContextual"/>
-        </w:rPr>
-      </w:pPr>
-      <w:hyperlink w:anchor="_Toc231338797" w:history="1">
-        <w:r>
-          <w:rPr>
-            <w:rStyle w:val="Hyperlink"/>
-            <w:rFonts w:ascii="Times New Roman" w:hAnsi="Times New Roman" w:cs="Times New Roman"/>
-            <w:noProof/>
-            <w:sz w:val="24"/>
-            <w:szCs w:val="24"/>
-          </w:rPr>
-          <w:t>REFERÊNCIAS BIBLIOGRÁFICAS</w:t>
-        </w:r>
-        <w:r>
-          <w:rPr>
-            <w:rFonts w:ascii="Times New Roman" w:hAnsi="Times New Roman" w:cs="Times New Roman"/>
-            <w:noProof/>
-            <w:webHidden/>
-            <w:sz w:val="24"/>
-            <w:szCs w:val="24"/>
-          </w:rPr>
-          <w:tab/>
-        </w:r>
-        <w:r>
-          <w:rPr>
-            <w:rFonts w:ascii="Times New Roman" w:hAnsi="Times New Roman" w:cs="Times New Roman"/>
-            <w:noProof/>
-            <w:webHidden/>
-            <w:sz w:val="24"/>
-            <w:szCs w:val="24"/>
-          </w:rPr>
-          <w:fldChar w:fldCharType="begin"/>
-        </w:r>
-        <w:r>
-          <w:rPr>
-            <w:rFonts w:ascii="Times New Roman" w:hAnsi="Times New Roman" w:cs="Times New Roman"/>
-            <w:noProof/>
-            <w:webHidden/>
-            <w:sz w:val="24"/>
-            <w:szCs w:val="24"/>
-          </w:rPr>
-          <w:instrText xml:space="preserve"> PAGEREF _Toc231338797 \h </w:instrText>
-        </w:r>
-        <w:r>
-          <w:rPr>
-            <w:rFonts w:ascii="Times New Roman" w:hAnsi="Times New Roman" w:cs="Times New Roman"/>
-            <w:noProof/>
-            <w:webHidden/>
-            <w:sz w:val="24"/>
-            <w:szCs w:val="24"/>
-          </w:rPr>
-        </w:r>
-        <w:r>
-          <w:rPr>
-            <w:rFonts w:ascii="Times New Roman" w:hAnsi="Times New Roman" w:cs="Times New Roman"/>
-            <w:noProof/>
-            <w:webHidden/>
-            <w:sz w:val="24"/>
-            <w:szCs w:val="24"/>
-          </w:rPr>
-          <w:fldChar w:fldCharType="separate"/>
-        </w:r>
-        <w:r>
-          <w:rPr>
-            <w:rFonts w:ascii="Times New Roman" w:hAnsi="Times New Roman" w:cs="Times New Roman"/>
-            <w:noProof/>
-            <w:webHidden/>
-            <w:sz w:val="24"/>
-            <w:szCs w:val="24"/>
-          </w:rPr>
-          <w:t>19</w:t>
-        </w:r>
-        <w:r>
-          <w:rPr>
-            <w:rFonts w:ascii="Times New Roman" w:hAnsi="Times New Roman" w:cs="Times New Roman"/>
-            <w:noProof/>
-            <w:webHidden/>
-            <w:sz w:val="24"/>
-            <w:szCs w:val="24"/>
-          </w:rPr>
-          <w:fldChar w:fldCharType="end"/>
-        </w:r>
-      </w:hyperlink>
-    </w:p>
-    <w:p>
-      <w:pPr>
-        <w:pStyle w:val="Sumrio1"/>
-        <w:tabs>
-          <w:tab w:val="right" w:leader="dot" w:pos="8910"/>
-        </w:tabs>
-        <w:rPr>
-          <w:rFonts w:ascii="Times New Roman" w:eastAsiaTheme="minorEastAsia" w:hAnsi="Times New Roman" w:cs="Times New Roman"/>
-          <w:noProof/>
-          <w:kern w:val="2"/>
-          <w:sz w:val="24"/>
-          <w:szCs w:val="24"/>
-          <w:lang w:val="pt-BR"/>
-          <w14:ligatures w14:val="standardContextual"/>
-        </w:rPr>
-      </w:pPr>
-      <w:hyperlink w:anchor="_Toc231338798" w:history="1">
-        <w:r>
-          <w:rPr>
-            <w:rStyle w:val="Hyperlink"/>
-            <w:rFonts w:ascii="Times New Roman" w:hAnsi="Times New Roman" w:cs="Times New Roman"/>
-            <w:noProof/>
-            <w:sz w:val="24"/>
-            <w:szCs w:val="24"/>
-          </w:rPr>
-          <w:t>ANEXOS</w:t>
-        </w:r>
-        <w:r>
-          <w:rPr>
-            <w:rFonts w:ascii="Times New Roman" w:hAnsi="Times New Roman" w:cs="Times New Roman"/>
-            <w:noProof/>
-            <w:webHidden/>
-            <w:sz w:val="24"/>
-            <w:szCs w:val="24"/>
-          </w:rPr>
-          <w:tab/>
-        </w:r>
-        <w:r>
-          <w:rPr>
-            <w:rFonts w:ascii="Times New Roman" w:hAnsi="Times New Roman" w:cs="Times New Roman"/>
-            <w:noProof/>
-            <w:webHidden/>
-            <w:sz w:val="24"/>
-            <w:szCs w:val="24"/>
-          </w:rPr>
-          <w:fldChar w:fldCharType="begin"/>
-        </w:r>
-        <w:r>
-          <w:rPr>
-            <w:rFonts w:ascii="Times New Roman" w:hAnsi="Times New Roman" w:cs="Times New Roman"/>
-            <w:noProof/>
-            <w:webHidden/>
-            <w:sz w:val="24"/>
-            <w:szCs w:val="24"/>
-          </w:rPr>
-          <w:instrText xml:space="preserve"> PAGEREF _Toc231338798 \h </w:instrText>
-        </w:r>
-        <w:r>
-          <w:rPr>
-            <w:rFonts w:ascii="Times New Roman" w:hAnsi="Times New Roman" w:cs="Times New Roman"/>
-            <w:noProof/>
-            <w:webHidden/>
-            <w:sz w:val="24"/>
-            <w:szCs w:val="24"/>
-          </w:rPr>
-        </w:r>
-        <w:r>
-          <w:rPr>
-            <w:rFonts w:ascii="Times New Roman" w:hAnsi="Times New Roman" w:cs="Times New Roman"/>
-            <w:noProof/>
-            <w:webHidden/>
-            <w:sz w:val="24"/>
-            <w:szCs w:val="24"/>
-          </w:rPr>
-          <w:fldChar w:fldCharType="separate"/>
-        </w:r>
-        <w:r>
-          <w:rPr>
-            <w:rFonts w:ascii="Times New Roman" w:hAnsi="Times New Roman" w:cs="Times New Roman"/>
-            <w:noProof/>
-            <w:webHidden/>
-            <w:sz w:val="24"/>
-            <w:szCs w:val="24"/>
-          </w:rPr>
-          <w:t>20</w:t>
-        </w:r>
-        <w:r>
-          <w:rPr>
-            <w:rFonts w:ascii="Times New Roman" w:hAnsi="Times New Roman" w:cs="Times New Roman"/>
-            <w:noProof/>
-            <w:webHidden/>
-            <w:sz w:val="24"/>
-            <w:szCs w:val="24"/>
-          </w:rPr>
-          <w:fldChar w:fldCharType="end"/>
-        </w:r>
-      </w:hyperlink>
-    </w:p>
-    <w:p>
-      <w:pPr>
-        <w:pStyle w:val="Sumrio2"/>
-        <w:tabs>
-          <w:tab w:val="right" w:leader="dot" w:pos="8910"/>
-        </w:tabs>
-        <w:rPr>
-          <w:rFonts w:ascii="Times New Roman" w:eastAsiaTheme="minorEastAsia" w:hAnsi="Times New Roman" w:cs="Times New Roman"/>
-          <w:noProof/>
-          <w:kern w:val="2"/>
-          <w:sz w:val="24"/>
-          <w:szCs w:val="24"/>
-          <w:lang w:val="pt-BR"/>
-          <w14:ligatures w14:val="standardContextual"/>
-        </w:rPr>
-      </w:pPr>
-      <w:hyperlink w:anchor="_Toc231338799" w:history="1">
-        <w:r>
-          <w:rPr>
-            <w:rStyle w:val="Hyperlink"/>
-            <w:rFonts w:ascii="Times New Roman" w:hAnsi="Times New Roman" w:cs="Times New Roman"/>
-            <w:noProof/>
-            <w:sz w:val="24"/>
-            <w:szCs w:val="24"/>
-          </w:rPr>
-          <w:t>A. Quadro de avaliação do estagiário (assinale com ‘x’)</w:t>
-        </w:r>
-        <w:r>
-          <w:rPr>
-            <w:rFonts w:ascii="Times New Roman" w:hAnsi="Times New Roman" w:cs="Times New Roman"/>
-            <w:noProof/>
-            <w:webHidden/>
-            <w:sz w:val="24"/>
-            <w:szCs w:val="24"/>
-          </w:rPr>
-          <w:tab/>
-        </w:r>
-        <w:r>
-          <w:rPr>
-            <w:rFonts w:ascii="Times New Roman" w:hAnsi="Times New Roman" w:cs="Times New Roman"/>
-            <w:noProof/>
-            <w:webHidden/>
-            <w:sz w:val="24"/>
-            <w:szCs w:val="24"/>
-          </w:rPr>
-          <w:fldChar w:fldCharType="begin"/>
-        </w:r>
-        <w:r>
-          <w:rPr>
-            <w:rFonts w:ascii="Times New Roman" w:hAnsi="Times New Roman" w:cs="Times New Roman"/>
-            <w:noProof/>
-            <w:webHidden/>
-            <w:sz w:val="24"/>
-            <w:szCs w:val="24"/>
-          </w:rPr>
-          <w:instrText xml:space="preserve"> PAGEREF _Toc231338799 \h </w:instrText>
-        </w:r>
-        <w:r>
-          <w:rPr>
-            <w:rFonts w:ascii="Times New Roman" w:hAnsi="Times New Roman" w:cs="Times New Roman"/>
-            <w:noProof/>
-            <w:webHidden/>
-            <w:sz w:val="24"/>
-            <w:szCs w:val="24"/>
-          </w:rPr>
-        </w:r>
-        <w:r>
-          <w:rPr>
-            <w:rFonts w:ascii="Times New Roman" w:hAnsi="Times New Roman" w:cs="Times New Roman"/>
-            <w:noProof/>
-            <w:webHidden/>
-            <w:sz w:val="24"/>
-            <w:szCs w:val="24"/>
-          </w:rPr>
-          <w:fldChar w:fldCharType="separate"/>
-        </w:r>
-        <w:r>
-          <w:rPr>
-            <w:rFonts w:ascii="Times New Roman" w:hAnsi="Times New Roman" w:cs="Times New Roman"/>
-            <w:noProof/>
-            <w:webHidden/>
-            <w:sz w:val="24"/>
-            <w:szCs w:val="24"/>
-          </w:rPr>
-          <w:t>20</w:t>
-        </w:r>
-        <w:r>
-          <w:rPr>
-            <w:rFonts w:ascii="Times New Roman" w:hAnsi="Times New Roman" w:cs="Times New Roman"/>
-            <w:noProof/>
-            <w:webHidden/>
-            <w:sz w:val="24"/>
-            <w:szCs w:val="24"/>
-          </w:rPr>
-          <w:fldChar w:fldCharType="end"/>
-        </w:r>
-      </w:hyperlink>
-    </w:p>
-    <w:p>
-      <w:pPr>
-        <w:pStyle w:val="Sumrio2"/>
-        <w:tabs>
-          <w:tab w:val="right" w:leader="dot" w:pos="8910"/>
-        </w:tabs>
-        <w:rPr>
-          <w:rFonts w:ascii="Times New Roman" w:eastAsiaTheme="minorEastAsia" w:hAnsi="Times New Roman" w:cs="Times New Roman"/>
-          <w:noProof/>
-          <w:kern w:val="2"/>
-          <w:sz w:val="24"/>
-          <w:szCs w:val="24"/>
-          <w:lang w:val="pt-BR"/>
-          <w14:ligatures w14:val="standardContextual"/>
-        </w:rPr>
-      </w:pPr>
-      <w:hyperlink w:anchor="_Toc231338800" w:history="1">
-        <w:r>
-          <w:rPr>
-            <w:rStyle w:val="Hyperlink"/>
-            <w:rFonts w:ascii="Times New Roman" w:hAnsi="Times New Roman" w:cs="Times New Roman"/>
-            <w:noProof/>
-            <w:sz w:val="24"/>
-            <w:szCs w:val="24"/>
-          </w:rPr>
-          <w:t>B. Controle de frequência</w:t>
-        </w:r>
-        <w:r>
-          <w:rPr>
-            <w:rFonts w:ascii="Times New Roman" w:hAnsi="Times New Roman" w:cs="Times New Roman"/>
-            <w:noProof/>
-            <w:webHidden/>
-            <w:sz w:val="24"/>
-            <w:szCs w:val="24"/>
-          </w:rPr>
-          <w:tab/>
-        </w:r>
-        <w:r>
-          <w:rPr>
-            <w:rFonts w:ascii="Times New Roman" w:hAnsi="Times New Roman" w:cs="Times New Roman"/>
-            <w:noProof/>
-            <w:webHidden/>
-            <w:sz w:val="24"/>
-            <w:szCs w:val="24"/>
-          </w:rPr>
-          <w:fldChar w:fldCharType="begin"/>
-        </w:r>
-        <w:r>
-          <w:rPr>
-            <w:rFonts w:ascii="Times New Roman" w:hAnsi="Times New Roman" w:cs="Times New Roman"/>
-            <w:noProof/>
-            <w:webHidden/>
-            <w:sz w:val="24"/>
-            <w:szCs w:val="24"/>
-          </w:rPr>
-          <w:instrText xml:space="preserve"> PAGEREF _Toc231338800 \h </w:instrText>
-        </w:r>
-        <w:r>
-          <w:rPr>
-            <w:rFonts w:ascii="Times New Roman" w:hAnsi="Times New Roman" w:cs="Times New Roman"/>
-            <w:noProof/>
-            <w:webHidden/>
-            <w:sz w:val="24"/>
-            <w:szCs w:val="24"/>
-          </w:rPr>
-        </w:r>
-        <w:r>
-          <w:rPr>
-            <w:rFonts w:ascii="Times New Roman" w:hAnsi="Times New Roman" w:cs="Times New Roman"/>
-            <w:noProof/>
-            <w:webHidden/>
-            <w:sz w:val="24"/>
-            <w:szCs w:val="24"/>
-          </w:rPr>
-          <w:fldChar w:fldCharType="separate"/>
-        </w:r>
-        <w:r>
-          <w:rPr>
-            <w:rFonts w:ascii="Times New Roman" w:hAnsi="Times New Roman" w:cs="Times New Roman"/>
-            <w:noProof/>
-            <w:webHidden/>
-            <w:sz w:val="24"/>
-            <w:szCs w:val="24"/>
-          </w:rPr>
-          <w:t>21</w:t>
-        </w:r>
-        <w:r>
-          <w:rPr>
-            <w:rFonts w:ascii="Times New Roman" w:hAnsi="Times New Roman" w:cs="Times New Roman"/>
-            <w:noProof/>
-            <w:webHidden/>
-            <w:sz w:val="24"/>
-            <w:szCs w:val="24"/>
           </w:rPr>
           <w:fldChar w:fldCharType="end"/>
         </w:r>
@@ -5561,20 +4952,14 @@
     <w:p/>
     <w:p/>
     <w:p/>
-    <w:p/>
-    <w:p/>
-    <w:p/>
     <w:p>
       <w:pPr>
         <w:pStyle w:val="Ttulo1"/>
       </w:pPr>
-      <w:bookmarkStart w:id="1" w:name="_Toc231338781"/>
+      <w:bookmarkStart w:id="1" w:name="_Toc240303730"/>
       <w:r>
         <w:lastRenderedPageBreak/>
-        <w:t xml:space="preserve">1. </w:t>
-      </w:r>
-      <w:r>
-        <w:t>INTRODUÇÃO</w:t>
+        <w:t>1. INTRODUÇÃO</w:t>
       </w:r>
       <w:bookmarkEnd w:id="1"/>
     </w:p>
@@ -5598,25 +4983,7 @@
           <w:szCs w:val="24"/>
           <w:lang w:val="pt-BR"/>
         </w:rPr>
-        <w:t>{{INTRODU</w:t>
-      </w:r>
-      <w:r>
-        <w:rPr>
-          <w:rFonts w:ascii="Times New Roman" w:eastAsia="Times New Roman" w:hAnsi="Times New Roman" w:cs="Times New Roman"/>
-          <w:sz w:val="24"/>
-          <w:szCs w:val="24"/>
-          <w:lang w:val="pt-BR"/>
-        </w:rPr>
-        <w:t>CAO</w:t>
-      </w:r>
-      <w:r>
-        <w:rPr>
-          <w:rFonts w:ascii="Times New Roman" w:eastAsia="Times New Roman" w:hAnsi="Times New Roman" w:cs="Times New Roman"/>
-          <w:sz w:val="24"/>
-          <w:szCs w:val="24"/>
-          <w:lang w:val="pt-BR"/>
-        </w:rPr>
-        <w:t>}}</w:t>
+        <w:t>{{INTRODUCAO}}</w:t>
       </w:r>
     </w:p>
     <w:p>
@@ -6043,13 +5410,10 @@
       <w:pPr>
         <w:pStyle w:val="Ttulo1"/>
       </w:pPr>
-      <w:bookmarkStart w:id="2" w:name="_Toc231338782"/>
+      <w:bookmarkStart w:id="2" w:name="_Toc240303731"/>
       <w:r>
         <w:lastRenderedPageBreak/>
-        <w:t xml:space="preserve">2. </w:t>
-      </w:r>
-      <w:r>
-        <w:t>OBJETIVO DO ESTÁGIO</w:t>
+        <w:t>2. OBJETIVO DO ESTÁGIO</w:t>
       </w:r>
       <w:bookmarkEnd w:id="2"/>
     </w:p>
@@ -6057,7 +5421,7 @@
       <w:pPr>
         <w:pStyle w:val="Ttulo2"/>
       </w:pPr>
-      <w:bookmarkStart w:id="3" w:name="_Toc231338783"/>
+      <w:bookmarkStart w:id="3" w:name="_Toc240303732"/>
       <w:r>
         <w:t>2.1 Objetivo geral</w:t>
       </w:r>
@@ -6088,15 +5452,9 @@
       <w:pPr>
         <w:pStyle w:val="Ttulo2"/>
       </w:pPr>
-      <w:bookmarkStart w:id="4" w:name="_Toc231338784"/>
+      <w:bookmarkStart w:id="4" w:name="_Toc240303733"/>
       <w:r>
-        <w:t>2.</w:t>
-      </w:r>
-      <w:r>
-        <w:t>2</w:t>
-      </w:r>
-      <w:r>
-        <w:t xml:space="preserve"> Objetivos específicos</w:t>
+        <w:t>2.2 Objetivos específicos</w:t>
       </w:r>
       <w:bookmarkEnd w:id="4"/>
     </w:p>
@@ -6163,13 +5521,10 @@
       <w:pPr>
         <w:pStyle w:val="Ttulo1"/>
       </w:pPr>
-      <w:bookmarkStart w:id="5" w:name="_Toc231338785"/>
+      <w:bookmarkStart w:id="5" w:name="_Toc240303734"/>
       <w:r>
         <w:lastRenderedPageBreak/>
-        <w:t xml:space="preserve">3. </w:t>
-      </w:r>
-      <w:r>
-        <w:t>SOBRE O CAMPO CEDENTE</w:t>
+        <w:t>3. SOBRE O CAMPO CEDENTE</w:t>
       </w:r>
       <w:bookmarkEnd w:id="5"/>
     </w:p>
@@ -6178,16 +5533,10 @@
         <w:pStyle w:val="Ttulo2"/>
       </w:pPr>
       <w:bookmarkStart w:id="6" w:name="_heading=h.4vcdrtz1mi1i" w:colFirst="0" w:colLast="0"/>
-      <w:bookmarkStart w:id="7" w:name="_Toc231338786"/>
+      <w:bookmarkStart w:id="7" w:name="_Toc240303735"/>
       <w:bookmarkEnd w:id="6"/>
       <w:r>
-        <w:t>3.1</w:t>
-      </w:r>
-      <w:r>
-        <w:t xml:space="preserve"> </w:t>
-      </w:r>
-      <w:r>
-        <w:t>História da Empresa</w:t>
+        <w:t>3.1 História da Empresa</w:t>
       </w:r>
       <w:bookmarkEnd w:id="7"/>
     </w:p>
@@ -6216,15 +5565,9 @@
       <w:pPr>
         <w:pStyle w:val="Ttulo2"/>
       </w:pPr>
-      <w:bookmarkStart w:id="8" w:name="_Toc231338787"/>
+      <w:bookmarkStart w:id="8" w:name="_Toc240303736"/>
       <w:r>
-        <w:t>3.2</w:t>
-      </w:r>
-      <w:r>
-        <w:t xml:space="preserve"> </w:t>
-      </w:r>
-      <w:r>
-        <w:t>Descrição da área/setor do estágio</w:t>
+        <w:t>3.2 Descrição da área/setor do estágio</w:t>
       </w:r>
       <w:bookmarkEnd w:id="8"/>
     </w:p>
@@ -6588,13 +5931,10 @@
       <w:pPr>
         <w:pStyle w:val="Ttulo1"/>
       </w:pPr>
-      <w:bookmarkStart w:id="9" w:name="_Toc231338788"/>
+      <w:bookmarkStart w:id="9" w:name="_Toc240303737"/>
       <w:r>
         <w:lastRenderedPageBreak/>
-        <w:t xml:space="preserve">4. </w:t>
-      </w:r>
-      <w:r>
-        <w:t>ATIVIDADES REALIZADAS NO ESTÁGIO</w:t>
+        <w:t>4. ATIVIDADES REALIZADAS NO ESTÁGIO</w:t>
       </w:r>
       <w:bookmarkEnd w:id="9"/>
       <w:r>
@@ -6606,27 +5946,12 @@
         <w:pStyle w:val="Ttulo2"/>
       </w:pPr>
       <w:bookmarkStart w:id="10" w:name="_heading=h.25j8eqns9fy6" w:colFirst="0" w:colLast="0"/>
-      <w:bookmarkStart w:id="11" w:name="_Toc231338789"/>
+      <w:bookmarkStart w:id="11" w:name="_Toc240303738"/>
       <w:bookmarkEnd w:id="10"/>
       <w:r>
-        <w:t>4.1</w:t>
-      </w:r>
-      <w:r>
-        <w:t xml:space="preserve"> </w:t>
-      </w:r>
-      <w:r>
-        <w:t xml:space="preserve">Atividade 1 </w:t>
-      </w:r>
-      <w:r>
-        <w:t>–</w:t>
-      </w:r>
-      <w:r>
-        <w:t xml:space="preserve"> </w:t>
+        <w:t>4.1 Atividade 1 – {{TITULO_ATV1}}</w:t>
       </w:r>
       <w:bookmarkEnd w:id="11"/>
-      <w:r>
-        <w:t>{{TITULO_ATV1}}</w:t>
-      </w:r>
     </w:p>
     <w:p>
       <w:pPr>
@@ -6654,27 +5979,12 @@
         <w:pStyle w:val="Ttulo2"/>
       </w:pPr>
       <w:bookmarkStart w:id="12" w:name="_heading=h.7m51km6gidus" w:colFirst="0" w:colLast="0"/>
-      <w:bookmarkStart w:id="13" w:name="_Toc231338790"/>
+      <w:bookmarkStart w:id="13" w:name="_Toc240303739"/>
       <w:bookmarkEnd w:id="12"/>
       <w:r>
-        <w:t>4.2</w:t>
-      </w:r>
-      <w:r>
-        <w:t xml:space="preserve"> </w:t>
-      </w:r>
-      <w:r>
-        <w:t xml:space="preserve">Atividade 2 </w:t>
-      </w:r>
-      <w:r>
-        <w:t>–</w:t>
-      </w:r>
-      <w:r>
-        <w:t xml:space="preserve"> </w:t>
+        <w:t>4.2 Atividade 2 – {{TITULO_ATV2}}</w:t>
       </w:r>
       <w:bookmarkEnd w:id="13"/>
-      <w:r>
-        <w:t>{{TITULO_ATV2}}</w:t>
-      </w:r>
     </w:p>
     <w:p>
       <w:pPr>
@@ -6702,27 +6012,12 @@
         <w:pStyle w:val="Ttulo2"/>
       </w:pPr>
       <w:bookmarkStart w:id="14" w:name="_heading=h.uiv0nfcq477k" w:colFirst="0" w:colLast="0"/>
-      <w:bookmarkStart w:id="15" w:name="_Toc231338791"/>
+      <w:bookmarkStart w:id="15" w:name="_Toc240303740"/>
       <w:bookmarkEnd w:id="14"/>
       <w:r>
-        <w:t>4.3</w:t>
-      </w:r>
-      <w:r>
-        <w:t xml:space="preserve"> </w:t>
-      </w:r>
-      <w:r>
-        <w:t xml:space="preserve">Atividade 3 </w:t>
-      </w:r>
-      <w:r>
-        <w:t>–</w:t>
-      </w:r>
-      <w:r>
-        <w:t xml:space="preserve"> </w:t>
+        <w:t>4.3 Atividade 3 – {{TITULO_ATV3}}</w:t>
       </w:r>
       <w:bookmarkEnd w:id="15"/>
-      <w:r>
-        <w:t>{{TITULO_ATV3}}</w:t>
-      </w:r>
     </w:p>
     <w:p>
       <w:pPr>
@@ -6742,51 +6037,20 @@
           <w:sz w:val="24"/>
           <w:szCs w:val="24"/>
         </w:rPr>
-        <w:t>{{AT</w:t>
+        <w:t>{{ATV3}}</w:t>
       </w:r>
-      <w:r>
-        <w:rPr>
-          <w:rFonts w:ascii="Times New Roman" w:hAnsi="Times New Roman" w:cs="Times New Roman"/>
-          <w:sz w:val="24"/>
-          <w:szCs w:val="24"/>
-        </w:rPr>
-        <w:t>V</w:t>
-      </w:r>
-      <w:r>
-        <w:rPr>
-          <w:rFonts w:ascii="Times New Roman" w:hAnsi="Times New Roman" w:cs="Times New Roman"/>
-          <w:sz w:val="24"/>
-          <w:szCs w:val="24"/>
-        </w:rPr>
-        <w:t>3}}</w:t>
-      </w:r>
     </w:p>
     <w:p>
       <w:pPr>
         <w:pStyle w:val="Ttulo2"/>
       </w:pPr>
       <w:bookmarkStart w:id="16" w:name="_heading=h.4bgnx5goeik0" w:colFirst="0" w:colLast="0"/>
-      <w:bookmarkStart w:id="17" w:name="_Toc231338792"/>
+      <w:bookmarkStart w:id="17" w:name="_Toc240303741"/>
       <w:bookmarkEnd w:id="16"/>
       <w:r>
-        <w:t>4.4</w:t>
-      </w:r>
-      <w:r>
-        <w:t xml:space="preserve"> </w:t>
-      </w:r>
-      <w:r>
-        <w:t xml:space="preserve">Atividade 4 </w:t>
-      </w:r>
-      <w:r>
-        <w:t>–</w:t>
-      </w:r>
-      <w:r>
-        <w:t xml:space="preserve"> </w:t>
+        <w:t>4.4 Atividade 4 – {{TITULO_ATV4}}</w:t>
       </w:r>
       <w:bookmarkEnd w:id="17"/>
-      <w:r>
-        <w:t>{{TITULO_ATV4}}</w:t>
-      </w:r>
     </w:p>
     <w:p>
       <w:pPr>
@@ -6813,26 +6077,11 @@
       <w:pPr>
         <w:pStyle w:val="Ttulo2"/>
       </w:pPr>
-      <w:bookmarkStart w:id="18" w:name="_Toc231338793"/>
+      <w:bookmarkStart w:id="18" w:name="_Toc240303742"/>
       <w:r>
-        <w:t>4.5</w:t>
-      </w:r>
-      <w:r>
-        <w:t xml:space="preserve"> </w:t>
-      </w:r>
-      <w:r>
-        <w:t xml:space="preserve">Atividade 5 </w:t>
-      </w:r>
-      <w:r>
-        <w:t>–</w:t>
-      </w:r>
-      <w:r>
-        <w:t xml:space="preserve"> </w:t>
+        <w:t>4.5 Atividade 5 – {{TITULO_ATV5}}</w:t>
       </w:r>
       <w:bookmarkEnd w:id="18"/>
-      <w:r>
-        <w:t>{{TITULO_ATV5}}</w:t>
-      </w:r>
     </w:p>
     <w:p>
       <w:pPr>
@@ -6851,29 +6100,18 @@
           <w:sz w:val="24"/>
           <w:szCs w:val="24"/>
         </w:rPr>
-        <w:t>{{ATV5}}</w:t>
+        <w:t xml:space="preserve">{{ATV5}} </w:t>
       </w:r>
+    </w:p>
+    <w:p>
+      <w:pPr>
+        <w:pStyle w:val="Ttulo2"/>
+      </w:pPr>
+      <w:bookmarkStart w:id="19" w:name="_Toc240303743"/>
       <w:r>
-        <w:rPr>
-          <w:rFonts w:ascii="Times New Roman" w:eastAsia="Arial" w:hAnsi="Times New Roman" w:cs="Times New Roman"/>
-          <w:sz w:val="24"/>
-          <w:szCs w:val="24"/>
-        </w:rPr>
-        <w:t xml:space="preserve"> </w:t>
-      </w:r>
-    </w:p>
-    <w:p>
-      <w:pPr>
-        <w:pStyle w:val="Ttulo2"/>
-      </w:pPr>
-      <w:bookmarkStart w:id="19" w:name="_Toc231338794"/>
-      <w:r>
-        <w:t>4.6 Atividade 6 –</w:t>
+        <w:t>4.6 Atividade 6 – {{TITULO_ATV6}}</w:t>
       </w:r>
       <w:bookmarkEnd w:id="19"/>
-      <w:r>
-        <w:t xml:space="preserve"> {{TITULO_ATV6}}</w:t>
-      </w:r>
     </w:p>
     <w:p>
       <w:pPr>
@@ -6902,14 +6140,11 @@
       <w:pPr>
         <w:pStyle w:val="Ttulo2"/>
       </w:pPr>
-      <w:bookmarkStart w:id="20" w:name="_Toc231338795"/>
+      <w:bookmarkStart w:id="20" w:name="_Toc240303744"/>
       <w:r>
-        <w:t xml:space="preserve">4.7 Atividade 7 – </w:t>
+        <w:t>4.7 Atividade 7 – {{TITULO_ATV7}}</w:t>
       </w:r>
       <w:bookmarkEnd w:id="20"/>
-      <w:r>
-        <w:t>{{TITULO_ATV7}}</w:t>
-      </w:r>
     </w:p>
     <w:p>
       <w:pPr>
@@ -6936,9 +6171,11 @@
       <w:pPr>
         <w:pStyle w:val="Ttulo2"/>
       </w:pPr>
+      <w:bookmarkStart w:id="21" w:name="_Toc240303745"/>
       <w:r>
         <w:t>4.8 Atividade 8 – {{TITULO_ATV8}}</w:t>
       </w:r>
+      <w:bookmarkEnd w:id="21"/>
     </w:p>
     <w:p>
       <w:pPr>
@@ -6958,50 +6195,18 @@
           <w:sz w:val="24"/>
           <w:szCs w:val="24"/>
         </w:rPr>
-        <w:t>{{ATV</w:t>
+        <w:t>{{ATV8}}</w:t>
       </w:r>
+    </w:p>
+    <w:p>
+      <w:pPr>
+        <w:pStyle w:val="Ttulo2"/>
+      </w:pPr>
+      <w:bookmarkStart w:id="22" w:name="_Toc240303746"/>
       <w:r>
-        <w:rPr>
-          <w:rFonts w:ascii="Times New Roman" w:hAnsi="Times New Roman" w:cs="Times New Roman"/>
-          <w:sz w:val="24"/>
-          <w:szCs w:val="24"/>
-        </w:rPr>
-        <w:t>8</w:t>
+        <w:t>4.9 Atividade 9 – {{TITULO_ATV9}}</w:t>
       </w:r>
-      <w:r>
-        <w:rPr>
-          <w:rFonts w:ascii="Times New Roman" w:hAnsi="Times New Roman" w:cs="Times New Roman"/>
-          <w:sz w:val="24"/>
-          <w:szCs w:val="24"/>
-        </w:rPr>
-        <w:t>}}</w:t>
-      </w:r>
-    </w:p>
-    <w:p>
-      <w:pPr>
-        <w:pStyle w:val="Ttulo2"/>
-      </w:pPr>
-      <w:r>
-        <w:t>4.</w:t>
-      </w:r>
-      <w:r>
-        <w:t>9</w:t>
-      </w:r>
-      <w:r>
-        <w:t xml:space="preserve"> Atividade </w:t>
-      </w:r>
-      <w:r>
-        <w:t>9</w:t>
-      </w:r>
-      <w:r>
-        <w:t xml:space="preserve"> – {{TITULO_ATV</w:t>
-      </w:r>
-      <w:r>
-        <w:t>9</w:t>
-      </w:r>
-      <w:r>
-        <w:t>}}</w:t>
-      </w:r>
+      <w:bookmarkEnd w:id="22"/>
     </w:p>
     <w:p>
       <w:pPr>
@@ -7021,50 +6226,18 @@
           <w:sz w:val="24"/>
           <w:szCs w:val="24"/>
         </w:rPr>
-        <w:t>{{ATV</w:t>
+        <w:t>{{ATV9}}</w:t>
       </w:r>
+    </w:p>
+    <w:p>
+      <w:pPr>
+        <w:pStyle w:val="Ttulo2"/>
+      </w:pPr>
+      <w:bookmarkStart w:id="23" w:name="_Toc240303747"/>
       <w:r>
-        <w:rPr>
-          <w:rFonts w:ascii="Times New Roman" w:hAnsi="Times New Roman" w:cs="Times New Roman"/>
-          <w:sz w:val="24"/>
-          <w:szCs w:val="24"/>
-        </w:rPr>
-        <w:t>9</w:t>
+        <w:t>4.10 Atividade 10 – {{TITULO_ATV10}}</w:t>
       </w:r>
-      <w:r>
-        <w:rPr>
-          <w:rFonts w:ascii="Times New Roman" w:hAnsi="Times New Roman" w:cs="Times New Roman"/>
-          <w:sz w:val="24"/>
-          <w:szCs w:val="24"/>
-        </w:rPr>
-        <w:t>}}</w:t>
-      </w:r>
-    </w:p>
-    <w:p>
-      <w:pPr>
-        <w:pStyle w:val="Ttulo2"/>
-      </w:pPr>
-      <w:r>
-        <w:t>4.</w:t>
-      </w:r>
-      <w:r>
-        <w:t>10</w:t>
-      </w:r>
-      <w:r>
-        <w:t xml:space="preserve"> Atividade </w:t>
-      </w:r>
-      <w:r>
-        <w:t>10</w:t>
-      </w:r>
-      <w:r>
-        <w:t xml:space="preserve"> – {{TITULO_ATV</w:t>
-      </w:r>
-      <w:r>
-        <w:t>10</w:t>
-      </w:r>
-      <w:r>
-        <w:t>}}</w:t>
-      </w:r>
+      <w:bookmarkEnd w:id="23"/>
     </w:p>
     <w:p>
       <w:pPr>
@@ -7084,23 +6257,7 @@
           <w:sz w:val="24"/>
           <w:szCs w:val="24"/>
         </w:rPr>
-        <w:t>{{ATV</w:t>
-      </w:r>
-      <w:r>
-        <w:rPr>
-          <w:rFonts w:ascii="Times New Roman" w:hAnsi="Times New Roman" w:cs="Times New Roman"/>
-          <w:sz w:val="24"/>
-          <w:szCs w:val="24"/>
-        </w:rPr>
-        <w:t>10</w:t>
-      </w:r>
-      <w:r>
-        <w:rPr>
-          <w:rFonts w:ascii="Times New Roman" w:hAnsi="Times New Roman" w:cs="Times New Roman"/>
-          <w:sz w:val="24"/>
-          <w:szCs w:val="24"/>
-        </w:rPr>
-        <w:t>}}</w:t>
+        <w:t>{{ATV10}}</w:t>
       </w:r>
     </w:p>
     <w:p>
@@ -7143,17 +6300,14 @@
       <w:pPr>
         <w:pStyle w:val="Ttulo1"/>
       </w:pPr>
-      <w:bookmarkStart w:id="21" w:name="_heading=h.sqrvqgsdpvhc" w:colFirst="0" w:colLast="0"/>
-      <w:bookmarkStart w:id="22" w:name="_Toc231338796"/>
-      <w:bookmarkEnd w:id="21"/>
+      <w:bookmarkStart w:id="24" w:name="_heading=h.sqrvqgsdpvhc" w:colFirst="0" w:colLast="0"/>
+      <w:bookmarkStart w:id="25" w:name="_Toc240303748"/>
+      <w:bookmarkEnd w:id="24"/>
       <w:r>
         <w:lastRenderedPageBreak/>
-        <w:t xml:space="preserve">5. </w:t>
+        <w:t>5. CONCLUSÃO</w:t>
       </w:r>
-      <w:r>
-        <w:t>CONCLUSÃO</w:t>
-      </w:r>
-      <w:bookmarkEnd w:id="22"/>
+      <w:bookmarkEnd w:id="25"/>
     </w:p>
     <w:p>
       <w:pPr>
@@ -7576,15 +6730,14 @@
     <w:p>
       <w:pPr>
         <w:pStyle w:val="Ttulo1"/>
-        <w:keepNext/>
         <w:pageBreakBefore/>
         <w:rPr>
           <w:rFonts w:cs="Times New Roman"/>
         </w:rPr>
       </w:pPr>
-      <w:bookmarkStart w:id="23" w:name="_heading=h.2acxxjw2ggw2" w:colFirst="0" w:colLast="0"/>
-      <w:bookmarkStart w:id="24" w:name="_Toc231338797"/>
-      <w:bookmarkEnd w:id="23"/>
+      <w:bookmarkStart w:id="26" w:name="_heading=h.2acxxjw2ggw2" w:colFirst="0" w:colLast="0"/>
+      <w:bookmarkStart w:id="27" w:name="_Toc240303749"/>
+      <w:bookmarkEnd w:id="26"/>
       <w:r>
         <w:rPr>
           <w:rFonts w:cs="Times New Roman"/>
@@ -7592,14 +6745,12 @@
         <w:lastRenderedPageBreak/>
         <w:t>REFERÊNCIAS BIBLIOGRÁFICAS</w:t>
       </w:r>
-      <w:bookmarkEnd w:id="24"/>
+      <w:bookmarkEnd w:id="27"/>
     </w:p>
     <w:p>
       <w:pPr>
         <w:spacing w:before="240" w:after="120"/>
-        <w:ind w:left="0" w:firstLine="0"/>
         <w:contextualSpacing/>
-        <w:jc w:val="left"/>
         <w:rPr>
           <w:rFonts w:ascii="Times New Roman" w:hAnsi="Times New Roman" w:cs="Times New Roman"/>
           <w:sz w:val="24"/>
@@ -8110,32 +7261,26 @@
       <w:pPr>
         <w:pStyle w:val="Ttulo1"/>
       </w:pPr>
-      <w:bookmarkStart w:id="25" w:name="_heading=h.1glsuiufvuz8" w:colFirst="0" w:colLast="0"/>
-      <w:bookmarkStart w:id="26" w:name="_Toc231338798"/>
-      <w:bookmarkEnd w:id="25"/>
+      <w:bookmarkStart w:id="28" w:name="_heading=h.1glsuiufvuz8" w:colFirst="0" w:colLast="0"/>
+      <w:bookmarkStart w:id="29" w:name="_Toc240303750"/>
+      <w:bookmarkEnd w:id="28"/>
       <w:r>
         <w:lastRenderedPageBreak/>
         <w:t>ANEXOS</w:t>
       </w:r>
-      <w:bookmarkEnd w:id="26"/>
+      <w:bookmarkEnd w:id="29"/>
     </w:p>
     <w:p>
       <w:pPr>
         <w:pStyle w:val="Ttulo2"/>
       </w:pPr>
-      <w:bookmarkStart w:id="27" w:name="_heading=h.4vqawb1clt4p" w:colFirst="0" w:colLast="0"/>
-      <w:bookmarkStart w:id="28" w:name="_Toc231338799"/>
-      <w:bookmarkEnd w:id="27"/>
+      <w:bookmarkStart w:id="30" w:name="_heading=h.4vqawb1clt4p" w:colFirst="0" w:colLast="0"/>
+      <w:bookmarkStart w:id="31" w:name="_Toc240303751"/>
+      <w:bookmarkEnd w:id="30"/>
       <w:r>
-        <w:t>A.</w:t>
+        <w:t>A. Quadro de avaliação do estagiário (assinale com ‘x’)</w:t>
       </w:r>
-      <w:r>
-        <w:t xml:space="preserve"> </w:t>
-      </w:r>
-      <w:r>
-        <w:t>Quadro de avaliação do estagiário (assinale com ‘x’)</w:t>
-      </w:r>
-      <w:bookmarkEnd w:id="28"/>
+      <w:bookmarkEnd w:id="31"/>
     </w:p>
     <w:tbl>
       <w:tblPr>
@@ -10459,284 +9604,224 @@
         <w:rPr>
           <w:rFonts w:ascii="Times New Roman" w:eastAsia="Arial" w:hAnsi="Times New Roman" w:cs="Times New Roman"/>
         </w:rPr>
-        <w:t xml:space="preserve">Eu, </w:t>
+        <w:t xml:space="preserve">Eu, {{NOME_RT}}, portador do Registro Profissional CRBM nº {{NUMERO_CONSELHO_RT}} declaro que o(a) acadêmico(a) {{NOME_ALUNO}}, RA nº {{RA_ALUNO}}, cumpriu carga horária de {{CARGA_HORARIA}} de estágio nesta Instituição.  </w:t>
+      </w:r>
+    </w:p>
+    <w:p>
+      <w:pPr>
+        <w:widowControl/>
+        <w:spacing w:before="240" w:after="160" w:line="480" w:lineRule="auto"/>
+        <w:jc w:val="right"/>
+        <w:rPr>
+          <w:rFonts w:ascii="Times New Roman" w:eastAsia="Arial" w:hAnsi="Times New Roman" w:cs="Times New Roman"/>
+        </w:rPr>
+      </w:pPr>
+      <w:r>
+        <w:rPr>
+          <w:rFonts w:ascii="Times New Roman" w:eastAsia="Arial" w:hAnsi="Times New Roman" w:cs="Times New Roman"/>
+        </w:rPr>
+        <w:t>São Paulo, {{DATA_FIM_EXTENSO}}.</w:t>
+      </w:r>
+    </w:p>
+    <w:p>
+      <w:pPr>
+        <w:widowControl/>
+        <w:spacing w:before="240" w:after="240"/>
+        <w:jc w:val="right"/>
+        <w:rPr>
+          <w:rFonts w:ascii="Times New Roman" w:eastAsia="Arial" w:hAnsi="Times New Roman" w:cs="Times New Roman"/>
+          <w:sz w:val="20"/>
+          <w:szCs w:val="20"/>
+        </w:rPr>
+      </w:pPr>
+    </w:p>
+    <w:p>
+      <w:pPr>
+        <w:widowControl/>
+        <w:spacing w:before="240" w:after="240"/>
+        <w:jc w:val="right"/>
+        <w:rPr>
+          <w:rFonts w:ascii="Times New Roman" w:eastAsia="Arial" w:hAnsi="Times New Roman" w:cs="Times New Roman"/>
+          <w:sz w:val="20"/>
+          <w:szCs w:val="20"/>
+        </w:rPr>
+      </w:pPr>
+    </w:p>
+    <w:p>
+      <w:pPr>
+        <w:widowControl/>
+        <w:spacing w:before="240" w:after="240"/>
+        <w:rPr>
+          <w:rFonts w:ascii="Times New Roman" w:eastAsia="Arial" w:hAnsi="Times New Roman" w:cs="Times New Roman"/>
+          <w:sz w:val="20"/>
+          <w:szCs w:val="20"/>
+        </w:rPr>
+      </w:pPr>
+    </w:p>
+    <w:p>
+      <w:pPr>
+        <w:widowControl/>
+        <w:jc w:val="right"/>
+        <w:rPr>
+          <w:rFonts w:ascii="Times New Roman" w:eastAsia="Arial" w:hAnsi="Times New Roman" w:cs="Times New Roman"/>
+          <w:sz w:val="20"/>
+          <w:szCs w:val="20"/>
+        </w:rPr>
+      </w:pPr>
+      <w:r>
+        <w:rPr>
+          <w:rFonts w:ascii="Times New Roman" w:eastAsia="Arial" w:hAnsi="Times New Roman" w:cs="Times New Roman"/>
+          <w:sz w:val="20"/>
+          <w:szCs w:val="20"/>
+        </w:rPr>
+        <w:br/>
       </w:r>
       <w:r>
         <w:rPr>
           <w:rFonts w:ascii="Times New Roman" w:eastAsia="Arial" w:hAnsi="Times New Roman" w:cs="Times New Roman"/>
+          <w:sz w:val="20"/>
+          <w:szCs w:val="20"/>
+        </w:rPr>
+        <w:br/>
+        <w:t>____________________________________________________</w:t>
+      </w:r>
+    </w:p>
+    <w:p>
+      <w:pPr>
+        <w:widowControl/>
+        <w:jc w:val="right"/>
+        <w:rPr>
+          <w:rFonts w:ascii="Times New Roman" w:eastAsia="Arial" w:hAnsi="Times New Roman" w:cs="Times New Roman"/>
+          <w:sz w:val="24"/>
+          <w:szCs w:val="24"/>
+        </w:rPr>
+      </w:pPr>
+      <w:r>
+        <w:rPr>
+          <w:rFonts w:ascii="Times New Roman" w:eastAsia="Arial" w:hAnsi="Times New Roman" w:cs="Times New Roman"/>
+          <w:sz w:val="24"/>
+          <w:szCs w:val="24"/>
         </w:rPr>
         <w:t>{{NOME_RT}}</w:t>
       </w:r>
+    </w:p>
+    <w:p>
+      <w:pPr>
+        <w:widowControl/>
+        <w:jc w:val="right"/>
+        <w:rPr>
+          <w:rFonts w:ascii="Times New Roman" w:eastAsia="Arial" w:hAnsi="Times New Roman" w:cs="Times New Roman"/>
+          <w:sz w:val="24"/>
+          <w:szCs w:val="24"/>
+        </w:rPr>
+      </w:pPr>
+      <w:bookmarkStart w:id="32" w:name="_heading=h.9f4lce6ey9wm" w:colFirst="0" w:colLast="0"/>
+      <w:bookmarkEnd w:id="32"/>
       <w:r>
         <w:rPr>
           <w:rFonts w:ascii="Times New Roman" w:eastAsia="Arial" w:hAnsi="Times New Roman" w:cs="Times New Roman"/>
-        </w:rPr>
-        <w:t xml:space="preserve">, portador do Registro Profissional CRBM nº </w:t>
+          <w:sz w:val="24"/>
+          <w:szCs w:val="24"/>
+        </w:rPr>
+        <w:t>{{CONSELHO_RT_DOCUMENTO}}</w:t>
+      </w:r>
+    </w:p>
+    <w:p>
+      <w:pPr>
+        <w:widowControl/>
+        <w:rPr>
+          <w:rFonts w:ascii="Times New Roman" w:eastAsia="Arial" w:hAnsi="Times New Roman" w:cs="Times New Roman"/>
+          <w:sz w:val="20"/>
+          <w:szCs w:val="20"/>
+        </w:rPr>
+      </w:pPr>
+    </w:p>
+    <w:p>
+      <w:pPr>
+        <w:pStyle w:val="Ttulo2"/>
+        <w:spacing w:before="0"/>
+      </w:pPr>
+      <w:bookmarkStart w:id="33" w:name="_Toc240303752"/>
+      <w:r>
+        <w:lastRenderedPageBreak/>
+        <w:t>B. Controle de frequência</w:t>
+      </w:r>
+      <w:bookmarkEnd w:id="33"/>
+    </w:p>
+    <w:p>
+      <w:pPr>
+        <w:widowControl/>
+        <w:spacing w:line="259" w:lineRule="auto"/>
+        <w:rPr>
+          <w:rFonts w:ascii="Times New Roman" w:eastAsia="Arial" w:hAnsi="Times New Roman" w:cs="Times New Roman"/>
+          <w:sz w:val="8"/>
+          <w:szCs w:val="8"/>
+        </w:rPr>
+      </w:pPr>
+    </w:p>
+    <w:p>
+      <w:pPr>
+        <w:widowControl/>
+        <w:spacing w:after="160" w:line="259" w:lineRule="auto"/>
+        <w:ind w:left="-992" w:right="-287"/>
+        <w:rPr>
+          <w:rFonts w:ascii="Times New Roman" w:eastAsia="Arial" w:hAnsi="Times New Roman" w:cs="Times New Roman"/>
+          <w:sz w:val="24"/>
+          <w:szCs w:val="24"/>
+        </w:rPr>
+      </w:pPr>
+      <w:r>
+        <w:rPr>
+          <w:rFonts w:ascii="Times New Roman" w:eastAsia="Arial" w:hAnsi="Times New Roman" w:cs="Times New Roman"/>
+          <w:b/>
+          <w:bCs/>
+          <w:sz w:val="24"/>
+          <w:szCs w:val="24"/>
+        </w:rPr>
+        <w:t xml:space="preserve">Nome do aluno: </w:t>
       </w:r>
       <w:r>
         <w:rPr>
           <w:rFonts w:ascii="Times New Roman" w:eastAsia="Arial" w:hAnsi="Times New Roman" w:cs="Times New Roman"/>
-        </w:rPr>
-        <w:t>{{</w:t>
-      </w:r>
-      <w:r>
-        <w:rPr>
-          <w:rFonts w:ascii="Times New Roman" w:eastAsia="Arial" w:hAnsi="Times New Roman" w:cs="Times New Roman"/>
-        </w:rPr>
-        <w:t>CONSELHO_RT</w:t>
-      </w:r>
-      <w:r>
-        <w:rPr>
-          <w:rFonts w:ascii="Times New Roman" w:eastAsia="Arial" w:hAnsi="Times New Roman" w:cs="Times New Roman"/>
-        </w:rPr>
-        <w:t>}}</w:t>
-      </w:r>
-      <w:r>
-        <w:rPr>
-          <w:rFonts w:ascii="Times New Roman" w:eastAsia="Arial" w:hAnsi="Times New Roman" w:cs="Times New Roman"/>
-        </w:rPr>
-        <w:t xml:space="preserve"> declaro que o(a) acadêmico(a)</w:t>
-      </w:r>
-      <w:r>
-        <w:rPr>
-          <w:rFonts w:ascii="Times New Roman" w:eastAsia="Arial" w:hAnsi="Times New Roman" w:cs="Times New Roman"/>
-        </w:rPr>
-        <w:t xml:space="preserve"> </w:t>
-      </w:r>
-      <w:r>
-        <w:rPr>
-          <w:rFonts w:ascii="Times New Roman" w:eastAsia="Arial" w:hAnsi="Times New Roman" w:cs="Times New Roman"/>
+          <w:sz w:val="24"/>
+          <w:szCs w:val="24"/>
         </w:rPr>
         <w:t>{{NOME_ALUNO}}</w:t>
       </w:r>
       <w:r>
         <w:rPr>
           <w:rFonts w:ascii="Times New Roman" w:eastAsia="Arial" w:hAnsi="Times New Roman" w:cs="Times New Roman"/>
-        </w:rPr>
-        <w:t>,</w:t>
+          <w:sz w:val="24"/>
+          <w:szCs w:val="24"/>
+        </w:rPr>
+        <w:tab/>
       </w:r>
       <w:r>
         <w:rPr>
           <w:rFonts w:ascii="Times New Roman" w:eastAsia="Arial" w:hAnsi="Times New Roman" w:cs="Times New Roman"/>
-        </w:rPr>
-        <w:t xml:space="preserve"> RA nº</w:t>
+          <w:sz w:val="24"/>
+          <w:szCs w:val="24"/>
+        </w:rPr>
+        <w:tab/>
       </w:r>
       <w:r>
         <w:rPr>
           <w:rFonts w:ascii="Times New Roman" w:eastAsia="Arial" w:hAnsi="Times New Roman" w:cs="Times New Roman"/>
-        </w:rPr>
-        <w:t xml:space="preserve"> </w:t>
+          <w:b/>
+          <w:bCs/>
+          <w:sz w:val="24"/>
+          <w:szCs w:val="24"/>
+        </w:rPr>
+        <w:t xml:space="preserve"> RA nº </w:t>
       </w:r>
       <w:r>
         <w:rPr>
           <w:rFonts w:ascii="Times New Roman" w:eastAsia="Arial" w:hAnsi="Times New Roman" w:cs="Times New Roman"/>
+          <w:sz w:val="24"/>
+          <w:szCs w:val="24"/>
         </w:rPr>
         <w:t>{{RA_ALUNO}}</w:t>
       </w:r>
-      <w:r>
-        <w:rPr>
-          <w:rFonts w:ascii="Times New Roman" w:eastAsia="Arial" w:hAnsi="Times New Roman" w:cs="Times New Roman"/>
-        </w:rPr>
-        <w:t xml:space="preserve">, cumpriu carga horária de </w:t>
-      </w:r>
-      <w:r>
-        <w:rPr>
-          <w:rFonts w:ascii="Times New Roman" w:eastAsia="Arial" w:hAnsi="Times New Roman" w:cs="Times New Roman"/>
-        </w:rPr>
-        <w:t>{{CARGA_HORARIA}}</w:t>
-      </w:r>
-      <w:r>
-        <w:rPr>
-          <w:rFonts w:ascii="Times New Roman" w:eastAsia="Arial" w:hAnsi="Times New Roman" w:cs="Times New Roman"/>
-        </w:rPr>
-        <w:t xml:space="preserve"> de estágio nesta Instituição.  </w:t>
-      </w:r>
-    </w:p>
-    <w:p>
-      <w:pPr>
-        <w:widowControl/>
-        <w:spacing w:before="240" w:after="160" w:line="480" w:lineRule="auto"/>
-        <w:jc w:val="right"/>
-        <w:rPr>
-          <w:rFonts w:ascii="Times New Roman" w:eastAsia="Arial" w:hAnsi="Times New Roman" w:cs="Times New Roman"/>
-        </w:rPr>
-      </w:pPr>
-      <w:r>
-        <w:rPr>
-          <w:rFonts w:ascii="Times New Roman" w:eastAsia="Arial" w:hAnsi="Times New Roman" w:cs="Times New Roman"/>
-        </w:rPr>
-        <w:t xml:space="preserve">São Paulo, </w:t>
-      </w:r>
-      <w:r>
-        <w:rPr>
-          <w:rFonts w:ascii="Times New Roman" w:eastAsia="Arial" w:hAnsi="Times New Roman" w:cs="Times New Roman"/>
-        </w:rPr>
-        <w:t>{{DATA_FIM_EXTENSO}}</w:t>
-      </w:r>
-      <w:r>
-        <w:rPr>
-          <w:rFonts w:ascii="Times New Roman" w:eastAsia="Arial" w:hAnsi="Times New Roman" w:cs="Times New Roman"/>
-        </w:rPr>
-        <w:t>.</w:t>
-      </w:r>
-    </w:p>
-    <w:p>
-      <w:pPr>
-        <w:widowControl/>
-        <w:spacing w:before="240" w:after="240"/>
-        <w:jc w:val="right"/>
-        <w:rPr>
-          <w:rFonts w:ascii="Times New Roman" w:eastAsia="Arial" w:hAnsi="Times New Roman" w:cs="Times New Roman"/>
-          <w:sz w:val="20"/>
-          <w:szCs w:val="20"/>
-        </w:rPr>
-      </w:pPr>
-    </w:p>
-    <w:p>
-      <w:pPr>
-        <w:widowControl/>
-        <w:spacing w:before="240" w:after="240"/>
-        <w:jc w:val="right"/>
-        <w:rPr>
-          <w:rFonts w:ascii="Times New Roman" w:eastAsia="Arial" w:hAnsi="Times New Roman" w:cs="Times New Roman"/>
-          <w:sz w:val="20"/>
-          <w:szCs w:val="20"/>
-        </w:rPr>
-      </w:pPr>
-    </w:p>
-    <w:p>
-      <w:pPr>
-        <w:widowControl/>
-        <w:spacing w:before="240" w:after="240"/>
-        <w:rPr>
-          <w:rFonts w:ascii="Times New Roman" w:eastAsia="Arial" w:hAnsi="Times New Roman" w:cs="Times New Roman"/>
-          <w:sz w:val="20"/>
-          <w:szCs w:val="20"/>
-        </w:rPr>
-      </w:pPr>
-    </w:p>
-    <w:p>
-      <w:pPr>
-        <w:widowControl/>
-        <w:jc w:val="right"/>
-        <w:rPr>
-          <w:rFonts w:ascii="Times New Roman" w:eastAsia="Arial" w:hAnsi="Times New Roman" w:cs="Times New Roman"/>
-          <w:sz w:val="20"/>
-          <w:szCs w:val="20"/>
-        </w:rPr>
-      </w:pPr>
-      <w:r>
-        <w:rPr>
-          <w:rFonts w:ascii="Times New Roman" w:eastAsia="Arial" w:hAnsi="Times New Roman" w:cs="Times New Roman"/>
-          <w:sz w:val="20"/>
-          <w:szCs w:val="20"/>
-        </w:rPr>
-        <w:br/>
-      </w:r>
-      <w:r>
-        <w:rPr>
-          <w:rFonts w:ascii="Times New Roman" w:eastAsia="Arial" w:hAnsi="Times New Roman" w:cs="Times New Roman"/>
-          <w:sz w:val="20"/>
-          <w:szCs w:val="20"/>
-        </w:rPr>
-        <w:br/>
-        <w:t>____________________________________________________</w:t>
-      </w:r>
-    </w:p>
-    <w:p>
-      <w:pPr>
-        <w:widowControl/>
-        <w:jc w:val="right"/>
-        <w:rPr>
-          <w:rFonts w:ascii="Times New Roman" w:eastAsia="Arial" w:hAnsi="Times New Roman" w:cs="Times New Roman"/>
-          <w:sz w:val="24"/>
-          <w:szCs w:val="24"/>
-        </w:rPr>
-      </w:pPr>
-      <w:r>
-        <w:rPr>
-          <w:rFonts w:ascii="Times New Roman" w:eastAsia="Arial" w:hAnsi="Times New Roman" w:cs="Times New Roman"/>
-          <w:sz w:val="24"/>
-          <w:szCs w:val="24"/>
-        </w:rPr>
-        <w:t>{{NOME_RT}}</w:t>
-      </w:r>
-    </w:p>
-    <w:p>
-      <w:pPr>
-        <w:widowControl/>
-        <w:jc w:val="right"/>
-        <w:rPr>
-          <w:rFonts w:ascii="Times New Roman" w:eastAsia="Arial" w:hAnsi="Times New Roman" w:cs="Times New Roman"/>
-          <w:sz w:val="24"/>
-          <w:szCs w:val="24"/>
-        </w:rPr>
-      </w:pPr>
-      <w:bookmarkStart w:id="29" w:name="_heading=h.9f4lce6ey9wm" w:colFirst="0" w:colLast="0"/>
-      <w:bookmarkEnd w:id="29"/>
-      <w:r>
-        <w:rPr>
-          <w:rFonts w:ascii="Times New Roman" w:eastAsia="Arial" w:hAnsi="Times New Roman" w:cs="Times New Roman"/>
-          <w:sz w:val="24"/>
-          <w:szCs w:val="24"/>
-        </w:rPr>
-        <w:t>{{</w:t>
-      </w:r>
-      <w:r>
-        <w:rPr>
-          <w:rFonts w:ascii="Times New Roman" w:eastAsia="Arial" w:hAnsi="Times New Roman" w:cs="Times New Roman"/>
-          <w:sz w:val="24"/>
-          <w:szCs w:val="24"/>
-        </w:rPr>
-        <w:t>CONSELHO_RT</w:t>
-      </w:r>
-      <w:r>
-        <w:rPr>
-          <w:rFonts w:ascii="Times New Roman" w:eastAsia="Arial" w:hAnsi="Times New Roman" w:cs="Times New Roman"/>
-          <w:sz w:val="24"/>
-          <w:szCs w:val="24"/>
-        </w:rPr>
-        <w:t>}}</w:t>
-      </w:r>
-    </w:p>
-    <w:p>
-      <w:pPr>
-        <w:widowControl/>
-        <w:rPr>
-          <w:rFonts w:ascii="Times New Roman" w:eastAsia="Arial" w:hAnsi="Times New Roman" w:cs="Times New Roman"/>
-          <w:sz w:val="20"/>
-          <w:szCs w:val="20"/>
-        </w:rPr>
-      </w:pPr>
-    </w:p>
-    <w:p>
-      <w:pPr>
-        <w:pStyle w:val="Ttulo2"/>
-        <w:spacing w:before="0"/>
-      </w:pPr>
-      <w:bookmarkStart w:id="30" w:name="_Toc231338800"/>
-      <w:r>
-        <w:lastRenderedPageBreak/>
-        <w:t xml:space="preserve">B. </w:t>
-      </w:r>
-      <w:r>
-        <w:t>C</w:t>
-      </w:r>
-      <w:r>
-        <w:t>ontrole de frequência</w:t>
-      </w:r>
-      <w:bookmarkEnd w:id="30"/>
-    </w:p>
-    <w:p>
-      <w:pPr>
-        <w:widowControl/>
-        <w:spacing w:line="259" w:lineRule="auto"/>
-        <w:rPr>
-          <w:rFonts w:ascii="Times New Roman" w:eastAsia="Arial" w:hAnsi="Times New Roman" w:cs="Times New Roman"/>
-          <w:sz w:val="8"/>
-          <w:szCs w:val="8"/>
-        </w:rPr>
-      </w:pPr>
     </w:p>
     <w:p>
       <w:pPr>
@@ -10745,80 +9830,6 @@
         <w:ind w:left="-992" w:right="-287"/>
         <w:rPr>
           <w:rFonts w:ascii="Times New Roman" w:eastAsia="Arial" w:hAnsi="Times New Roman" w:cs="Times New Roman"/>
-          <w:sz w:val="24"/>
-          <w:szCs w:val="24"/>
-        </w:rPr>
-      </w:pPr>
-      <w:r>
-        <w:rPr>
-          <w:rFonts w:ascii="Times New Roman" w:eastAsia="Arial" w:hAnsi="Times New Roman" w:cs="Times New Roman"/>
-          <w:b/>
-          <w:bCs/>
-          <w:sz w:val="24"/>
-          <w:szCs w:val="24"/>
-        </w:rPr>
-        <w:t xml:space="preserve">Nome do aluno: </w:t>
-      </w:r>
-      <w:r>
-        <w:rPr>
-          <w:rFonts w:ascii="Times New Roman" w:eastAsia="Arial" w:hAnsi="Times New Roman" w:cs="Times New Roman"/>
-          <w:sz w:val="24"/>
-          <w:szCs w:val="24"/>
-        </w:rPr>
-        <w:t>{{NOME_ALUNO}}</w:t>
-      </w:r>
-      <w:r>
-        <w:rPr>
-          <w:rFonts w:ascii="Times New Roman" w:eastAsia="Arial" w:hAnsi="Times New Roman" w:cs="Times New Roman"/>
-          <w:sz w:val="24"/>
-          <w:szCs w:val="24"/>
-        </w:rPr>
-        <w:tab/>
-      </w:r>
-      <w:r>
-        <w:rPr>
-          <w:rFonts w:ascii="Times New Roman" w:eastAsia="Arial" w:hAnsi="Times New Roman" w:cs="Times New Roman"/>
-          <w:sz w:val="24"/>
-          <w:szCs w:val="24"/>
-        </w:rPr>
-        <w:tab/>
-      </w:r>
-      <w:r>
-        <w:rPr>
-          <w:rFonts w:ascii="Times New Roman" w:eastAsia="Arial" w:hAnsi="Times New Roman" w:cs="Times New Roman"/>
-          <w:b/>
-          <w:bCs/>
-          <w:sz w:val="24"/>
-          <w:szCs w:val="24"/>
-        </w:rPr>
-        <w:t xml:space="preserve"> RA nº</w:t>
-      </w:r>
-      <w:r>
-        <w:rPr>
-          <w:rFonts w:ascii="Times New Roman" w:eastAsia="Arial" w:hAnsi="Times New Roman" w:cs="Times New Roman"/>
-          <w:b/>
-          <w:bCs/>
-          <w:sz w:val="24"/>
-          <w:szCs w:val="24"/>
-        </w:rPr>
-        <w:t xml:space="preserve"> </w:t>
-      </w:r>
-      <w:r>
-        <w:rPr>
-          <w:rFonts w:ascii="Times New Roman" w:eastAsia="Arial" w:hAnsi="Times New Roman" w:cs="Times New Roman"/>
-          <w:sz w:val="24"/>
-          <w:szCs w:val="24"/>
-        </w:rPr>
-        <w:t>{{RA_ALUNO}}</w:t>
-      </w:r>
-    </w:p>
-    <w:p>
-      <w:pPr>
-        <w:widowControl/>
-        <w:spacing w:after="160" w:line="259" w:lineRule="auto"/>
-        <w:ind w:left="-992" w:right="-287"/>
-        <w:rPr>
-          <w:rFonts w:ascii="Times New Roman" w:eastAsia="Arial" w:hAnsi="Times New Roman" w:cs="Times New Roman"/>
           <w:b/>
           <w:bCs/>
           <w:sz w:val="24"/>
@@ -10841,15 +9852,7 @@
           <w:sz w:val="24"/>
           <w:szCs w:val="24"/>
         </w:rPr>
-        <w:t xml:space="preserve"> </w:t>
-      </w:r>
-      <w:r>
-        <w:rPr>
-          <w:rFonts w:ascii="Times New Roman" w:eastAsia="Arial" w:hAnsi="Times New Roman" w:cs="Times New Roman"/>
-          <w:sz w:val="24"/>
-          <w:szCs w:val="24"/>
-        </w:rPr>
-        <w:t>{{EMPRESA}}</w:t>
+        <w:t xml:space="preserve"> {{EMPRESA}}</w:t>
       </w:r>
     </w:p>
     <w:p>
@@ -10910,50 +9913,15 @@
           <w:szCs w:val="24"/>
         </w:rPr>
         <w:tab/>
+        <w:t xml:space="preserve">CRBM nº: </w:t>
       </w:r>
       <w:r>
         <w:rPr>
           <w:rFonts w:ascii="Times New Roman" w:eastAsia="Arial" w:hAnsi="Times New Roman" w:cs="Times New Roman"/>
-          <w:b/>
-          <w:bCs/>
-          <w:sz w:val="24"/>
-          <w:szCs w:val="24"/>
-        </w:rPr>
-        <w:t>CRBM nº:</w:t>
-      </w:r>
-      <w:r>
-        <w:rPr>
-          <w:rFonts w:ascii="Times New Roman" w:eastAsia="Arial" w:hAnsi="Times New Roman" w:cs="Times New Roman"/>
-          <w:b/>
-          <w:bCs/>
-          <w:sz w:val="24"/>
-          <w:szCs w:val="24"/>
-        </w:rPr>
-        <w:t xml:space="preserve"> </w:t>
-      </w:r>
-      <w:r>
-        <w:rPr>
-          <w:rFonts w:ascii="Times New Roman" w:eastAsia="Arial" w:hAnsi="Times New Roman" w:cs="Times New Roman"/>
-          <w:sz w:val="24"/>
-          <w:szCs w:val="24"/>
-        </w:rPr>
-        <w:t>{{</w:t>
-      </w:r>
-      <w:r>
-        <w:rPr>
-          <w:rFonts w:ascii="Times New Roman" w:eastAsia="Arial" w:hAnsi="Times New Roman" w:cs="Times New Roman"/>
-          <w:sz w:val="24"/>
-          <w:szCs w:val="24"/>
-        </w:rPr>
-        <w:t>CONSELHO_RT</w:t>
-      </w:r>
-      <w:r>
-        <w:rPr>
-          <w:rFonts w:ascii="Times New Roman" w:eastAsia="Arial" w:hAnsi="Times New Roman" w:cs="Times New Roman"/>
-          <w:sz w:val="24"/>
-          <w:szCs w:val="24"/>
-        </w:rPr>
-        <w:t>}}</w:t>
+          <w:sz w:val="24"/>
+          <w:szCs w:val="24"/>
+        </w:rPr>
+        <w:t>{{NUMERO_CONSELHO_RT}}</w:t>
       </w:r>
     </w:p>
     <w:tbl>
@@ -12375,15 +11343,7 @@
                 <w:sz w:val="20"/>
                 <w:szCs w:val="20"/>
               </w:rPr>
-              <w:t>1</w:t>
-            </w:r>
-            <w:r>
-              <w:rPr>
-                <w:rFonts w:ascii="Times New Roman" w:eastAsia="Calibri" w:hAnsi="Times New Roman" w:cs="Times New Roman"/>
-                <w:sz w:val="20"/>
-                <w:szCs w:val="20"/>
-              </w:rPr>
-              <w:t>1</w:t>
+              <w:t>11</w:t>
             </w:r>
           </w:p>
         </w:tc>
@@ -12505,15 +11465,7 @@
                 <w:sz w:val="20"/>
                 <w:szCs w:val="20"/>
               </w:rPr>
-              <w:t>1</w:t>
-            </w:r>
-            <w:r>
-              <w:rPr>
-                <w:rFonts w:ascii="Times New Roman" w:eastAsia="Calibri" w:hAnsi="Times New Roman" w:cs="Times New Roman"/>
-                <w:sz w:val="20"/>
-                <w:szCs w:val="20"/>
-              </w:rPr>
-              <w:t>2</w:t>
+              <w:t>12</w:t>
             </w:r>
           </w:p>
         </w:tc>
@@ -12635,15 +11587,7 @@
                 <w:sz w:val="20"/>
                 <w:szCs w:val="20"/>
               </w:rPr>
-              <w:t>1</w:t>
-            </w:r>
-            <w:r>
-              <w:rPr>
-                <w:rFonts w:ascii="Times New Roman" w:eastAsia="Calibri" w:hAnsi="Times New Roman" w:cs="Times New Roman"/>
-                <w:sz w:val="20"/>
-                <w:szCs w:val="20"/>
-              </w:rPr>
-              <w:t>3</w:t>
+              <w:t>13</w:t>
             </w:r>
           </w:p>
         </w:tc>
@@ -12765,15 +11709,7 @@
                 <w:sz w:val="20"/>
                 <w:szCs w:val="20"/>
               </w:rPr>
-              <w:t>1</w:t>
-            </w:r>
-            <w:r>
-              <w:rPr>
-                <w:rFonts w:ascii="Times New Roman" w:eastAsia="Calibri" w:hAnsi="Times New Roman" w:cs="Times New Roman"/>
-                <w:sz w:val="20"/>
-                <w:szCs w:val="20"/>
-              </w:rPr>
-              <w:t>4</w:t>
+              <w:t>14</w:t>
             </w:r>
           </w:p>
         </w:tc>
@@ -12895,15 +11831,7 @@
                 <w:sz w:val="20"/>
                 <w:szCs w:val="20"/>
               </w:rPr>
-              <w:t>1</w:t>
-            </w:r>
-            <w:r>
-              <w:rPr>
-                <w:rFonts w:ascii="Times New Roman" w:eastAsia="Calibri" w:hAnsi="Times New Roman" w:cs="Times New Roman"/>
-                <w:sz w:val="20"/>
-                <w:szCs w:val="20"/>
-              </w:rPr>
-              <w:t>5</w:t>
+              <w:t>15</w:t>
             </w:r>
           </w:p>
         </w:tc>
@@ -13025,15 +11953,7 @@
                 <w:sz w:val="20"/>
                 <w:szCs w:val="20"/>
               </w:rPr>
-              <w:t>1</w:t>
-            </w:r>
-            <w:r>
-              <w:rPr>
-                <w:rFonts w:ascii="Times New Roman" w:eastAsia="Calibri" w:hAnsi="Times New Roman" w:cs="Times New Roman"/>
-                <w:sz w:val="20"/>
-                <w:szCs w:val="20"/>
-              </w:rPr>
-              <w:t>6</w:t>
+              <w:t>16</w:t>
             </w:r>
           </w:p>
         </w:tc>
@@ -13155,15 +12075,7 @@
                 <w:sz w:val="20"/>
                 <w:szCs w:val="20"/>
               </w:rPr>
-              <w:t>1</w:t>
-            </w:r>
-            <w:r>
-              <w:rPr>
-                <w:rFonts w:ascii="Times New Roman" w:eastAsia="Calibri" w:hAnsi="Times New Roman" w:cs="Times New Roman"/>
-                <w:sz w:val="20"/>
-                <w:szCs w:val="20"/>
-              </w:rPr>
-              <w:t>7</w:t>
+              <w:t>17</w:t>
             </w:r>
           </w:p>
         </w:tc>
@@ -13285,15 +12197,7 @@
                 <w:sz w:val="20"/>
                 <w:szCs w:val="20"/>
               </w:rPr>
-              <w:t>1</w:t>
-            </w:r>
-            <w:r>
-              <w:rPr>
-                <w:rFonts w:ascii="Times New Roman" w:eastAsia="Calibri" w:hAnsi="Times New Roman" w:cs="Times New Roman"/>
-                <w:sz w:val="20"/>
-                <w:szCs w:val="20"/>
-              </w:rPr>
-              <w:t>8</w:t>
+              <w:t>18</w:t>
             </w:r>
           </w:p>
         </w:tc>
@@ -13537,15 +12441,7 @@
                 <w:sz w:val="20"/>
                 <w:szCs w:val="20"/>
               </w:rPr>
-              <w:t>2</w:t>
-            </w:r>
-            <w:r>
-              <w:rPr>
-                <w:rFonts w:ascii="Times New Roman" w:eastAsia="Calibri" w:hAnsi="Times New Roman" w:cs="Times New Roman"/>
-                <w:sz w:val="20"/>
-                <w:szCs w:val="20"/>
-              </w:rPr>
-              <w:t>0</w:t>
+              <w:t>20</w:t>
             </w:r>
           </w:p>
         </w:tc>
@@ -13667,15 +12563,7 @@
                 <w:sz w:val="20"/>
                 <w:szCs w:val="20"/>
               </w:rPr>
-              <w:t>2</w:t>
-            </w:r>
-            <w:r>
-              <w:rPr>
-                <w:rFonts w:ascii="Times New Roman" w:eastAsia="Calibri" w:hAnsi="Times New Roman" w:cs="Times New Roman"/>
-                <w:sz w:val="20"/>
-                <w:szCs w:val="20"/>
-              </w:rPr>
-              <w:t>1</w:t>
+              <w:t>21</w:t>
             </w:r>
           </w:p>
         </w:tc>
@@ -13797,15 +12685,7 @@
                 <w:sz w:val="20"/>
                 <w:szCs w:val="20"/>
               </w:rPr>
-              <w:t>2</w:t>
-            </w:r>
-            <w:r>
-              <w:rPr>
-                <w:rFonts w:ascii="Times New Roman" w:eastAsia="Calibri" w:hAnsi="Times New Roman" w:cs="Times New Roman"/>
-                <w:sz w:val="20"/>
-                <w:szCs w:val="20"/>
-              </w:rPr>
-              <w:t>2</w:t>
+              <w:t>22</w:t>
             </w:r>
           </w:p>
         </w:tc>
@@ -13927,15 +12807,7 @@
                 <w:sz w:val="20"/>
                 <w:szCs w:val="20"/>
               </w:rPr>
-              <w:t>2</w:t>
-            </w:r>
-            <w:r>
-              <w:rPr>
-                <w:rFonts w:ascii="Times New Roman" w:eastAsia="Calibri" w:hAnsi="Times New Roman" w:cs="Times New Roman"/>
-                <w:sz w:val="20"/>
-                <w:szCs w:val="20"/>
-              </w:rPr>
-              <w:t>3</w:t>
+              <w:t>23</w:t>
             </w:r>
           </w:p>
         </w:tc>
@@ -14057,15 +12929,7 @@
                 <w:sz w:val="20"/>
                 <w:szCs w:val="20"/>
               </w:rPr>
-              <w:t>2</w:t>
-            </w:r>
-            <w:r>
-              <w:rPr>
-                <w:rFonts w:ascii="Times New Roman" w:eastAsia="Calibri" w:hAnsi="Times New Roman" w:cs="Times New Roman"/>
-                <w:sz w:val="20"/>
-                <w:szCs w:val="20"/>
-              </w:rPr>
-              <w:t>4</w:t>
+              <w:t>24</w:t>
             </w:r>
           </w:p>
         </w:tc>
@@ -14187,15 +13051,7 @@
                 <w:sz w:val="20"/>
                 <w:szCs w:val="20"/>
               </w:rPr>
-              <w:t>2</w:t>
-            </w:r>
-            <w:r>
-              <w:rPr>
-                <w:rFonts w:ascii="Times New Roman" w:eastAsia="Calibri" w:hAnsi="Times New Roman" w:cs="Times New Roman"/>
-                <w:sz w:val="20"/>
-                <w:szCs w:val="20"/>
-              </w:rPr>
-              <w:t>5</w:t>
+              <w:t>25</w:t>
             </w:r>
           </w:p>
         </w:tc>
@@ -14317,15 +13173,7 @@
                 <w:sz w:val="20"/>
                 <w:szCs w:val="20"/>
               </w:rPr>
-              <w:t>2</w:t>
-            </w:r>
-            <w:r>
-              <w:rPr>
-                <w:rFonts w:ascii="Times New Roman" w:eastAsia="Calibri" w:hAnsi="Times New Roman" w:cs="Times New Roman"/>
-                <w:sz w:val="20"/>
-                <w:szCs w:val="20"/>
-              </w:rPr>
-              <w:t>6</w:t>
+              <w:t>26</w:t>
             </w:r>
           </w:p>
         </w:tc>
@@ -14447,15 +13295,7 @@
                 <w:sz w:val="20"/>
                 <w:szCs w:val="20"/>
               </w:rPr>
-              <w:t>2</w:t>
-            </w:r>
-            <w:r>
-              <w:rPr>
-                <w:rFonts w:ascii="Times New Roman" w:eastAsia="Calibri" w:hAnsi="Times New Roman" w:cs="Times New Roman"/>
-                <w:sz w:val="20"/>
-                <w:szCs w:val="20"/>
-              </w:rPr>
-              <w:t>7</w:t>
+              <w:t>27</w:t>
             </w:r>
           </w:p>
         </w:tc>
@@ -14577,15 +13417,7 @@
                 <w:sz w:val="20"/>
                 <w:szCs w:val="20"/>
               </w:rPr>
-              <w:t>2</w:t>
-            </w:r>
-            <w:r>
-              <w:rPr>
-                <w:rFonts w:ascii="Times New Roman" w:eastAsia="Calibri" w:hAnsi="Times New Roman" w:cs="Times New Roman"/>
-                <w:sz w:val="20"/>
-                <w:szCs w:val="20"/>
-              </w:rPr>
-              <w:t>8</w:t>
+              <w:t>28</w:t>
             </w:r>
           </w:p>
         </w:tc>
@@ -14829,15 +13661,7 @@
                 <w:sz w:val="20"/>
                 <w:szCs w:val="20"/>
               </w:rPr>
-              <w:t>3</w:t>
-            </w:r>
-            <w:r>
-              <w:rPr>
-                <w:rFonts w:ascii="Times New Roman" w:eastAsia="Calibri" w:hAnsi="Times New Roman" w:cs="Times New Roman"/>
-                <w:sz w:val="20"/>
-                <w:szCs w:val="20"/>
-              </w:rPr>
-              <w:t>0</w:t>
+              <w:t>30</w:t>
             </w:r>
           </w:p>
         </w:tc>
@@ -14959,15 +13783,7 @@
                 <w:sz w:val="20"/>
                 <w:szCs w:val="20"/>
               </w:rPr>
-              <w:t>3</w:t>
-            </w:r>
-            <w:r>
-              <w:rPr>
-                <w:rFonts w:ascii="Times New Roman" w:eastAsia="Calibri" w:hAnsi="Times New Roman" w:cs="Times New Roman"/>
-                <w:sz w:val="20"/>
-                <w:szCs w:val="20"/>
-              </w:rPr>
-              <w:t>1</w:t>
+              <w:t>31</w:t>
             </w:r>
           </w:p>
         </w:tc>
@@ -15089,15 +13905,7 @@
                 <w:sz w:val="20"/>
                 <w:szCs w:val="20"/>
               </w:rPr>
-              <w:t>3</w:t>
-            </w:r>
-            <w:r>
-              <w:rPr>
-                <w:rFonts w:ascii="Times New Roman" w:eastAsia="Calibri" w:hAnsi="Times New Roman" w:cs="Times New Roman"/>
-                <w:sz w:val="20"/>
-                <w:szCs w:val="20"/>
-              </w:rPr>
-              <w:t>2</w:t>
+              <w:t>32</w:t>
             </w:r>
           </w:p>
         </w:tc>
@@ -15219,15 +14027,7 @@
                 <w:sz w:val="20"/>
                 <w:szCs w:val="20"/>
               </w:rPr>
-              <w:t>3</w:t>
-            </w:r>
-            <w:r>
-              <w:rPr>
-                <w:rFonts w:ascii="Times New Roman" w:eastAsia="Calibri" w:hAnsi="Times New Roman" w:cs="Times New Roman"/>
-                <w:sz w:val="20"/>
-                <w:szCs w:val="20"/>
-              </w:rPr>
-              <w:t>3</w:t>
+              <w:t>33</w:t>
             </w:r>
           </w:p>
         </w:tc>
@@ -15349,15 +14149,7 @@
                 <w:sz w:val="20"/>
                 <w:szCs w:val="20"/>
               </w:rPr>
-              <w:t>3</w:t>
-            </w:r>
-            <w:r>
-              <w:rPr>
-                <w:rFonts w:ascii="Times New Roman" w:eastAsia="Calibri" w:hAnsi="Times New Roman" w:cs="Times New Roman"/>
-                <w:sz w:val="20"/>
-                <w:szCs w:val="20"/>
-              </w:rPr>
-              <w:t>4</w:t>
+              <w:t>34</w:t>
             </w:r>
           </w:p>
         </w:tc>
@@ -15479,15 +14271,7 @@
                 <w:sz w:val="20"/>
                 <w:szCs w:val="20"/>
               </w:rPr>
-              <w:t>3</w:t>
-            </w:r>
-            <w:r>
-              <w:rPr>
-                <w:rFonts w:ascii="Times New Roman" w:eastAsia="Calibri" w:hAnsi="Times New Roman" w:cs="Times New Roman"/>
-                <w:sz w:val="20"/>
-                <w:szCs w:val="20"/>
-              </w:rPr>
-              <w:t>5</w:t>
+              <w:t>35</w:t>
             </w:r>
           </w:p>
         </w:tc>
@@ -15609,15 +14393,7 @@
                 <w:sz w:val="20"/>
                 <w:szCs w:val="20"/>
               </w:rPr>
-              <w:t>3</w:t>
-            </w:r>
-            <w:r>
-              <w:rPr>
-                <w:rFonts w:ascii="Times New Roman" w:eastAsia="Calibri" w:hAnsi="Times New Roman" w:cs="Times New Roman"/>
-                <w:sz w:val="20"/>
-                <w:szCs w:val="20"/>
-              </w:rPr>
-              <w:t>6</w:t>
+              <w:t>36</w:t>
             </w:r>
           </w:p>
         </w:tc>
@@ -15739,15 +14515,7 @@
                 <w:sz w:val="20"/>
                 <w:szCs w:val="20"/>
               </w:rPr>
-              <w:t>3</w:t>
-            </w:r>
-            <w:r>
-              <w:rPr>
-                <w:rFonts w:ascii="Times New Roman" w:eastAsia="Calibri" w:hAnsi="Times New Roman" w:cs="Times New Roman"/>
-                <w:sz w:val="20"/>
-                <w:szCs w:val="20"/>
-              </w:rPr>
-              <w:t>7</w:t>
+              <w:t>37</w:t>
             </w:r>
           </w:p>
         </w:tc>
@@ -15869,15 +14637,7 @@
                 <w:sz w:val="20"/>
                 <w:szCs w:val="20"/>
               </w:rPr>
-              <w:t>3</w:t>
-            </w:r>
-            <w:r>
-              <w:rPr>
-                <w:rFonts w:ascii="Times New Roman" w:eastAsia="Calibri" w:hAnsi="Times New Roman" w:cs="Times New Roman"/>
-                <w:sz w:val="20"/>
-                <w:szCs w:val="20"/>
-              </w:rPr>
-              <w:t>8</w:t>
+              <w:t>38</w:t>
             </w:r>
           </w:p>
         </w:tc>
@@ -16308,15 +15068,7 @@
                 <w:sz w:val="20"/>
                 <w:szCs w:val="20"/>
               </w:rPr>
-              <w:t>4</w:t>
-            </w:r>
-            <w:r>
-              <w:rPr>
-                <w:rFonts w:ascii="Times New Roman" w:eastAsia="Calibri" w:hAnsi="Times New Roman" w:cs="Times New Roman"/>
-                <w:sz w:val="20"/>
-                <w:szCs w:val="20"/>
-              </w:rPr>
-              <w:t>0</w:t>
+              <w:t>40</w:t>
             </w:r>
           </w:p>
         </w:tc>
@@ -16438,15 +15190,7 @@
                 <w:sz w:val="20"/>
                 <w:szCs w:val="20"/>
               </w:rPr>
-              <w:t>4</w:t>
-            </w:r>
-            <w:r>
-              <w:rPr>
-                <w:rFonts w:ascii="Times New Roman" w:eastAsia="Calibri" w:hAnsi="Times New Roman" w:cs="Times New Roman"/>
-                <w:sz w:val="20"/>
-                <w:szCs w:val="20"/>
-              </w:rPr>
-              <w:t>1</w:t>
+              <w:t>41</w:t>
             </w:r>
           </w:p>
         </w:tc>
@@ -16568,15 +15312,7 @@
                 <w:sz w:val="20"/>
                 <w:szCs w:val="20"/>
               </w:rPr>
-              <w:t>4</w:t>
-            </w:r>
-            <w:r>
-              <w:rPr>
-                <w:rFonts w:ascii="Times New Roman" w:eastAsia="Calibri" w:hAnsi="Times New Roman" w:cs="Times New Roman"/>
-                <w:sz w:val="20"/>
-                <w:szCs w:val="20"/>
-              </w:rPr>
-              <w:t>2</w:t>
+              <w:t>42</w:t>
             </w:r>
           </w:p>
         </w:tc>
@@ -16698,15 +15434,7 @@
                 <w:sz w:val="20"/>
                 <w:szCs w:val="20"/>
               </w:rPr>
-              <w:t>4</w:t>
-            </w:r>
-            <w:r>
-              <w:rPr>
-                <w:rFonts w:ascii="Times New Roman" w:eastAsia="Calibri" w:hAnsi="Times New Roman" w:cs="Times New Roman"/>
-                <w:sz w:val="20"/>
-                <w:szCs w:val="20"/>
-              </w:rPr>
-              <w:t>3</w:t>
+              <w:t>43</w:t>
             </w:r>
           </w:p>
         </w:tc>
@@ -16828,15 +15556,7 @@
                 <w:sz w:val="20"/>
                 <w:szCs w:val="20"/>
               </w:rPr>
-              <w:t>4</w:t>
-            </w:r>
-            <w:r>
-              <w:rPr>
-                <w:rFonts w:ascii="Times New Roman" w:eastAsia="Calibri" w:hAnsi="Times New Roman" w:cs="Times New Roman"/>
-                <w:sz w:val="20"/>
-                <w:szCs w:val="20"/>
-              </w:rPr>
-              <w:t>4</w:t>
+              <w:t>44</w:t>
             </w:r>
           </w:p>
         </w:tc>
@@ -16958,15 +15678,7 @@
                 <w:sz w:val="20"/>
                 <w:szCs w:val="20"/>
               </w:rPr>
-              <w:t>4</w:t>
-            </w:r>
-            <w:r>
-              <w:rPr>
-                <w:rFonts w:ascii="Times New Roman" w:eastAsia="Calibri" w:hAnsi="Times New Roman" w:cs="Times New Roman"/>
-                <w:sz w:val="20"/>
-                <w:szCs w:val="20"/>
-              </w:rPr>
-              <w:t>5</w:t>
+              <w:t>45</w:t>
             </w:r>
           </w:p>
         </w:tc>
@@ -17088,15 +15800,7 @@
                 <w:sz w:val="20"/>
                 <w:szCs w:val="20"/>
               </w:rPr>
-              <w:t>4</w:t>
-            </w:r>
-            <w:r>
-              <w:rPr>
-                <w:rFonts w:ascii="Times New Roman" w:eastAsia="Calibri" w:hAnsi="Times New Roman" w:cs="Times New Roman"/>
-                <w:sz w:val="20"/>
-                <w:szCs w:val="20"/>
-              </w:rPr>
-              <w:t>6</w:t>
+              <w:t>46</w:t>
             </w:r>
           </w:p>
         </w:tc>
@@ -17218,15 +15922,7 @@
                 <w:sz w:val="20"/>
                 <w:szCs w:val="20"/>
               </w:rPr>
-              <w:t>4</w:t>
-            </w:r>
-            <w:r>
-              <w:rPr>
-                <w:rFonts w:ascii="Times New Roman" w:eastAsia="Calibri" w:hAnsi="Times New Roman" w:cs="Times New Roman"/>
-                <w:sz w:val="20"/>
-                <w:szCs w:val="20"/>
-              </w:rPr>
-              <w:t>7</w:t>
+              <w:t>47</w:t>
             </w:r>
           </w:p>
         </w:tc>
@@ -17348,15 +16044,7 @@
                 <w:sz w:val="20"/>
                 <w:szCs w:val="20"/>
               </w:rPr>
-              <w:t>4</w:t>
-            </w:r>
-            <w:r>
-              <w:rPr>
-                <w:rFonts w:ascii="Times New Roman" w:eastAsia="Calibri" w:hAnsi="Times New Roman" w:cs="Times New Roman"/>
-                <w:sz w:val="20"/>
-                <w:szCs w:val="20"/>
-              </w:rPr>
-              <w:t>8</w:t>
+              <w:t>48</w:t>
             </w:r>
           </w:p>
         </w:tc>
@@ -17600,15 +16288,7 @@
                 <w:sz w:val="20"/>
                 <w:szCs w:val="20"/>
               </w:rPr>
-              <w:t>5</w:t>
-            </w:r>
-            <w:r>
-              <w:rPr>
-                <w:rFonts w:ascii="Times New Roman" w:eastAsia="Calibri" w:hAnsi="Times New Roman" w:cs="Times New Roman"/>
-                <w:sz w:val="20"/>
-                <w:szCs w:val="20"/>
-              </w:rPr>
-              <w:t>0</w:t>
+              <w:t>50</w:t>
             </w:r>
           </w:p>
         </w:tc>
@@ -17730,15 +16410,7 @@
                 <w:sz w:val="20"/>
                 <w:szCs w:val="20"/>
               </w:rPr>
-              <w:t>5</w:t>
-            </w:r>
-            <w:r>
-              <w:rPr>
-                <w:rFonts w:ascii="Times New Roman" w:eastAsia="Calibri" w:hAnsi="Times New Roman" w:cs="Times New Roman"/>
-                <w:sz w:val="20"/>
-                <w:szCs w:val="20"/>
-              </w:rPr>
-              <w:t>1</w:t>
+              <w:t>51</w:t>
             </w:r>
           </w:p>
         </w:tc>
@@ -17860,15 +16532,7 @@
                 <w:sz w:val="20"/>
                 <w:szCs w:val="20"/>
               </w:rPr>
-              <w:t>5</w:t>
-            </w:r>
-            <w:r>
-              <w:rPr>
-                <w:rFonts w:ascii="Times New Roman" w:eastAsia="Calibri" w:hAnsi="Times New Roman" w:cs="Times New Roman"/>
-                <w:sz w:val="20"/>
-                <w:szCs w:val="20"/>
-              </w:rPr>
-              <w:t>2</w:t>
+              <w:t>52</w:t>
             </w:r>
           </w:p>
         </w:tc>
@@ -17990,15 +16654,7 @@
                 <w:sz w:val="20"/>
                 <w:szCs w:val="20"/>
               </w:rPr>
-              <w:t>5</w:t>
-            </w:r>
-            <w:r>
-              <w:rPr>
-                <w:rFonts w:ascii="Times New Roman" w:eastAsia="Calibri" w:hAnsi="Times New Roman" w:cs="Times New Roman"/>
-                <w:sz w:val="20"/>
-                <w:szCs w:val="20"/>
-              </w:rPr>
-              <w:t>3</w:t>
+              <w:t>53</w:t>
             </w:r>
           </w:p>
         </w:tc>
@@ -18120,15 +16776,7 @@
                 <w:sz w:val="20"/>
                 <w:szCs w:val="20"/>
               </w:rPr>
-              <w:t>5</w:t>
-            </w:r>
-            <w:r>
-              <w:rPr>
-                <w:rFonts w:ascii="Times New Roman" w:eastAsia="Calibri" w:hAnsi="Times New Roman" w:cs="Times New Roman"/>
-                <w:sz w:val="20"/>
-                <w:szCs w:val="20"/>
-              </w:rPr>
-              <w:t>4</w:t>
+              <w:t>54</w:t>
             </w:r>
           </w:p>
         </w:tc>
@@ -18250,15 +16898,7 @@
                 <w:sz w:val="20"/>
                 <w:szCs w:val="20"/>
               </w:rPr>
-              <w:t>5</w:t>
-            </w:r>
-            <w:r>
-              <w:rPr>
-                <w:rFonts w:ascii="Times New Roman" w:eastAsia="Calibri" w:hAnsi="Times New Roman" w:cs="Times New Roman"/>
-                <w:sz w:val="20"/>
-                <w:szCs w:val="20"/>
-              </w:rPr>
-              <w:t>5</w:t>
+              <w:t>55</w:t>
             </w:r>
           </w:p>
         </w:tc>
@@ -18380,15 +17020,7 @@
                 <w:sz w:val="20"/>
                 <w:szCs w:val="20"/>
               </w:rPr>
-              <w:t>5</w:t>
-            </w:r>
-            <w:r>
-              <w:rPr>
-                <w:rFonts w:ascii="Times New Roman" w:eastAsia="Calibri" w:hAnsi="Times New Roman" w:cs="Times New Roman"/>
-                <w:sz w:val="20"/>
-                <w:szCs w:val="20"/>
-              </w:rPr>
-              <w:t>6</w:t>
+              <w:t>56</w:t>
             </w:r>
           </w:p>
         </w:tc>
@@ -18510,15 +17142,7 @@
                 <w:sz w:val="20"/>
                 <w:szCs w:val="20"/>
               </w:rPr>
-              <w:t>5</w:t>
-            </w:r>
-            <w:r>
-              <w:rPr>
-                <w:rFonts w:ascii="Times New Roman" w:eastAsia="Calibri" w:hAnsi="Times New Roman" w:cs="Times New Roman"/>
-                <w:sz w:val="20"/>
-                <w:szCs w:val="20"/>
-              </w:rPr>
-              <w:t>7</w:t>
+              <w:t>57</w:t>
             </w:r>
           </w:p>
         </w:tc>
@@ -18640,15 +17264,7 @@
                 <w:sz w:val="20"/>
                 <w:szCs w:val="20"/>
               </w:rPr>
-              <w:t>5</w:t>
-            </w:r>
-            <w:r>
-              <w:rPr>
-                <w:rFonts w:ascii="Times New Roman" w:eastAsia="Calibri" w:hAnsi="Times New Roman" w:cs="Times New Roman"/>
-                <w:sz w:val="20"/>
-                <w:szCs w:val="20"/>
-              </w:rPr>
-              <w:t>8</w:t>
+              <w:t>58</w:t>
             </w:r>
           </w:p>
         </w:tc>
@@ -19705,19 +18321,7 @@
         <w:rPr>
           <w:rFonts w:ascii="Times New Roman" w:eastAsia="Arial" w:hAnsi="Times New Roman" w:cs="Times New Roman"/>
         </w:rPr>
-        <w:t>{{</w:t>
-      </w:r>
-      <w:r>
-        <w:rPr>
-          <w:rFonts w:ascii="Times New Roman" w:eastAsia="Arial" w:hAnsi="Times New Roman" w:cs="Times New Roman"/>
-        </w:rPr>
-        <w:t>CONSELHO_RT</w:t>
-      </w:r>
-      <w:r>
-        <w:rPr>
-          <w:rFonts w:ascii="Times New Roman" w:eastAsia="Arial" w:hAnsi="Times New Roman" w:cs="Times New Roman"/>
-        </w:rPr>
-        <w:t>}}</w:t>
+        <w:t>{{CONSELHO_RT_DOCUMENTO}}</w:t>
       </w:r>
     </w:p>
     <w:sectPr>
@@ -20114,7 +18718,27 @@
         <w:sz w:val="20"/>
         <w:szCs w:val="20"/>
       </w:rPr>
-      <w:t>Relatório de estágio supervisionado 2026.1 - Biomedicina Uni9</w:t>
+      <w:t>Relatório de estágio supervisionado 2026.</w:t>
+    </w:r>
+    <w:r>
+      <w:rPr>
+        <w:rFonts w:ascii="Times New Roman" w:hAnsi="Times New Roman" w:cs="Times New Roman"/>
+        <w:i/>
+        <w:iCs/>
+        <w:sz w:val="20"/>
+        <w:szCs w:val="20"/>
+      </w:rPr>
+      <w:t>2</w:t>
+    </w:r>
+    <w:r>
+      <w:rPr>
+        <w:rFonts w:ascii="Times New Roman" w:hAnsi="Times New Roman" w:cs="Times New Roman"/>
+        <w:i/>
+        <w:iCs/>
+        <w:sz w:val="20"/>
+        <w:szCs w:val="20"/>
+      </w:rPr>
+      <w:t xml:space="preserve"> - Biomedicina Uni9</w:t>
     </w:r>
   </w:p>
 </w:hdr>
@@ -20149,7 +18773,25 @@
         <w:sz w:val="20"/>
         <w:szCs w:val="20"/>
       </w:rPr>
-      <w:t>de estágio supervisionado 2026.1 - Biomedicina Uni9</w:t>
+      <w:t>de estágio supervisionado 2026.</w:t>
+    </w:r>
+    <w:r>
+      <w:rPr>
+        <w:i/>
+        <w:iCs/>
+        <w:sz w:val="20"/>
+        <w:szCs w:val="20"/>
+      </w:rPr>
+      <w:t>2</w:t>
+    </w:r>
+    <w:r>
+      <w:rPr>
+        <w:i/>
+        <w:iCs/>
+        <w:sz w:val="20"/>
+        <w:szCs w:val="20"/>
+      </w:rPr>
+      <w:t xml:space="preserve"> - Biomedicina Uni9</w:t>
     </w:r>
   </w:p>
 </w:hdr>
@@ -20184,7 +18826,25 @@
         <w:sz w:val="20"/>
         <w:szCs w:val="20"/>
       </w:rPr>
-      <w:t>de estágio supervisionado 2026.1 - Biomedicina Uni9</w:t>
+      <w:t>de estágio supervisionado 2026.</w:t>
+    </w:r>
+    <w:r>
+      <w:rPr>
+        <w:i/>
+        <w:iCs/>
+        <w:sz w:val="20"/>
+        <w:szCs w:val="20"/>
+      </w:rPr>
+      <w:t>2</w:t>
+    </w:r>
+    <w:r>
+      <w:rPr>
+        <w:i/>
+        <w:iCs/>
+        <w:sz w:val="20"/>
+        <w:szCs w:val="20"/>
+      </w:rPr>
+      <w:t xml:space="preserve"> - Biomedicina Uni9</w:t>
     </w:r>
   </w:p>
 </w:hdr>
